--- a/docs/Script_Mardy.docx
+++ b/docs/Script_Mardy.docx
@@ -7,7 +7,7 @@
         <w:pStyle w:val="Heading1"/>
       </w:pPr>
       <w:r>
-        <w:t>Sales Trend Analysis — Group Discussion Script</w:t>
+        <w:t>Sales Trend Analysis — Recording Script</w:t>
       </w:r>
     </w:p>
     <w:p>
@@ -29,16 +29,7 @@
         <w:t>Mardy's part.</w:t>
       </w:r>
       <w:r>
-        <w:t xml:space="preserve"> A recording script for three speakers who record </w:t>
-      </w:r>
-      <w:r>
-        <w:rPr>
-          <w:b/>
-        </w:rPr>
-        <w:t>separately</w:t>
-      </w:r>
-      <w:r>
-        <w:t>, in their own time and place, with the leader editing the clips together afterwards.</w:t>
+        <w:t xml:space="preserve"> Each speaker records their own part straight through, in their own time and place. Nobody waits for a cue, nobody answers anybody, and nobody states a role — each part simply continues the explanation where the last one stopped. Alber joins them in order afterwards.</w:t>
       </w:r>
     </w:p>
     <w:tbl>
@@ -50,14 +41,33 @@
         <w:tblLook w:firstColumn="1" w:firstRow="1" w:lastColumn="0" w:lastRow="0" w:noHBand="0" w:noVBand="1" w:val="04A0"/>
       </w:tblPr>
       <w:tblGrid>
-        <w:gridCol w:w="3120"/>
-        <w:gridCol w:w="3120"/>
-        <w:gridCol w:w="3120"/>
+        <w:gridCol w:w="2340"/>
+        <w:gridCol w:w="2340"/>
+        <w:gridCol w:w="2340"/>
+        <w:gridCol w:w="2340"/>
       </w:tblGrid>
       <w:tr>
         <w:tc>
           <w:tcPr>
-            <w:tcW w:type="dxa" w:w="3120"/>
+            <w:tcW w:type="dxa" w:w="2340"/>
+          </w:tcPr>
+          <w:p>
+            <w:r>
+              <w:rPr>
+                <w:b/>
+              </w:rPr>
+            </w:r>
+            <w:r>
+              <w:rPr>
+                <w:b/>
+              </w:rPr>
+              <w:t>Part</w:t>
+            </w:r>
+          </w:p>
+        </w:tc>
+        <w:tc>
+          <w:tcPr>
+            <w:tcW w:type="dxa" w:w="2340"/>
           </w:tcPr>
           <w:p>
             <w:r>
@@ -75,7 +85,7 @@
         </w:tc>
         <w:tc>
           <w:tcPr>
-            <w:tcW w:type="dxa" w:w="3120"/>
+            <w:tcW w:type="dxa" w:w="2340"/>
           </w:tcPr>
           <w:p>
             <w:r>
@@ -87,13 +97,13 @@
               <w:rPr>
                 <w:b/>
               </w:rPr>
-              <w:t>Role from the brief</w:t>
+              <w:t>Covers</w:t>
             </w:r>
           </w:p>
         </w:tc>
         <w:tc>
           <w:tcPr>
-            <w:tcW w:type="dxa" w:w="3120"/>
+            <w:tcW w:type="dxa" w:w="2340"/>
           </w:tcPr>
           <w:p>
             <w:r>
@@ -105,7 +115,7 @@
               <w:rPr>
                 <w:b/>
               </w:rPr>
-              <w:t>Records</w:t>
+              <w:t>Approx</w:t>
             </w:r>
           </w:p>
         </w:tc>
@@ -113,29 +123,7 @@
       <w:tr>
         <w:tc>
           <w:tcPr>
-            <w:tcW w:type="dxa" w:w="3120"/>
-          </w:tcPr>
-          <w:p>
-            <w:pPr>
-              <w:spacing w:line="240" w:lineRule="auto"/>
-            </w:pPr>
-            <w:r>
-              <w:rPr>
-                <w:sz w:val="18"/>
-              </w:rPr>
-            </w:r>
-            <w:r>
-              <w:rPr>
-                <w:b/>
-                <w:sz w:val="18"/>
-              </w:rPr>
-              <w:t>Alber</w:t>
-            </w:r>
-          </w:p>
-        </w:tc>
-        <w:tc>
-          <w:tcPr>
-            <w:tcW w:type="dxa" w:w="3120"/>
+            <w:tcW w:type="dxa" w:w="2340"/>
           </w:tcPr>
           <w:p>
             <w:pPr>
@@ -150,13 +138,13 @@
               <w:rPr>
                 <w:sz w:val="18"/>
               </w:rPr>
-              <w:t>Project Lead / Analyst</w:t>
+              <w:t>1</w:t>
             </w:r>
           </w:p>
         </w:tc>
         <w:tc>
           <w:tcPr>
-            <w:tcW w:type="dxa" w:w="3120"/>
+            <w:tcW w:type="dxa" w:w="2340"/>
           </w:tcPr>
           <w:p>
             <w:pPr>
@@ -171,37 +159,13 @@
               <w:rPr>
                 <w:sz w:val="18"/>
               </w:rPr>
-              <w:t>Clips A1–A5 — opening, the business problem, recommendations, closing</w:t>
-            </w:r>
-          </w:p>
-        </w:tc>
-      </w:tr>
-      <w:tr>
-        <w:tc>
-          <w:tcPr>
-            <w:tcW w:type="dxa" w:w="3120"/>
-          </w:tcPr>
-          <w:p>
-            <w:pPr>
-              <w:spacing w:line="240" w:lineRule="auto"/>
-            </w:pPr>
-            <w:r>
-              <w:rPr>
-                <w:sz w:val="18"/>
-              </w:rPr>
-            </w:r>
-            <w:r>
-              <w:rPr>
-                <w:b/>
-                <w:sz w:val="18"/>
-              </w:rPr>
-              <w:t>Julebeth</w:t>
+              <w:t>Alber</w:t>
             </w:r>
           </w:p>
         </w:tc>
         <w:tc>
           <w:tcPr>
-            <w:tcW w:type="dxa" w:w="3120"/>
+            <w:tcW w:type="dxa" w:w="2340"/>
           </w:tcPr>
           <w:p>
             <w:pPr>
@@ -216,13 +180,13 @@
               <w:rPr>
                 <w:sz w:val="18"/>
               </w:rPr>
-              <w:t>Data Engineer</w:t>
+              <w:t>Opening; the business problem and the three questions</w:t>
             </w:r>
           </w:p>
         </w:tc>
         <w:tc>
           <w:tcPr>
-            <w:tcW w:type="dxa" w:w="3120"/>
+            <w:tcW w:type="dxa" w:w="2340"/>
           </w:tcPr>
           <w:p>
             <w:pPr>
@@ -237,7 +201,7 @@
               <w:rPr>
                 <w:sz w:val="18"/>
               </w:rPr>
-              <w:t>Clips B1–B5 — the dataset, the database, the workbook, the correction</w:t>
+              <w:t>3:00</w:t>
             </w:r>
           </w:p>
         </w:tc>
@@ -245,29 +209,7 @@
       <w:tr>
         <w:tc>
           <w:tcPr>
-            <w:tcW w:type="dxa" w:w="3120"/>
-          </w:tcPr>
-          <w:p>
-            <w:pPr>
-              <w:spacing w:line="240" w:lineRule="auto"/>
-            </w:pPr>
-            <w:r>
-              <w:rPr>
-                <w:sz w:val="18"/>
-              </w:rPr>
-            </w:r>
-            <w:r>
-              <w:rPr>
-                <w:b/>
-                <w:sz w:val="18"/>
-              </w:rPr>
-              <w:t>Mardy</w:t>
-            </w:r>
-          </w:p>
-        </w:tc>
-        <w:tc>
-          <w:tcPr>
-            <w:tcW w:type="dxa" w:w="3120"/>
+            <w:tcW w:type="dxa" w:w="2340"/>
           </w:tcPr>
           <w:p>
             <w:pPr>
@@ -282,13 +224,13 @@
               <w:rPr>
                 <w:sz w:val="18"/>
               </w:rPr>
-              <w:t>Statistician / Modeler</w:t>
+              <w:t>2</w:t>
             </w:r>
           </w:p>
         </w:tc>
         <w:tc>
           <w:tcPr>
-            <w:tcW w:type="dxa" w:w="3120"/>
+            <w:tcW w:type="dxa" w:w="2340"/>
           </w:tcPr>
           <w:p>
             <w:pPr>
@@ -303,7 +245,221 @@
               <w:rPr>
                 <w:sz w:val="18"/>
               </w:rPr>
-              <w:t>Clips C1–C6 — the queries, statistics, regression, forecasting</w:t>
+              <w:t>Julebeth</w:t>
+            </w:r>
+          </w:p>
+        </w:tc>
+        <w:tc>
+          <w:tcPr>
+            <w:tcW w:type="dxa" w:w="2340"/>
+          </w:tcPr>
+          <w:p>
+            <w:pPr>
+              <w:spacing w:line="240" w:lineRule="auto"/>
+            </w:pPr>
+            <w:r>
+              <w:rPr>
+                <w:sz w:val="18"/>
+              </w:rPr>
+            </w:r>
+            <w:r>
+              <w:rPr>
+                <w:sz w:val="18"/>
+              </w:rPr>
+              <w:t>Checkpoint 1 — the dataset, the database, the eight queries and what they found</w:t>
+            </w:r>
+          </w:p>
+        </w:tc>
+        <w:tc>
+          <w:tcPr>
+            <w:tcW w:type="dxa" w:w="2340"/>
+          </w:tcPr>
+          <w:p>
+            <w:pPr>
+              <w:spacing w:line="240" w:lineRule="auto"/>
+            </w:pPr>
+            <w:r>
+              <w:rPr>
+                <w:sz w:val="18"/>
+              </w:rPr>
+            </w:r>
+            <w:r>
+              <w:rPr>
+                <w:sz w:val="18"/>
+              </w:rPr>
+              <w:t>7:30</w:t>
+            </w:r>
+          </w:p>
+        </w:tc>
+      </w:tr>
+      <w:tr>
+        <w:tc>
+          <w:tcPr>
+            <w:tcW w:type="dxa" w:w="2340"/>
+          </w:tcPr>
+          <w:p>
+            <w:pPr>
+              <w:spacing w:line="240" w:lineRule="auto"/>
+            </w:pPr>
+            <w:r>
+              <w:rPr>
+                <w:sz w:val="18"/>
+              </w:rPr>
+            </w:r>
+            <w:r>
+              <w:rPr>
+                <w:sz w:val="18"/>
+              </w:rPr>
+              <w:t>3</w:t>
+            </w:r>
+          </w:p>
+        </w:tc>
+        <w:tc>
+          <w:tcPr>
+            <w:tcW w:type="dxa" w:w="2340"/>
+          </w:tcPr>
+          <w:p>
+            <w:pPr>
+              <w:spacing w:line="240" w:lineRule="auto"/>
+            </w:pPr>
+            <w:r>
+              <w:rPr>
+                <w:sz w:val="18"/>
+              </w:rPr>
+            </w:r>
+            <w:r>
+              <w:rPr>
+                <w:sz w:val="18"/>
+              </w:rPr>
+              <w:t>Mardy</w:t>
+            </w:r>
+          </w:p>
+        </w:tc>
+        <w:tc>
+          <w:tcPr>
+            <w:tcW w:type="dxa" w:w="2340"/>
+          </w:tcPr>
+          <w:p>
+            <w:pPr>
+              <w:spacing w:line="240" w:lineRule="auto"/>
+            </w:pPr>
+            <w:r>
+              <w:rPr>
+                <w:sz w:val="18"/>
+              </w:rPr>
+            </w:r>
+            <w:r>
+              <w:rPr>
+                <w:sz w:val="18"/>
+              </w:rPr>
+              <w:t>Checkpoint 2 — the workbook, statistics, regression, the forecast, and the correction</w:t>
+            </w:r>
+          </w:p>
+        </w:tc>
+        <w:tc>
+          <w:tcPr>
+            <w:tcW w:type="dxa" w:w="2340"/>
+          </w:tcPr>
+          <w:p>
+            <w:pPr>
+              <w:spacing w:line="240" w:lineRule="auto"/>
+            </w:pPr>
+            <w:r>
+              <w:rPr>
+                <w:sz w:val="18"/>
+              </w:rPr>
+            </w:r>
+            <w:r>
+              <w:rPr>
+                <w:sz w:val="18"/>
+              </w:rPr>
+              <w:t>10:00</w:t>
+            </w:r>
+          </w:p>
+        </w:tc>
+      </w:tr>
+      <w:tr>
+        <w:tc>
+          <w:tcPr>
+            <w:tcW w:type="dxa" w:w="2340"/>
+          </w:tcPr>
+          <w:p>
+            <w:pPr>
+              <w:spacing w:line="240" w:lineRule="auto"/>
+            </w:pPr>
+            <w:r>
+              <w:rPr>
+                <w:sz w:val="18"/>
+              </w:rPr>
+            </w:r>
+            <w:r>
+              <w:rPr>
+                <w:sz w:val="18"/>
+              </w:rPr>
+              <w:t>4</w:t>
+            </w:r>
+          </w:p>
+        </w:tc>
+        <w:tc>
+          <w:tcPr>
+            <w:tcW w:type="dxa" w:w="2340"/>
+          </w:tcPr>
+          <w:p>
+            <w:pPr>
+              <w:spacing w:line="240" w:lineRule="auto"/>
+            </w:pPr>
+            <w:r>
+              <w:rPr>
+                <w:sz w:val="18"/>
+              </w:rPr>
+            </w:r>
+            <w:r>
+              <w:rPr>
+                <w:sz w:val="18"/>
+              </w:rPr>
+              <w:t>Alber</w:t>
+            </w:r>
+          </w:p>
+        </w:tc>
+        <w:tc>
+          <w:tcPr>
+            <w:tcW w:type="dxa" w:w="2340"/>
+          </w:tcPr>
+          <w:p>
+            <w:pPr>
+              <w:spacing w:line="240" w:lineRule="auto"/>
+            </w:pPr>
+            <w:r>
+              <w:rPr>
+                <w:sz w:val="18"/>
+              </w:rPr>
+            </w:r>
+            <w:r>
+              <w:rPr>
+                <w:sz w:val="18"/>
+              </w:rPr>
+              <w:t>What it means for the business, the limitations, and the close</w:t>
+            </w:r>
+          </w:p>
+        </w:tc>
+        <w:tc>
+          <w:tcPr>
+            <w:tcW w:type="dxa" w:w="2340"/>
+          </w:tcPr>
+          <w:p>
+            <w:pPr>
+              <w:spacing w:line="240" w:lineRule="auto"/>
+            </w:pPr>
+            <w:r>
+              <w:rPr>
+                <w:sz w:val="18"/>
+              </w:rPr>
+            </w:r>
+            <w:r>
+              <w:rPr>
+                <w:sz w:val="18"/>
+              </w:rPr>
+              <w:t>2:30</w:t>
             </w:r>
           </w:p>
         </w:tc>
@@ -320,21 +476,21 @@
           <w:color w:val="7B8994"/>
           <w:sz w:val="20"/>
         </w:rPr>
-        <w:t>Table 1. Sales Trend Analysis — Group Discussion Script</w:t>
+        <w:t>Table 1. Sales Trend Analysis — Recording Script</w:t>
       </w:r>
     </w:p>
     <w:p>
       <w:r>
-        <w:t xml:space="preserve">Total runtime is roughly </w:t>
+        <w:t xml:space="preserve">Roughly </w:t>
       </w:r>
       <w:r>
         <w:rPr>
           <w:b/>
         </w:rPr>
-        <w:t>17 minutes</w:t>
+        <w:t>23 minutes</w:t>
       </w:r>
       <w:r>
-        <w:t xml:space="preserve"> assembled.</w:t>
+        <w:t xml:space="preserve"> assembled. If you were given a time limit shorter than that, the two places to cut are the descriptive statistics and the correlation in Part 3 — each survives as two sentences. Do not cut a whole task; the brief's tasks are what is being marked.</w:t>
       </w:r>
     </w:p>
     <w:p>
@@ -383,7 +539,7 @@
     </w:p>
     <w:p>
       <w:r>
-        <w:t xml:space="preserve">The practical test: read a clip's beats, close the script, and say the same thing in your own words. If you cannot say it without looking, you do not understand it yet — and Section 1.4 lets the instructor ask </w:t>
+        <w:t xml:space="preserve">The practical test: read a section's beats, close the script, and say the same thing in your own words. If you cannot say it without looking, you do not understand it yet — and Section 1.4 lets the instructor ask </w:t>
       </w:r>
       <w:r>
         <w:rPr>
@@ -406,7 +562,7 @@
     </w:p>
     <w:p>
       <w:r>
-        <w:t>Every figure quoted here has been checked against the database. If you are asked where a number comes from, the answer is always a specific query or a specific worksheet cell, and those are named beside each clip.</w:t>
+        <w:t>Every figure quoted here has been checked against the database. If you are asked where a number comes from, the answer is always a specific query or a specific worksheet cell, and those are named beside each section.</w:t>
       </w:r>
     </w:p>
     <w:p>
@@ -419,43 +575,7 @@
         <w:pStyle w:val="Heading2"/>
       </w:pPr>
       <w:r>
-        <w:t>How this works when you record separately</w:t>
-      </w:r>
-    </w:p>
-    <w:p>
-      <w:r>
-        <w:t xml:space="preserve">Because nobody is in the room with you, there is no back-and-forth to react to. Every clip below is therefore </w:t>
-      </w:r>
-      <w:r>
-        <w:rPr>
-          <w:b/>
-        </w:rPr>
-        <w:t>self-contained</w:t>
-      </w:r>
-      <w:r>
-        <w:t>: you never wait for a cue, and you never answer a question someone else has to have asked first.</w:t>
-      </w:r>
-    </w:p>
-    <w:p>
-      <w:r>
-        <w:t xml:space="preserve">What holds the recording together instead is the </w:t>
-      </w:r>
-      <w:r>
-        <w:rPr>
-          <w:b/>
-        </w:rPr>
-        <w:t>handoff</w:t>
-      </w:r>
-      <w:r>
-        <w:t>. Each clip ends by naming what comes next and who takes it, and the next clip opens by picking that thread up. Say those lines even though they feel odd alone in a room — they are what turns five separate recordings into one discussion instead of five disconnected reports. They are the single most important thing on the page.</w:t>
-      </w:r>
-    </w:p>
-    <w:p>
-      <w:pPr>
-        <w:pStyle w:val="Heading3"/>
-      </w:pPr>
-      <w:r>
-        <w:t>Rules for every clip</w:t>
+        <w:t>How to record your part</w:t>
       </w:r>
     </w:p>
     <w:p>
@@ -463,10 +583,10 @@
         <w:rPr>
           <w:b/>
         </w:rPr>
-        <w:t>Name yourself in your first clip.</w:t>
+        <w:t>Say your name once, at the very start of your part.</w:t>
       </w:r>
       <w:r>
-        <w:t xml:space="preserve"> "I'm Julebeth, I handled the data and the database." Your instructor is matching a voice to a name for a mark under Section 1.4. Do not make them guess, and do not assume the video shows your face.</w:t>
+        <w:t xml:space="preserve"> Just the name — your instructor is matching a voice to a name for a mark under Section 1.4, and the video may not show your face. Then go straight into the material.</w:t>
       </w:r>
     </w:p>
     <w:p>
@@ -474,10 +594,10 @@
         <w:rPr>
           <w:b/>
         </w:rPr>
-        <w:t>Say the clip ID before you start speaking.</w:t>
+        <w:t>Record straight through.</w:t>
       </w:r>
       <w:r>
-        <w:t xml:space="preserve"> "Clip B2, take 1." Alber cuts that off in the edit, but without it he is identifying twenty files by ear.</w:t>
+        <w:t xml:space="preserve"> Your part is one continuous explanation. If you stumble, do not stop the recording: pause, take a breath, and repeat that sentence from the beginning. Alber cuts the repeat out. Restarting from the top every time you fluff a word is how a twenty-minute job becomes an evening.</w:t>
       </w:r>
     </w:p>
     <w:p>
@@ -485,21 +605,10 @@
         <w:rPr>
           <w:b/>
         </w:rPr>
-        <w:t>Leave two seconds of silence at the start and end of every clip.</w:t>
+        <w:t>Leave two seconds of silence at the start and the end.</w:t>
       </w:r>
       <w:r>
-        <w:t xml:space="preserve"> Speak the ID, pause, then begin. At the end, stop talking and let it run for two seconds before you stop recording. Cuts made against silence are clean; cuts made against a breath are not.</w:t>
-      </w:r>
-    </w:p>
-    <w:p>
-      <w:r>
-        <w:rPr>
-          <w:b/>
-        </w:rPr>
-        <w:t>Record each clip as its own file.</w:t>
-      </w:r>
-      <w:r>
-        <w:t xml:space="preserve"> Do not record all of yours in one long take. A re-take should cost you ninety seconds, not the whole afternoon.</w:t>
+        <w:t xml:space="preserve"> Press record, wait, then speak. At the end, stop talking and let it run for two seconds before you stop recording. Cuts made against silence are clean; cuts made against a breath are not.</w:t>
       </w:r>
     </w:p>
     <w:p>
@@ -518,21 +627,10 @@
         <w:rPr>
           <w:b/>
         </w:rPr>
-        <w:t>Name your files by clip ID:</w:t>
+        <w:t>Have your exhibits open before you press record</w:t>
       </w:r>
       <w:r>
-        <w:t xml:space="preserve"> </w:t>
-      </w:r>
-      <w:r>
-        <w:rPr>
-          <w:rFonts w:ascii="Consolas" w:hAnsi="Consolas"/>
-          <w:color w:val="2F6F9F"/>
-          <w:sz w:val="18"/>
-        </w:rPr>
-        <w:t>B2_database_take2.mp4</w:t>
-      </w:r>
-      <w:r>
-        <w:t>. Send Alber the takes you want used, not every take you shot.</w:t>
+        <w:t>, in the order the script lists them, so you are not hunting for a window mid-sentence.</w:t>
       </w:r>
     </w:p>
     <w:p>
@@ -543,7 +641,7 @@
         <w:t>Agree three settings before anyone records:</w:t>
       </w:r>
       <w:r>
-        <w:t xml:space="preserve"> screen resolution (1920 × 1080 is the safe choice), video format, and roughly how close you sit to the mic. Three clips recorded at three different volumes is the one problem that is genuinely annoying to fix in the edit.</w:t>
+        <w:t xml:space="preserve"> screen resolution (1920 × 1080 is the safe choice), video format, and roughly how close you sit to the mic. Three parts recorded at three different volumes is the one problem that is genuinely annoying to fix afterwards.</w:t>
       </w:r>
     </w:p>
     <w:p>
@@ -554,20 +652,29 @@
         <w:t>Do a thirty-second test first.</w:t>
       </w:r>
       <w:r>
-        <w:t xml:space="preserve"> Record, play it back, and check three things: your voice is audible, the on-screen text is legible at that resolution, and no fan or echo is drowning you. Fixing this after you have recorded everything is the most common way groups lose an evening.</w:t>
-      </w:r>
-    </w:p>
-    <w:p>
-      <w:pPr>
-        <w:pStyle w:val="Heading3"/>
-      </w:pPr>
-      <w:r>
-        <w:t>If a clip mentions something you did not do</w:t>
+        <w:t xml:space="preserve"> Record, play it back, and check three things: your voice is audible, the on-screen text is legible at that resolution, and no fan or echo is drowning you. Finding this out after you have recorded everything is the most common way groups lose an evening.</w:t>
       </w:r>
     </w:p>
     <w:p>
       <w:r>
-        <w:t>Each speaker's clips cover that speaker's own work, so this should not arise. Where a clip refers to another person's area, it does so in one sentence as a handoff — "the statistics side is Mardy's, and he takes it next" — which is true and which you can say honestly.</w:t>
+        <w:rPr>
+          <w:b/>
+        </w:rPr>
+        <w:t>Name your file by part number</w:t>
+      </w:r>
+      <w:r>
+        <w:t xml:space="preserve"> — </w:t>
+      </w:r>
+      <w:r>
+        <w:rPr>
+          <w:rFonts w:ascii="Consolas" w:hAnsi="Consolas"/>
+          <w:color w:val="2F6F9F"/>
+          <w:sz w:val="18"/>
+        </w:rPr>
+        <w:t>Part2_Julebeth.mp4</w:t>
+      </w:r>
+      <w:r>
+        <w:t xml:space="preserve"> — and send Alber the take you want used, not every take you shot.</w:t>
       </w:r>
     </w:p>
     <w:p>
@@ -580,12 +687,15 @@
         <w:pStyle w:val="Heading1"/>
       </w:pPr>
       <w:r>
-        <w:t>Part C — Mardy</w:t>
+        <w:t>Part 3 — Mardy</w:t>
       </w:r>
     </w:p>
     <w:p>
       <w:r>
-        <w:t>Statistician / Modeler. Six clips: the queries, then one clip per Checkpoint 2 task, then a Q&amp;A block. Yours is the largest share, and clips C4 and C5 are the two that carry the topic — give those the most rehearsal.</w:t>
+        <w:rPr>
+          <w:i/>
+        </w:rPr>
+        <w:t>About 10 minutes. Record straight through — six topics, one continuous talk. This is the longest part, so if you need a breath between sections, pause rather than restarting.</w:t>
       </w:r>
     </w:p>
     <w:p>
@@ -593,7 +703,7 @@
         <w:pStyle w:val="Heading2"/>
       </w:pPr>
       <w:r>
-        <w:t>Clip C1 — The eight queries</w:t>
+        <w:t>The workbook</w:t>
       </w:r>
     </w:p>
     <w:p>
@@ -601,23 +711,12 @@
         <w:rPr>
           <w:i/>
         </w:rPr>
-        <w:t>Task 1.4 · about 3 minutes · on screen: Q3, Q5 and Q8 screenshots</w:t>
+        <w:t>Task 2.1 · on screen: Cleaned Data, then a PivotChart</w:t>
       </w:r>
     </w:p>
     <w:p>
       <w:r>
-        <w:rPr>
-          <w:b/>
-        </w:rPr>
-        <w:t>Open with:</w:t>
-      </w:r>
-      <w:r>
-        <w:t xml:space="preserve"> your name and role — "I'm Mardy, I wrote the queries and did the statistical work" — then pick up Julebeth's thread: with the database built, here is what we asked it.</w:t>
-      </w:r>
-    </w:p>
-    <w:p>
-      <w:r>
-        <w:t>Beats:</w:t>
+        <w:t>Say your name, then pick the thread up: Checkpoint 2 uses the same dataset — the brief requires it — taken out of the database and into Excel.</w:t>
       </w:r>
     </w:p>
     <w:p>
@@ -625,7 +724,39 @@
         <w:pStyle w:val="ListBullet"/>
       </w:pPr>
       <w:r>
-        <w:t xml:space="preserve">Eight queries in four groups: two basic retrievals with </w:t>
+        <w:t xml:space="preserve">The workbook has </w:t>
+      </w:r>
+      <w:r>
+        <w:rPr>
+          <w:b/>
+        </w:rPr>
+        <w:t>thirteen sheets</w:t>
+      </w:r>
+    </w:p>
+    <w:p>
+      <w:pPr>
+        <w:pStyle w:val="ListBullet"/>
+      </w:pPr>
+      <w:r>
+        <w:t xml:space="preserve">The one design decision worth defending: </w:t>
+      </w:r>
+      <w:r>
+        <w:rPr>
+          <w:b/>
+        </w:rPr>
+        <w:t>everything is live formulas, not pasted values</w:t>
+      </w:r>
+      <w:r>
+        <w:t xml:space="preserve"> — around </w:t>
+      </w:r>
+      <w:r>
+        <w:rPr>
+          <w:b/>
+        </w:rPr>
+        <w:t>1,724</w:t>
+      </w:r>
+      <w:r>
+        <w:t xml:space="preserve"> of them. The cross-tabs are </w:t>
       </w:r>
       <w:r>
         <w:rPr>
@@ -633,7 +764,18 @@
           <w:color w:val="2F6F9F"/>
           <w:sz w:val="18"/>
         </w:rPr>
-        <w:t>WHERE</w:t>
+        <w:t>SUMIFS</w:t>
+      </w:r>
+      <w:r>
+        <w:t xml:space="preserve">, </w:t>
+      </w:r>
+      <w:r>
+        <w:rPr>
+          <w:rFonts w:ascii="Consolas" w:hAnsi="Consolas"/>
+          <w:color w:val="2F6F9F"/>
+          <w:sz w:val="18"/>
+        </w:rPr>
+        <w:t>COUNTIFS</w:t>
       </w:r>
       <w:r>
         <w:t xml:space="preserve"> and </w:t>
@@ -644,21 +786,10 @@
           <w:color w:val="2F6F9F"/>
           <w:sz w:val="18"/>
         </w:rPr>
-        <w:t>ORDER BY</w:t>
+        <w:t>AVERAGEIFS</w:t>
       </w:r>
       <w:r>
-        <w:t xml:space="preserve">, two aggregates with </w:t>
-      </w:r>
-      <w:r>
-        <w:rPr>
-          <w:rFonts w:ascii="Consolas" w:hAnsi="Consolas"/>
-          <w:color w:val="2F6F9F"/>
-          <w:sz w:val="18"/>
-        </w:rPr>
-        <w:t>GROUP BY</w:t>
-      </w:r>
-      <w:r>
-        <w:t>, two multi-table joins — ours join four tables each — and two business-insight queries</w:t>
+        <w:t xml:space="preserve"> against named ranges over the Cleaned Data sheet, so if a row changed, every statistic downstream would change with it. Pasted values would have looked identical and proved nothing</w:t>
       </w:r>
     </w:p>
     <w:p>
@@ -666,157 +797,30 @@
         <w:pStyle w:val="ListBullet"/>
       </w:pPr>
       <w:r>
-        <w:t>Skip the mechanics; go to what they found, which is four things</w:t>
-      </w:r>
-    </w:p>
-    <w:p>
-      <w:r>
-        <w:rPr>
-          <w:b/>
-        </w:rPr>
-        <w:t>Finding one — growth stopped in 2022, and in a specific way.</w:t>
-      </w:r>
-      <w:r>
-        <w:t xml:space="preserve"> Query 3 aggregates by year, but on a </w:t>
+        <w:t xml:space="preserve">Beyond the brief's minimum there are </w:t>
       </w:r>
       <w:r>
         <w:rPr>
           <w:b/>
         </w:rPr>
-        <w:t>per-month</w:t>
+        <w:t>three native PivotTables</w:t>
       </w:r>
       <w:r>
-        <w:t xml:space="preserve"> basis so the partial years cannot distort it. Revenue per month went </w:t>
+        <w:t>, each with a bound PivotChart, sharing one pivot cache. The brief asks for three pivot tables and three pivot charts, and the SUMIFS cross-tabs alone would have been arguable</w:t>
       </w:r>
+    </w:p>
+    <w:p>
+      <w:pPr>
+        <w:pStyle w:val="ListBullet"/>
+      </w:pPr>
       <w:r>
         <w:rPr>
           <w:b/>
         </w:rPr>
-        <w:t>92,934 in 2020 → 121,648 at the 2022 peak → 100,207 in 2024</w:t>
+        <w:t>Seven self-check formulas</w:t>
       </w:r>
       <w:r>
-        <w:t>. Meanwhile margin never left the 24-to-27% band and average order value never left the 5,008-to-5,444 band. That combination is the whole diagnosis: fewer orders, not cheaper or less profitable ones — which points at demand generation rather than at pricing.</w:t>
-      </w:r>
-    </w:p>
-    <w:p>
-      <w:r>
-        <w:rPr>
-          <w:b/>
-        </w:rPr>
-        <w:t>Finding two — one sub-category explains most of the gap.</w:t>
-      </w:r>
-      <w:r>
-        <w:t xml:space="preserve"> Queries 5 and 7 break the trend down. </w:t>
-      </w:r>
-      <w:r>
-        <w:rPr>
-          <w:b/>
-        </w:rPr>
-        <w:t>Printers lost 136,865 between 2023 and 2024, a 71.0% collapse</w:t>
-      </w:r>
-      <w:r>
-        <w:t xml:space="preserve"> — that single line item is over half the entire peak-to-2024 gap. Every Electronics sub-category fell, and the category as a whole is down </w:t>
-      </w:r>
-      <w:r>
-        <w:rPr>
-          <w:b/>
-        </w:rPr>
-        <w:t>40.8%</w:t>
-      </w:r>
-      <w:r>
-        <w:t xml:space="preserve">. Every Office Supplies sub-category grew; </w:t>
-      </w:r>
-      <w:r>
-        <w:rPr>
-          <w:b/>
-        </w:rPr>
-        <w:t>Paper is up 85,689, or 149.4%</w:t>
-      </w:r>
-      <w:r>
-        <w:t>.</w:t>
-      </w:r>
-    </w:p>
-    <w:p>
-      <w:r>
-        <w:t>Say why that matters: it is not a general slowdown. Two opposite trends are running at once, and the company-wide figure is their average, which describes neither. That is the single most useful thing Checkpoint 1 produced.</w:t>
-      </w:r>
-    </w:p>
-    <w:p>
-      <w:r>
-        <w:rPr>
-          <w:b/>
-        </w:rPr>
-        <w:t>Finding three — seasonality is category-specific.</w:t>
-      </w:r>
-      <w:r>
-        <w:t xml:space="preserve"> Queries 4 and 8. The blended figure says Q4 is the peak quarter. Split it out and Electronics actually peaks in </w:t>
-      </w:r>
-      <w:r>
-        <w:rPr>
-          <w:b/>
-        </w:rPr>
-        <w:t>Q2, at 30.79%</w:t>
-      </w:r>
-      <w:r>
-        <w:t xml:space="preserve"> of its annual revenue, while Furniture peaks in Q4 at </w:t>
-      </w:r>
-      <w:r>
-        <w:rPr>
-          <w:b/>
-        </w:rPr>
-        <w:t>30.84%</w:t>
-      </w:r>
-      <w:r>
-        <w:t xml:space="preserve"> and Office Supplies in Q4 at </w:t>
-      </w:r>
-      <w:r>
-        <w:rPr>
-          <w:b/>
-        </w:rPr>
-        <w:t>32.16%</w:t>
-      </w:r>
-      <w:r>
-        <w:t>. So a single blended planning curve is wrong for all three categories.</w:t>
-      </w:r>
-    </w:p>
-    <w:p>
-      <w:r>
-        <w:rPr>
-          <w:b/>
-        </w:rPr>
-        <w:t>Finding four — geography is not a factor.</w:t>
-      </w:r>
-      <w:r>
-        <w:t xml:space="preserve"> Query 6. Across five years, state revenue spans only </w:t>
-      </w:r>
-      <w:r>
-        <w:rPr>
-          <w:b/>
-        </w:rPr>
-        <w:t>28%</w:t>
-      </w:r>
-      <w:r>
-        <w:t xml:space="preserve"> between highest and lowest, with no state trending against the others. Not every finding has to be a discovery — this one tells the business where </w:t>
-      </w:r>
-      <w:r>
-        <w:rPr>
-          <w:i/>
-        </w:rPr>
-        <w:t>not</w:t>
-      </w:r>
-      <w:r>
-        <w:t xml:space="preserve"> to spend its analytical effort.</w:t>
-      </w:r>
-    </w:p>
-    <w:p>
-      <w:r>
-        <w:rPr>
-          <w:b/>
-        </w:rPr>
-        <w:t>Hand off with:</w:t>
-      </w:r>
-      <w:r>
-        <w:t xml:space="preserve"> "That was what happened. Checkpoint 2 asks how strong the evidence is — and it starts with the workbook Julebeth built."</w:t>
+        <w:t xml:space="preserve"> on the Read Me sheet. Each recomputes a headline figure by an independent route and prints OK or MISMATCH — the row count, the revenue total and the regression slope are all checked that way. If a cell is edited that should not have been, the workbook says so</w:t>
       </w:r>
     </w:p>
     <w:p>
@@ -824,7 +828,7 @@
         <w:pStyle w:val="Heading2"/>
       </w:pPr>
       <w:r>
-        <w:t>Clip C2 — Descriptive statistics</w:t>
+        <w:t>Descriptive statistics</w:t>
       </w:r>
     </w:p>
     <w:p>
@@ -832,23 +836,23 @@
         <w:rPr>
           <w:i/>
         </w:rPr>
-        <w:t>Task 2.2 · about 1.5 minutes · on screen: the Amount histogram</w:t>
+        <w:t>Task 2.2 · on screen: the Amount histogram</w:t>
       </w:r>
     </w:p>
     <w:p>
+      <w:pPr>
+        <w:pStyle w:val="ListBullet"/>
+      </w:pPr>
       <w:r>
-        <w:rPr>
-          <w:b/>
-        </w:rPr>
-        <w:t>Open with:</w:t>
-      </w:r>
-      <w:r>
-        <w:t xml:space="preserve"> what was measured — three numerical variables: Amount, Profit and Quantity, with mean, median, mode, standard deviation, variance, range, quartiles, IQR and coefficient of variation for each, plus a frequency distribution and a histogram.</w:t>
+        <w:t>Three numerical variables — Amount, Profit and Quantity — with mean, median, mode, standard deviation, variance, range, quartiles, IQR and coefficient of variation for each, plus a frequency distribution and a histogram</w:t>
       </w:r>
     </w:p>
     <w:p>
+      <w:pPr>
+        <w:pStyle w:val="ListBullet"/>
+      </w:pPr>
       <w:r>
-        <w:t>Then say that two things in there are worth attention and the rest is table-filling.</w:t>
+        <w:t>Say that two things in there are worth attention and the rest is table-filling</w:t>
       </w:r>
     </w:p>
     <w:p>
@@ -895,7 +899,7 @@
         <w:t>and</w:t>
       </w:r>
       <w:r>
-        <w:t xml:space="preserve"> asymmetric, with a long right tail of a few very profitable lines. Practically: a revenue target does not manage profit, because the two do not move together tightly enough for one to stand in for the other. That is the finding that changes what we recommend for the dashboard.</w:t>
+        <w:t xml:space="preserve"> asymmetric, with a long right tail of a few very profitable lines. Practically: a revenue target does not manage profit, because the two do not move together tightly enough for one to stand in for the other. That is the finding that shapes what the dashboard should be built on.</w:t>
       </w:r>
     </w:p>
     <w:p>
@@ -906,18 +910,7 @@
         <w:t>Two — the histogram is the real finding.</w:t>
       </w:r>
       <w:r>
-        <w:t xml:space="preserve"> Amount is distributed almost flat across its range. Real transaction values are right-skewed: many small sales, few large ones. A flat distribution is what a random number generator produces. So our own descriptive statistics independently confirm the synthetic-data conclusion from Checkpoint 1 — and we report that as evidence rather than hiding it.</w:t>
-      </w:r>
-    </w:p>
-    <w:p>
-      <w:r>
-        <w:rPr>
-          <w:b/>
-        </w:rPr>
-        <w:t>Hand off with:</w:t>
-      </w:r>
-      <w:r>
-        <w:t xml:space="preserve"> "Next, whether the variables actually move together."</w:t>
+        <w:t xml:space="preserve"> Amount is distributed almost flat across its range. Real transaction values are right-skewed: many small sales, few large ones. A flat distribution is what a random number generator produces. So the descriptive statistics independently confirm the synthetic-data conclusion from Checkpoint 1 — reported as evidence rather than hidden.</w:t>
       </w:r>
     </w:p>
     <w:p>
@@ -925,7 +918,7 @@
         <w:pStyle w:val="Heading2"/>
       </w:pPr>
       <w:r>
-        <w:t>Clip C3 — Correlation</w:t>
+        <w:t>Correlation</w:t>
       </w:r>
     </w:p>
     <w:p>
@@ -933,23 +926,15 @@
         <w:rPr>
           <w:i/>
         </w:rPr>
-        <w:t>Task 2.3 · about 1.5 minutes · on screen: both scatter plots</w:t>
+        <w:t>Task 2.3 · on screen: both scatter plots</w:t>
       </w:r>
     </w:p>
     <w:p>
+      <w:pPr>
+        <w:pStyle w:val="ListBullet"/>
+      </w:pPr>
       <w:r>
-        <w:rPr>
-          <w:b/>
-        </w:rPr>
-        <w:t>Open with:</w:t>
-      </w:r>
-      <w:r>
-        <w:t xml:space="preserve"> two required pairs plus a third for support — Pearson's r, with scatter plots and fitted trendlines.</w:t>
-      </w:r>
-    </w:p>
-    <w:p>
-      <w:r>
-        <w:t>Beats:</w:t>
+        <w:t>Two required pairs plus a third for support — Pearson's r, with scatter plots and fitted trendlines</w:t>
       </w:r>
     </w:p>
     <w:p>
@@ -989,13 +974,13 @@
         <w:t>Pair two — line quantity against line amount: r = 0.0446, p = 0.123.</w:t>
       </w:r>
       <w:r>
-        <w:t xml:space="preserve"> No relationship, and not statistically significant, so we cannot reject the null hypothesis that the true correlation is zero. Stress that this is a </w:t>
+        <w:t xml:space="preserve"> No relationship, and not statistically significant, so the null hypothesis that the true correlation is zero cannot be rejected. Stress that this is a </w:t>
       </w:r>
       <w:r>
         <w:rPr>
           <w:b/>
         </w:rPr>
-        <w:t>negative result we are keeping</w:t>
+        <w:t>negative result being kept</w:t>
       </w:r>
       <w:r>
         <w:t>, because it kills an obvious strategy: a "sell more units" target would not move revenue in this business. Price per line varies far more than units per line.</w:t>
@@ -1018,7 +1003,7 @@
         <w:t>46%</w:t>
       </w:r>
       <w:r>
-        <w:t xml:space="preserve"> of profit variation tracks revenue. Moderate, not strong — the same conclusion as the CV figures a moment ago, reached a different way.</w:t>
+        <w:t xml:space="preserve"> of profit variation tracks revenue. Moderate, not strong — the same conclusion as the coefficients of variation a moment ago, reached a different way.</w:t>
       </w:r>
     </w:p>
     <w:p>
@@ -1032,18 +1017,7 @@
         <w:t>correlation is not causation.</w:t>
       </w:r>
       <w:r>
-        <w:t xml:space="preserve"> Order count and revenue could both be driven by something else — market conditions, a campaign we cannot see in this data. What we can say is that the association is strong and consistent over 57 months, not that one causes the other.</w:t>
-      </w:r>
-    </w:p>
-    <w:p>
-      <w:r>
-        <w:rPr>
-          <w:b/>
-        </w:rPr>
-        <w:t>Hand off with:</w:t>
-      </w:r>
-      <w:r>
-        <w:t xml:space="preserve"> "The regression puts a number on that relationship."</w:t>
+        <w:t xml:space="preserve"> Order count and revenue could both be driven by something else — market conditions, a campaign not visible in this data. What can be said is that the association is strong and consistent over 57 months, not that one causes the other.</w:t>
       </w:r>
     </w:p>
     <w:p>
@@ -1051,7 +1025,7 @@
         <w:pStyle w:val="Heading2"/>
       </w:pPr>
       <w:r>
-        <w:t>Clip C4 — Regression</w:t>
+        <w:t>Regression</w:t>
       </w:r>
     </w:p>
     <w:p>
@@ -1059,18 +1033,15 @@
         <w:rPr>
           <w:i/>
         </w:rPr>
-        <w:t>Task 2.4 · about 2 minutes · on screen: the ToolPak output</w:t>
+        <w:t>Task 2.4 · on screen: the ToolPak output</w:t>
       </w:r>
     </w:p>
     <w:p>
+      <w:pPr>
+        <w:pStyle w:val="ListBullet"/>
+      </w:pPr>
       <w:r>
-        <w:rPr>
-          <w:b/>
-        </w:rPr>
-        <w:t>Open with:</w:t>
-      </w:r>
-      <w:r>
-        <w:t xml:space="preserve"> what was regressed — monthly revenue on monthly order count, over the 57 complete months.</w:t>
+        <w:t>Monthly revenue regressed on monthly order count, over the 57 complete months</w:t>
       </w:r>
     </w:p>
     <w:p>
@@ -1162,7 +1133,7 @@
         <w:t>The intercept, −1,353.65, is not meaningful.</w:t>
       </w:r>
       <w:r>
-        <w:t xml:space="preserve"> Zero orders cannot produce negative revenue. It is where the fitted line crosses the axis, extrapolated outside the range of the data, and we do not interpret it</w:t>
+        <w:t xml:space="preserve"> Zero orders cannot produce negative revenue. It is where the fitted line crosses the axis, extrapolated outside the range of the data, and it is not interpreted</w:t>
       </w:r>
     </w:p>
     <w:p>
@@ -1194,12 +1165,12 @@
         <w:t>257,297</w:t>
       </w:r>
       <w:r>
-        <w:t xml:space="preserve"> by an entirely different route — summing the actual category shortfalls. Two independent methods landing within 3% of each other is the strongest single piece of evidence in this project. Say that sentence deliberately; it is the high point.</w:t>
+        <w:t xml:space="preserve"> by an entirely different route — summing the actual category shortfalls. Two independent methods landing within 3% of each other is the strongest single piece of evidence in this project. Say that sentence deliberately; it is the high point of the whole recording.</w:t>
       </w:r>
     </w:p>
     <w:p>
       <w:r>
-        <w:t xml:space="preserve">Close with limitations — we list six; name the three that matter: single predictor, so it says nothing about </w:t>
+        <w:t xml:space="preserve">Close the section with limitations — six are listed; name the three that matter: single predictor, so it says nothing about </w:t>
       </w:r>
       <w:r>
         <w:rPr>
@@ -1212,22 +1183,11 @@
       </w:r>
     </w:p>
     <w:p>
-      <w:r>
-        <w:rPr>
-          <w:b/>
-        </w:rPr>
-        <w:t>Hand off with:</w:t>
-      </w:r>
-      <w:r>
-        <w:t xml:space="preserve"> "Last on the analysis: the trend itself, which is what our topic is actually about."</w:t>
-      </w:r>
-    </w:p>
-    <w:p>
       <w:pPr>
         <w:pStyle w:val="Heading2"/>
       </w:pPr>
       <w:r>
-        <w:t>Clip C5 — Trend and seasonality</w:t>
+        <w:t>Trend and seasonality</w:t>
       </w:r>
     </w:p>
     <w:p>
@@ -1235,28 +1195,12 @@
         <w:rPr>
           <w:i/>
         </w:rPr>
-        <w:t>Task 2.5 · about 2.5 minutes · on screen: Figure 2 with the shading, then the forecast chart</w:t>
+        <w:t>Task 2.5 · on screen: Figure 2 with the shading, then the forecast chart</w:t>
       </w:r>
     </w:p>
     <w:p>
       <w:r>
-        <w:t>This is the clip that carries the topic. Be precise about what you did and did not find, and do not rush the middle of it.</w:t>
-      </w:r>
-    </w:p>
-    <w:p>
-      <w:r>
-        <w:rPr>
-          <w:b/>
-        </w:rPr>
-        <w:t>Open with:</w:t>
-      </w:r>
-      <w:r>
-        <w:t xml:space="preserve"> "This is the part our topic is named after, so I want to be exact about it."</w:t>
-      </w:r>
-    </w:p>
-    <w:p>
-      <w:r>
-        <w:t>Beats:</w:t>
+        <w:t>This is the section the topic is named after. Be precise about what was and was not found, and do not rush the middle of it.</w:t>
       </w:r>
     </w:p>
     <w:p>
@@ -1314,7 +1258,7 @@
         <w:pStyle w:val="ListBullet"/>
       </w:pPr>
       <w:r>
-        <w:t xml:space="preserve">Then answer the obvious question yourself: </w:t>
+        <w:t xml:space="preserve">Then raise the obvious question and answer it: </w:t>
       </w:r>
       <w:r>
         <w:rPr>
@@ -1323,7 +1267,7 @@
         <w:t>so why is there no growth rate in the forecast?</w:t>
       </w:r>
       <w:r>
-        <w:t xml:space="preserve"> Because we tested for one and there is not a single one. We fitted a straight line across all 57 months and it explains </w:t>
+        <w:t xml:space="preserve"> Because one was tested for and there is not a single one. A straight line fitted across all 57 months explains </w:t>
       </w:r>
       <w:r>
         <w:rPr>
@@ -1332,7 +1276,7 @@
         <w:t>under 1% of the variation — R² = 0.0078, p = 0.515.</w:t>
       </w:r>
       <w:r>
-        <w:t xml:space="preserve"> We ran it on four different windows and got the same answer each time</w:t>
+        <w:t xml:space="preserve"> It was run on four different windows and gave the same answer each time</w:t>
       </w:r>
     </w:p>
     <w:p>
@@ -1358,7 +1302,7 @@
         <w:t>no single straight line fits both regimes</w:t>
       </w:r>
       <w:r>
-        <w:t>", which is exactly what you would expect from a series that rises and then flattens — the up-slope and the flat cancel out, and the average of the two is nearly horizontal. Reporting that honestly, and refusing to project a growth rate we cannot demonstrate, is the correct handling. Projecting one anyway would be inventing a number</w:t>
+        <w:t>", which is exactly what you would expect from a series that rises and then flattens — the up-slope and the flat cancel out, and the average of the two is nearly horizontal. Reporting that honestly, and refusing to project a growth rate that cannot be demonstrated, is the correct handling. Projecting one anyway would be inventing a number</w:t>
       </w:r>
     </w:p>
     <w:p>
@@ -1375,7 +1319,7 @@
         <w:t>level and seasonality</w:t>
       </w:r>
       <w:r>
-        <w:t xml:space="preserve"> instead. We computed monthly seasonal indices — </w:t>
+        <w:t xml:space="preserve"> instead. Monthly seasonal indices were computed — </w:t>
       </w:r>
       <w:r>
         <w:rPr>
@@ -1384,7 +1328,7 @@
         <w:t>January 0.679, October 1.229, December 1.273</w:t>
       </w:r>
       <w:r>
-        <w:t xml:space="preserve"> — and applied them to the recent level to project the six months from January to June 2025</w:t>
+        <w:t xml:space="preserve"> — and applied to the recent level to project the six months from January to June 2025</w:t>
       </w:r>
     </w:p>
     <w:p>
@@ -1397,7 +1341,7 @@
         <w:pStyle w:val="ListBullet"/>
       </w:pPr>
       <w:r>
-        <w:t xml:space="preserve">We held out the two months we could check and compared the seasonal forecast against a naive flat average. </w:t>
+        <w:t xml:space="preserve">The two months that could be checked were held out, and the seasonal forecast was compared against a naive flat average. </w:t>
       </w:r>
       <w:r>
         <w:rPr>
@@ -1424,7 +1368,7 @@
         <w:t>14.9%</w:t>
       </w:r>
       <w:r>
-        <w:t>. It ranks fifth of the eight methods we tested</w:t>
+        <w:t>. It ranks fifth of the eight methods tested</w:t>
       </w:r>
     </w:p>
     <w:p>
@@ -1438,7 +1382,7 @@
         <w:rPr>
           <w:b/>
         </w:rPr>
-        <w:t>January 2025 came in at 112,906 against our prediction of 68,853.</w:t>
+        <w:t>January 2025 came in at 112,906 against a prediction of 68,853.</w:t>
       </w:r>
       <w:r>
         <w:t xml:space="preserve"> January's index says January is the weakest month of the year, and this January was not</w:t>
@@ -1458,7 +1402,316 @@
         <w:t>why keep the method, then?</w:t>
       </w:r>
       <w:r>
-        <w:t xml:space="preserve"> Because switching on the strength of two observations is overfitting the holdout — you would be choosing the model that happened to win on a two-month sample, which is not evidence. We report the result, we keep the method, and we say plainly that our forecast reliability over this horizon is weak. The reliability discussion the brief asks for is not a formality here: we measured our own error and it is 22.7%</w:t>
+        <w:t xml:space="preserve"> Because switching on the strength of two observations is overfitting the holdout — you would be choosing the model that happened to win on a two-month sample, which is not evidence. The result is reported, the method is kept, and the forecast's reliability over this horizon is stated plainly as weak. The reliability discussion the brief asks for is not a formality here: the error was measured, and it is 22.7%</w:t>
+      </w:r>
+    </w:p>
+    <w:p>
+      <w:pPr>
+        <w:pStyle w:val="Heading2"/>
+      </w:pPr>
+      <w:r>
+        <w:t>The correction</w:t>
+      </w:r>
+    </w:p>
+    <w:p>
+      <w:r>
+        <w:rPr>
+          <w:i/>
+        </w:rPr>
+        <w:t>On screen: the correction table from the Checkpoint 2 report</w:t>
+      </w:r>
+    </w:p>
+    <w:p>
+      <w:r>
+        <w:t>This section exists because volunteering an error is worth more than having it found. Do not soften it.</w:t>
+      </w:r>
+    </w:p>
+    <w:p>
+      <w:pPr>
+        <w:pStyle w:val="ListBullet"/>
+      </w:pPr>
+      <w:r>
+        <w:t xml:space="preserve">Building the Checkpoint 2 monthly series exposed an </w:t>
+      </w:r>
+      <w:r>
+        <w:rPr>
+          <w:b/>
+        </w:rPr>
+        <w:t>error in our own Checkpoint 1</w:t>
+      </w:r>
+    </w:p>
+    <w:p>
+      <w:pPr>
+        <w:pStyle w:val="ListBullet"/>
+      </w:pPr>
+      <w:r>
+        <w:t xml:space="preserve">2020 was treated as a full year. The file starts 22 March, so 2020 holds only </w:t>
+      </w:r>
+      <w:r>
+        <w:rPr>
+          <w:b/>
+        </w:rPr>
+        <w:t>nine months</w:t>
+      </w:r>
+      <w:r>
+        <w:t xml:space="preserve">. That overstated 2020-to-2022 growth as </w:t>
+      </w:r>
+      <w:r>
+        <w:rPr>
+          <w:b/>
+        </w:rPr>
+        <w:t>69.9%</w:t>
+      </w:r>
+      <w:r>
+        <w:t xml:space="preserve"> when the like-for-like figure is </w:t>
+      </w:r>
+      <w:r>
+        <w:rPr>
+          <w:b/>
+        </w:rPr>
+        <w:t>30.9%</w:t>
+      </w:r>
+      <w:r>
+        <w:t>. It also distorted March's seasonal index, from 1.025 down to 0.876</w:t>
+      </w:r>
+    </w:p>
+    <w:p>
+      <w:pPr>
+        <w:pStyle w:val="ListBullet"/>
+      </w:pPr>
+      <w:r>
+        <w:t>What it did and did not touch:</w:t>
+      </w:r>
+    </w:p>
+    <w:tbl>
+      <w:tblPr>
+        <w:tblStyle w:val="LightGrid-Accent1"/>
+        <w:tblW w:type="auto" w:w="0"/>
+        <w:jc w:val="center"/>
+        <w:tblLayout w:type="autofit"/>
+        <w:tblLook w:firstColumn="1" w:firstRow="1" w:lastColumn="0" w:lastRow="0" w:noHBand="0" w:noVBand="1" w:val="04A0"/>
+      </w:tblPr>
+      <w:tblGrid>
+        <w:gridCol w:w="4680"/>
+        <w:gridCol w:w="4680"/>
+      </w:tblGrid>
+      <w:tr>
+        <w:tc>
+          <w:tcPr>
+            <w:tcW w:type="dxa" w:w="4680"/>
+          </w:tcPr>
+          <w:p>
+            <w:r>
+              <w:rPr>
+                <w:b/>
+              </w:rPr>
+            </w:r>
+            <w:r>
+              <w:rPr>
+                <w:b/>
+              </w:rPr>
+              <w:t>Affected</w:t>
+            </w:r>
+          </w:p>
+        </w:tc>
+        <w:tc>
+          <w:tcPr>
+            <w:tcW w:type="dxa" w:w="4680"/>
+          </w:tcPr>
+          <w:p>
+            <w:r>
+              <w:rPr>
+                <w:b/>
+              </w:rPr>
+            </w:r>
+            <w:r>
+              <w:rPr>
+                <w:b/>
+              </w:rPr>
+              <w:t>Unaffected</w:t>
+            </w:r>
+          </w:p>
+        </w:tc>
+      </w:tr>
+      <w:tr>
+        <w:tc>
+          <w:tcPr>
+            <w:tcW w:type="dxa" w:w="4680"/>
+          </w:tcPr>
+          <w:p>
+            <w:pPr>
+              <w:spacing w:line="240" w:lineRule="auto"/>
+            </w:pPr>
+            <w:r>
+              <w:rPr>
+                <w:sz w:val="18"/>
+              </w:rPr>
+            </w:r>
+            <w:r>
+              <w:rPr>
+                <w:sz w:val="18"/>
+              </w:rPr>
+              <w:t>The 2020→2022 growth figure</w:t>
+            </w:r>
+          </w:p>
+        </w:tc>
+        <w:tc>
+          <w:tcPr>
+            <w:tcW w:type="dxa" w:w="4680"/>
+          </w:tcPr>
+          <w:p>
+            <w:pPr>
+              <w:spacing w:line="240" w:lineRule="auto"/>
+            </w:pPr>
+            <w:r>
+              <w:rPr>
+                <w:sz w:val="18"/>
+              </w:rPr>
+            </w:r>
+            <w:r>
+              <w:rPr>
+                <w:sz w:val="18"/>
+              </w:rPr>
+              <w:t>The −17.6% peak-to-2024 decline — both are full years</w:t>
+            </w:r>
+          </w:p>
+        </w:tc>
+      </w:tr>
+      <w:tr>
+        <w:tc>
+          <w:tcPr>
+            <w:tcW w:type="dxa" w:w="4680"/>
+          </w:tcPr>
+          <w:p>
+            <w:pPr>
+              <w:spacing w:line="240" w:lineRule="auto"/>
+            </w:pPr>
+            <w:r>
+              <w:rPr>
+                <w:sz w:val="18"/>
+              </w:rPr>
+            </w:r>
+            <w:r>
+              <w:rPr>
+                <w:sz w:val="18"/>
+              </w:rPr>
+              <w:t>March's seasonal index</w:t>
+            </w:r>
+          </w:p>
+        </w:tc>
+        <w:tc>
+          <w:tcPr>
+            <w:tcW w:type="dxa" w:w="4680"/>
+          </w:tcPr>
+          <w:p>
+            <w:pPr>
+              <w:spacing w:line="240" w:lineRule="auto"/>
+            </w:pPr>
+            <w:r>
+              <w:rPr>
+                <w:sz w:val="18"/>
+              </w:rPr>
+            </w:r>
+            <w:r>
+              <w:rPr>
+                <w:sz w:val="18"/>
+              </w:rPr>
+              <w:t>Printers −136,865; Electronics −40.8%</w:t>
+            </w:r>
+          </w:p>
+        </w:tc>
+      </w:tr>
+      <w:tr>
+        <w:tc>
+          <w:tcPr>
+            <w:tcW w:type="dxa" w:w="4680"/>
+          </w:tcPr>
+          <w:p>
+            <w:pPr>
+              <w:spacing w:line="240" w:lineRule="auto"/>
+            </w:pPr>
+            <w:r>
+              <w:rPr>
+                <w:sz w:val="18"/>
+              </w:rPr>
+            </w:r>
+          </w:p>
+        </w:tc>
+        <w:tc>
+          <w:tcPr>
+            <w:tcW w:type="dxa" w:w="4680"/>
+          </w:tcPr>
+          <w:p>
+            <w:pPr>
+              <w:spacing w:line="240" w:lineRule="auto"/>
+            </w:pPr>
+            <w:r>
+              <w:rPr>
+                <w:sz w:val="18"/>
+              </w:rPr>
+            </w:r>
+            <w:r>
+              <w:rPr>
+                <w:sz w:val="18"/>
+              </w:rPr>
+              <w:t>Category-specific seasonality; the geography finding</w:t>
+            </w:r>
+          </w:p>
+        </w:tc>
+      </w:tr>
+    </w:tbl>
+    <w:p>
+      <w:pPr>
+        <w:spacing w:after="200" w:line="240" w:lineRule="auto"/>
+        <w:jc w:val="center"/>
+      </w:pPr>
+      <w:r>
+        <w:rPr>
+          <w:i/>
+          <w:color w:val="7B8994"/>
+          <w:sz w:val="20"/>
+        </w:rPr>
+        <w:t>Table 2. The correction</w:t>
+      </w:r>
+    </w:p>
+    <w:p>
+      <w:pPr>
+        <w:pStyle w:val="ListBullet"/>
+      </w:pPr>
+      <w:r>
+        <w:t>The central thesis is unchanged; one supporting number was overstated</w:t>
+      </w:r>
+    </w:p>
+    <w:p>
+      <w:pPr>
+        <w:pStyle w:val="ListBullet"/>
+      </w:pPr>
+      <w:r>
+        <w:t xml:space="preserve">Checkpoint 1 was reissued with an </w:t>
+      </w:r>
+      <w:r>
+        <w:rPr>
+          <w:rFonts w:ascii="Consolas" w:hAnsi="Consolas"/>
+          <w:color w:val="2F6F9F"/>
+          <w:sz w:val="18"/>
+        </w:rPr>
+        <w:t>is_complete_month</w:t>
+      </w:r>
+      <w:r>
+        <w:t xml:space="preserve"> flag and a per-month column in Query 3, so the mistake cannot recur, and it is documented in the Checkpoint 2 report either way</w:t>
+      </w:r>
+    </w:p>
+    <w:p>
+      <w:pPr>
+        <w:pStyle w:val="Heading2"/>
+      </w:pPr>
+      <w:r>
+        <w:t>Questions worth answering here</w:t>
+      </w:r>
+    </w:p>
+    <w:p>
+      <w:r>
+        <w:t>Still speaking continuously, close your part by raising three questions and answering them:</w:t>
       </w:r>
     </w:p>
     <w:p>
@@ -1466,26 +1719,10 @@
         <w:rPr>
           <w:b/>
         </w:rPr>
-        <w:t>Hand off with:</w:t>
+        <w:t>Is R² = 0.85 good?</w:t>
       </w:r>
       <w:r>
-        <w:t xml:space="preserve"> "There is one more thing we found, and it was a mistake of our own — Julebeth has it."</w:t>
-      </w:r>
-    </w:p>
-    <w:p>
-      <w:pPr>
-        <w:pStyle w:val="Heading2"/>
-      </w:pPr>
-      <w:r>
-        <w:t>Clip C6 — Q&amp;A answers</w:t>
-      </w:r>
-    </w:p>
-    <w:p>
-      <w:r>
-        <w:rPr>
-          <w:i/>
-        </w:rPr>
-        <w:t>About 50 seconds · second of the three Q&amp;A clips</w:t>
+        <w:t xml:space="preserve"> For cross-sectional business data, yes — but R² alone is not the test. The p-value of 1.98 × 10⁻²⁴ is what says the slope is not zero.</w:t>
       </w:r>
     </w:p>
     <w:p>
@@ -1493,15 +1730,10 @@
         <w:rPr>
           <w:b/>
         </w:rPr>
-        <w:t>Open with:</w:t>
+        <w:t>The trend test found nothing — doesn't that sink a *trend* project?</w:t>
       </w:r>
       <w:r>
-        <w:t xml:space="preserve"> "And the questions we would expect on the statistics."</w:t>
-      </w:r>
-    </w:p>
-    <w:p>
-      <w:r>
-        <w:t>Answer three, in your own words:</w:t>
+        <w:t xml:space="preserve"> It found that no single line fits both regimes, which is itself the finding. The trend is real, it is just piecewise, and Figure 2 shows it.</w:t>
       </w:r>
     </w:p>
     <w:p>
@@ -1509,10 +1741,10 @@
         <w:rPr>
           <w:b/>
         </w:rPr>
-        <w:t>"Is R² = 0.85 good?"</w:t>
+        <w:t>The forecast lost to a flat average — why keep it?</w:t>
       </w:r>
       <w:r>
-        <w:t xml:space="preserve"> — For cross-sectional business data, yes, but R² alone is not the test. The p-value of 1.98 × 10⁻²⁴ is what says the slope is not zero.</w:t>
+        <w:t xml:space="preserve"> Choosing a method on two observations is overfitting the holdout. The loss is reported and the reliability stated honestly.</w:t>
       </w:r>
     </w:p>
     <w:p>
@@ -1520,32 +1752,10 @@
         <w:rPr>
           <w:b/>
         </w:rPr>
-        <w:t>"Your trend test found nothing — doesn't that sink a *trend* project?"</w:t>
+        <w:t>End the part on this line:</w:t>
       </w:r>
       <w:r>
-        <w:t xml:space="preserve"> — It found that no single line fits both regimes, which is itself the finding. The trend is real, it is just piecewise, and Figure 2 shows it.</w:t>
-      </w:r>
-    </w:p>
-    <w:p>
-      <w:r>
-        <w:rPr>
-          <w:b/>
-        </w:rPr>
-        <w:t>"Your forecast lost to a flat average. Why keep it?"</w:t>
-      </w:r>
-      <w:r>
-        <w:t xml:space="preserve"> — Choosing a method on two observations is overfitting the holdout. We report the loss and state the reliability honestly.</w:t>
-      </w:r>
-    </w:p>
-    <w:p>
-      <w:r>
-        <w:rPr>
-          <w:b/>
-        </w:rPr>
-        <w:t>Hand off with:</w:t>
-      </w:r>
-      <w:r>
-        <w:t xml:space="preserve"> "Alber has the last of them."</w:t>
+        <w:t xml:space="preserve"> that is what the analysis found — what remains is what it means for the business.</w:t>
       </w:r>
     </w:p>
     <w:p>
@@ -1558,7 +1768,7 @@
         <w:pStyle w:val="Heading2"/>
       </w:pPr>
       <w:r>
-        <w:t>Rehearsal checklist</w:t>
+        <w:t>Checklist</w:t>
       </w:r>
     </w:p>
     <w:p>
@@ -1579,7 +1789,7 @@
         <w:pStyle w:val="ListBullet"/>
       </w:pPr>
       <w:r>
-        <w:t>You can say your clip's beats with the script closed</w:t>
+        <w:t>You can say your section's beats with the script closed</w:t>
       </w:r>
     </w:p>
     <w:p>
@@ -1587,7 +1797,7 @@
         <w:pStyle w:val="ListBullet"/>
       </w:pPr>
       <w:r>
-        <w:t>You can answer at least one question from someone else's area, because Section 1.4 does not care who recorded which clip</w:t>
+        <w:t>You can answer a question about someone else's part, because Section 1.4 does not care who recorded which section</w:t>
       </w:r>
     </w:p>
     <w:p>
@@ -1603,7 +1813,7 @@
         <w:pStyle w:val="ListBullet"/>
       </w:pPr>
       <w:r>
-        <w:t>You have said your handoff line, even though it feels strange alone in a room</w:t>
+        <w:t>You have done the thirty-second test</w:t>
       </w:r>
     </w:p>
     <w:p>
@@ -1616,7 +1826,7 @@
         <w:pStyle w:val="ListBullet"/>
       </w:pPr>
       <w:r>
-        <w:t>All fourteen clips present, in the assembly order above, no task missing</w:t>
+        <w:t>All four parts present and in order, no task missing</w:t>
       </w:r>
     </w:p>
     <w:p>
@@ -1632,7 +1842,7 @@
         <w:pStyle w:val="ListBullet"/>
       </w:pPr>
       <w:r>
-        <w:t>Every speaker names themselves at least once</w:t>
+        <w:t>Each speaker names themselves once</w:t>
       </w:r>
     </w:p>
     <w:p>
@@ -1648,113 +1858,7 @@
         <w:pStyle w:val="ListBullet"/>
       </w:pPr>
       <w:r>
-        <w:t>Playback checked end to end — the file opens, the audio does not cut out, the on-screen numbers are legible, and the length fits any limit you were given</w:t>
-      </w:r>
-    </w:p>
-    <w:p>
-      <w:pPr>
-        <w:pStyle w:val="ListBullet"/>
-      </w:pPr>
-      <w:r>
-        <w:t>File named with your group and the checkpoint</w:t>
-      </w:r>
-    </w:p>
-    <w:p>
-      <w:pPr>
-        <w:pStyle w:val="Heading2"/>
-      </w:pPr>
-      <w:r>
-        <w:t>Rehearsal checklist</w:t>
-      </w:r>
-    </w:p>
-    <w:p>
-      <w:r>
-        <w:t>Each of you, before you record:</w:t>
-      </w:r>
-    </w:p>
-    <w:p>
-      <w:pPr>
-        <w:pStyle w:val="ListBullet"/>
-      </w:pPr>
-      <w:r>
-        <w:t>Every number you say out loud, you can point to — a query, a figure, or a cell</w:t>
-      </w:r>
-    </w:p>
-    <w:p>
-      <w:pPr>
-        <w:pStyle w:val="ListBullet"/>
-      </w:pPr>
-      <w:r>
-        <w:t>You can say your clip's beats with the script closed</w:t>
-      </w:r>
-    </w:p>
-    <w:p>
-      <w:pPr>
-        <w:pStyle w:val="ListBullet"/>
-      </w:pPr>
-      <w:r>
-        <w:t>You can answer at least one question from someone else's area, because Section 1.4 does not care who recorded which clip</w:t>
-      </w:r>
-    </w:p>
-    <w:p>
-      <w:pPr>
-        <w:pStyle w:val="ListBullet"/>
-      </w:pPr>
-      <w:r>
-        <w:t>Your exhibits are open and on the right screen before you press record</w:t>
-      </w:r>
-    </w:p>
-    <w:p>
-      <w:pPr>
-        <w:pStyle w:val="ListBullet"/>
-      </w:pPr>
-      <w:r>
-        <w:t>You have said your handoff line, even though it feels strange alone in a room</w:t>
-      </w:r>
-    </w:p>
-    <w:p>
-      <w:r>
-        <w:t>Alber, before you submit:</w:t>
-      </w:r>
-    </w:p>
-    <w:p>
-      <w:pPr>
-        <w:pStyle w:val="ListBullet"/>
-      </w:pPr>
-      <w:r>
-        <w:t>All fourteen clips present, in the assembly order above, no task missing</w:t>
-      </w:r>
-    </w:p>
-    <w:p>
-      <w:pPr>
-        <w:pStyle w:val="ListBullet"/>
-      </w:pPr>
-      <w:r>
-        <w:t>Audio levels normalised across all three speakers</w:t>
-      </w:r>
-    </w:p>
-    <w:p>
-      <w:pPr>
-        <w:pStyle w:val="ListBullet"/>
-      </w:pPr>
-      <w:r>
-        <w:t>Every speaker names themselves at least once</w:t>
-      </w:r>
-    </w:p>
-    <w:p>
-      <w:pPr>
-        <w:pStyle w:val="ListBullet"/>
-      </w:pPr>
-      <w:r>
-        <w:t>The synthetic data, the Checkpoint 1 correction and the forecast that lost are all audibly in the recording</w:t>
-      </w:r>
-    </w:p>
-    <w:p>
-      <w:pPr>
-        <w:pStyle w:val="ListBullet"/>
-      </w:pPr>
-      <w:r>
-        <w:t>Playback checked end to end — the file opens, the audio does not cut out, the on-screen numbers are legible, and the length fits any limit you were given</w:t>
+        <w:t>Played back end to end — the file opens, the audio does not cut out, the on-screen numbers are legible, and the length fits any limit you were given</w:t>
       </w:r>
     </w:p>
     <w:p>

--- a/docs/Script_Mardy.docx
+++ b/docs/Script_Mardy.docx
@@ -287,7 +287,7 @@
               <w:rPr>
                 <w:sz w:val="18"/>
               </w:rPr>
-              <w:t>7:30</w:t>
+              <w:t>6:40</w:t>
             </w:r>
           </w:p>
         </w:tc>
@@ -331,7 +331,7 @@
               <w:rPr>
                 <w:sz w:val="18"/>
               </w:rPr>
-              <w:t>Mardy</w:t>
+              <w:t>Alber</w:t>
             </w:r>
           </w:p>
         </w:tc>
@@ -352,7 +352,7 @@
               <w:rPr>
                 <w:sz w:val="18"/>
               </w:rPr>
-              <w:t>Checkpoint 2 — the workbook, statistics, regression, the forecast, and the correction</w:t>
+              <w:t>The Checkpoint 2 workbook</w:t>
             </w:r>
           </w:p>
         </w:tc>
@@ -373,7 +373,7 @@
               <w:rPr>
                 <w:sz w:val="18"/>
               </w:rPr>
-              <w:t>10:00</w:t>
+              <w:t>1:30</w:t>
             </w:r>
           </w:p>
         </w:tc>
@@ -417,6 +417,92 @@
               <w:rPr>
                 <w:sz w:val="18"/>
               </w:rPr>
+              <w:t>Mardy</w:t>
+            </w:r>
+          </w:p>
+        </w:tc>
+        <w:tc>
+          <w:tcPr>
+            <w:tcW w:type="dxa" w:w="2340"/>
+          </w:tcPr>
+          <w:p>
+            <w:pPr>
+              <w:spacing w:line="240" w:lineRule="auto"/>
+            </w:pPr>
+            <w:r>
+              <w:rPr>
+                <w:sz w:val="18"/>
+              </w:rPr>
+            </w:r>
+            <w:r>
+              <w:rPr>
+                <w:sz w:val="18"/>
+              </w:rPr>
+              <w:t>Checkpoint 2 — descriptive statistics, correlation, regression, the trend and the forecast</w:t>
+            </w:r>
+          </w:p>
+        </w:tc>
+        <w:tc>
+          <w:tcPr>
+            <w:tcW w:type="dxa" w:w="2340"/>
+          </w:tcPr>
+          <w:p>
+            <w:pPr>
+              <w:spacing w:line="240" w:lineRule="auto"/>
+            </w:pPr>
+            <w:r>
+              <w:rPr>
+                <w:sz w:val="18"/>
+              </w:rPr>
+            </w:r>
+            <w:r>
+              <w:rPr>
+                <w:sz w:val="18"/>
+              </w:rPr>
+              <w:t>6:25</w:t>
+            </w:r>
+          </w:p>
+        </w:tc>
+      </w:tr>
+      <w:tr>
+        <w:tc>
+          <w:tcPr>
+            <w:tcW w:type="dxa" w:w="2340"/>
+          </w:tcPr>
+          <w:p>
+            <w:pPr>
+              <w:spacing w:line="240" w:lineRule="auto"/>
+            </w:pPr>
+            <w:r>
+              <w:rPr>
+                <w:sz w:val="18"/>
+              </w:rPr>
+            </w:r>
+            <w:r>
+              <w:rPr>
+                <w:sz w:val="18"/>
+              </w:rPr>
+              <w:t>5</w:t>
+            </w:r>
+          </w:p>
+        </w:tc>
+        <w:tc>
+          <w:tcPr>
+            <w:tcW w:type="dxa" w:w="2340"/>
+          </w:tcPr>
+          <w:p>
+            <w:pPr>
+              <w:spacing w:line="240" w:lineRule="auto"/>
+            </w:pPr>
+            <w:r>
+              <w:rPr>
+                <w:sz w:val="18"/>
+              </w:rPr>
+            </w:r>
+            <w:r>
+              <w:rPr>
+                <w:sz w:val="18"/>
+              </w:rPr>
               <w:t>Alber</w:t>
             </w:r>
           </w:p>
@@ -438,7 +524,7 @@
               <w:rPr>
                 <w:sz w:val="18"/>
               </w:rPr>
-              <w:t>What it means for the business, the limitations, and the close</w:t>
+              <w:t>The correction, what it means for the business, the questions, the close</w:t>
             </w:r>
           </w:p>
         </w:tc>
@@ -459,7 +545,7 @@
               <w:rPr>
                 <w:sz w:val="18"/>
               </w:rPr>
-              <w:t>2:30</w:t>
+              <w:t>6:00</w:t>
             </w:r>
           </w:p>
         </w:tc>
@@ -490,7 +576,30 @@
         <w:t>23 minutes</w:t>
       </w:r>
       <w:r>
-        <w:t xml:space="preserve"> assembled. If you were given a time limit shorter than that, the two places to cut are the descriptive statistics and the correlation in Part 3 — each survives as two sentences. Do not cut a whole task; the brief's tasks are what is being marked.</w:t>
+        <w:t xml:space="preserve"> assembled — about </w:t>
+      </w:r>
+      <w:r>
+        <w:rPr>
+          <w:b/>
+        </w:rPr>
+        <w:t>10:30</w:t>
+      </w:r>
+      <w:r>
+        <w:t xml:space="preserve"> of it Alber, and </w:t>
+      </w:r>
+      <w:r>
+        <w:rPr>
+          <w:b/>
+        </w:rPr>
+        <w:t>6:30</w:t>
+      </w:r>
+      <w:r>
+        <w:t xml:space="preserve"> each for Julebeth and Mardy. Alber records three separate files; Julebeth and Mardy record one each.</w:t>
+      </w:r>
+    </w:p>
+    <w:p>
+      <w:r>
+        <w:t>If you were given a time limit shorter than that, the two places to cut are the descriptive statistics and the correlation in Part 4 — each survives as two sentences. Do not cut a whole task; the brief's tasks are what is being marked.</w:t>
       </w:r>
     </w:p>
     <w:p>
@@ -583,10 +692,10 @@
         <w:rPr>
           <w:b/>
         </w:rPr>
-        <w:t>Say your name once, at the very start of your part.</w:t>
+        <w:t>Say your name once, at the start of your first part.</w:t>
       </w:r>
       <w:r>
-        <w:t xml:space="preserve"> Just the name — your instructor is matching a voice to a name for a mark under Section 1.4, and the video may not show your face. Then go straight into the material.</w:t>
+        <w:t xml:space="preserve"> Just the name — your instructor is matching a voice to a name for a mark under Section 1.4, and the video may not show your face. Alber records three parts and only needs to do this in Part 1; the later two just continue.</w:t>
       </w:r>
     </w:p>
     <w:p>
@@ -687,7 +796,7 @@
         <w:pStyle w:val="Heading1"/>
       </w:pPr>
       <w:r>
-        <w:t>Part 3 — Mardy</w:t>
+        <w:t>Part 4 — Mardy</w:t>
       </w:r>
     </w:p>
     <w:p>
@@ -695,132 +804,7 @@
         <w:rPr>
           <w:i/>
         </w:rPr>
-        <w:t>About 10 minutes. Record straight through — six topics, one continuous talk. This is the longest part, so if you need a breath between sections, pause rather than restarting.</w:t>
-      </w:r>
-    </w:p>
-    <w:p>
-      <w:pPr>
-        <w:pStyle w:val="Heading2"/>
-      </w:pPr>
-      <w:r>
-        <w:t>The workbook</w:t>
-      </w:r>
-    </w:p>
-    <w:p>
-      <w:r>
-        <w:rPr>
-          <w:i/>
-        </w:rPr>
-        <w:t>Task 2.1 · on screen: Cleaned Data, then a PivotChart</w:t>
-      </w:r>
-    </w:p>
-    <w:p>
-      <w:r>
-        <w:t>Say your name, then pick the thread up: Checkpoint 2 uses the same dataset — the brief requires it — taken out of the database and into Excel.</w:t>
-      </w:r>
-    </w:p>
-    <w:p>
-      <w:pPr>
-        <w:pStyle w:val="ListBullet"/>
-      </w:pPr>
-      <w:r>
-        <w:t xml:space="preserve">The workbook has </w:t>
-      </w:r>
-      <w:r>
-        <w:rPr>
-          <w:b/>
-        </w:rPr>
-        <w:t>thirteen sheets</w:t>
-      </w:r>
-    </w:p>
-    <w:p>
-      <w:pPr>
-        <w:pStyle w:val="ListBullet"/>
-      </w:pPr>
-      <w:r>
-        <w:t xml:space="preserve">The one design decision worth defending: </w:t>
-      </w:r>
-      <w:r>
-        <w:rPr>
-          <w:b/>
-        </w:rPr>
-        <w:t>everything is live formulas, not pasted values</w:t>
-      </w:r>
-      <w:r>
-        <w:t xml:space="preserve"> — around </w:t>
-      </w:r>
-      <w:r>
-        <w:rPr>
-          <w:b/>
-        </w:rPr>
-        <w:t>1,724</w:t>
-      </w:r>
-      <w:r>
-        <w:t xml:space="preserve"> of them. The cross-tabs are </w:t>
-      </w:r>
-      <w:r>
-        <w:rPr>
-          <w:rFonts w:ascii="Consolas" w:hAnsi="Consolas"/>
-          <w:color w:val="2F6F9F"/>
-          <w:sz w:val="18"/>
-        </w:rPr>
-        <w:t>SUMIFS</w:t>
-      </w:r>
-      <w:r>
-        <w:t xml:space="preserve">, </w:t>
-      </w:r>
-      <w:r>
-        <w:rPr>
-          <w:rFonts w:ascii="Consolas" w:hAnsi="Consolas"/>
-          <w:color w:val="2F6F9F"/>
-          <w:sz w:val="18"/>
-        </w:rPr>
-        <w:t>COUNTIFS</w:t>
-      </w:r>
-      <w:r>
-        <w:t xml:space="preserve"> and </w:t>
-      </w:r>
-      <w:r>
-        <w:rPr>
-          <w:rFonts w:ascii="Consolas" w:hAnsi="Consolas"/>
-          <w:color w:val="2F6F9F"/>
-          <w:sz w:val="18"/>
-        </w:rPr>
-        <w:t>AVERAGEIFS</w:t>
-      </w:r>
-      <w:r>
-        <w:t xml:space="preserve"> against named ranges over the Cleaned Data sheet, so if a row changed, every statistic downstream would change with it. Pasted values would have looked identical and proved nothing</w:t>
-      </w:r>
-    </w:p>
-    <w:p>
-      <w:pPr>
-        <w:pStyle w:val="ListBullet"/>
-      </w:pPr>
-      <w:r>
-        <w:t xml:space="preserve">Beyond the brief's minimum there are </w:t>
-      </w:r>
-      <w:r>
-        <w:rPr>
-          <w:b/>
-        </w:rPr>
-        <w:t>three native PivotTables</w:t>
-      </w:r>
-      <w:r>
-        <w:t>, each with a bound PivotChart, sharing one pivot cache. The brief asks for three pivot tables and three pivot charts, and the SUMIFS cross-tabs alone would have been arguable</w:t>
-      </w:r>
-    </w:p>
-    <w:p>
-      <w:pPr>
-        <w:pStyle w:val="ListBullet"/>
-      </w:pPr>
-      <w:r>
-        <w:rPr>
-          <w:b/>
-        </w:rPr>
-        <w:t>Seven self-check formulas</w:t>
-      </w:r>
-      <w:r>
-        <w:t xml:space="preserve"> on the Read Me sheet. Each recomputes a headline figure by an independent route and prints OK or MISMATCH — the row count, the revenue total and the regression slope are all checked that way. If a cell is edited that should not have been, the workbook says so</w:t>
+        <w:t>About 6.5 minutes. Record straight through — four topics, one continuous talk.</w:t>
       </w:r>
     </w:p>
     <w:p>
@@ -837,6 +821,11 @@
           <w:i/>
         </w:rPr>
         <w:t>Task 2.2 · on screen: the Amount histogram</w:t>
+      </w:r>
+    </w:p>
+    <w:p>
+      <w:r>
+        <w:t>Say your name, then pick the thread up: the first thing asked of that data was what it looks like.</w:t>
       </w:r>
     </w:p>
     <w:p>
@@ -1406,348 +1395,6 @@
       </w:r>
     </w:p>
     <w:p>
-      <w:pPr>
-        <w:pStyle w:val="Heading2"/>
-      </w:pPr>
-      <w:r>
-        <w:t>The correction</w:t>
-      </w:r>
-    </w:p>
-    <w:p>
-      <w:r>
-        <w:rPr>
-          <w:i/>
-        </w:rPr>
-        <w:t>On screen: the correction table from the Checkpoint 2 report</w:t>
-      </w:r>
-    </w:p>
-    <w:p>
-      <w:r>
-        <w:t>This section exists because volunteering an error is worth more than having it found. Do not soften it.</w:t>
-      </w:r>
-    </w:p>
-    <w:p>
-      <w:pPr>
-        <w:pStyle w:val="ListBullet"/>
-      </w:pPr>
-      <w:r>
-        <w:t xml:space="preserve">Building the Checkpoint 2 monthly series exposed an </w:t>
-      </w:r>
-      <w:r>
-        <w:rPr>
-          <w:b/>
-        </w:rPr>
-        <w:t>error in our own Checkpoint 1</w:t>
-      </w:r>
-    </w:p>
-    <w:p>
-      <w:pPr>
-        <w:pStyle w:val="ListBullet"/>
-      </w:pPr>
-      <w:r>
-        <w:t xml:space="preserve">2020 was treated as a full year. The file starts 22 March, so 2020 holds only </w:t>
-      </w:r>
-      <w:r>
-        <w:rPr>
-          <w:b/>
-        </w:rPr>
-        <w:t>nine months</w:t>
-      </w:r>
-      <w:r>
-        <w:t xml:space="preserve">. That overstated 2020-to-2022 growth as </w:t>
-      </w:r>
-      <w:r>
-        <w:rPr>
-          <w:b/>
-        </w:rPr>
-        <w:t>69.9%</w:t>
-      </w:r>
-      <w:r>
-        <w:t xml:space="preserve"> when the like-for-like figure is </w:t>
-      </w:r>
-      <w:r>
-        <w:rPr>
-          <w:b/>
-        </w:rPr>
-        <w:t>30.9%</w:t>
-      </w:r>
-      <w:r>
-        <w:t>. It also distorted March's seasonal index, from 1.025 down to 0.876</w:t>
-      </w:r>
-    </w:p>
-    <w:p>
-      <w:pPr>
-        <w:pStyle w:val="ListBullet"/>
-      </w:pPr>
-      <w:r>
-        <w:t>What it did and did not touch:</w:t>
-      </w:r>
-    </w:p>
-    <w:tbl>
-      <w:tblPr>
-        <w:tblStyle w:val="LightGrid-Accent1"/>
-        <w:tblW w:type="auto" w:w="0"/>
-        <w:jc w:val="center"/>
-        <w:tblLayout w:type="autofit"/>
-        <w:tblLook w:firstColumn="1" w:firstRow="1" w:lastColumn="0" w:lastRow="0" w:noHBand="0" w:noVBand="1" w:val="04A0"/>
-      </w:tblPr>
-      <w:tblGrid>
-        <w:gridCol w:w="4680"/>
-        <w:gridCol w:w="4680"/>
-      </w:tblGrid>
-      <w:tr>
-        <w:tc>
-          <w:tcPr>
-            <w:tcW w:type="dxa" w:w="4680"/>
-          </w:tcPr>
-          <w:p>
-            <w:r>
-              <w:rPr>
-                <w:b/>
-              </w:rPr>
-            </w:r>
-            <w:r>
-              <w:rPr>
-                <w:b/>
-              </w:rPr>
-              <w:t>Affected</w:t>
-            </w:r>
-          </w:p>
-        </w:tc>
-        <w:tc>
-          <w:tcPr>
-            <w:tcW w:type="dxa" w:w="4680"/>
-          </w:tcPr>
-          <w:p>
-            <w:r>
-              <w:rPr>
-                <w:b/>
-              </w:rPr>
-            </w:r>
-            <w:r>
-              <w:rPr>
-                <w:b/>
-              </w:rPr>
-              <w:t>Unaffected</w:t>
-            </w:r>
-          </w:p>
-        </w:tc>
-      </w:tr>
-      <w:tr>
-        <w:tc>
-          <w:tcPr>
-            <w:tcW w:type="dxa" w:w="4680"/>
-          </w:tcPr>
-          <w:p>
-            <w:pPr>
-              <w:spacing w:line="240" w:lineRule="auto"/>
-            </w:pPr>
-            <w:r>
-              <w:rPr>
-                <w:sz w:val="18"/>
-              </w:rPr>
-            </w:r>
-            <w:r>
-              <w:rPr>
-                <w:sz w:val="18"/>
-              </w:rPr>
-              <w:t>The 2020→2022 growth figure</w:t>
-            </w:r>
-          </w:p>
-        </w:tc>
-        <w:tc>
-          <w:tcPr>
-            <w:tcW w:type="dxa" w:w="4680"/>
-          </w:tcPr>
-          <w:p>
-            <w:pPr>
-              <w:spacing w:line="240" w:lineRule="auto"/>
-            </w:pPr>
-            <w:r>
-              <w:rPr>
-                <w:sz w:val="18"/>
-              </w:rPr>
-            </w:r>
-            <w:r>
-              <w:rPr>
-                <w:sz w:val="18"/>
-              </w:rPr>
-              <w:t>The −17.6% peak-to-2024 decline — both are full years</w:t>
-            </w:r>
-          </w:p>
-        </w:tc>
-      </w:tr>
-      <w:tr>
-        <w:tc>
-          <w:tcPr>
-            <w:tcW w:type="dxa" w:w="4680"/>
-          </w:tcPr>
-          <w:p>
-            <w:pPr>
-              <w:spacing w:line="240" w:lineRule="auto"/>
-            </w:pPr>
-            <w:r>
-              <w:rPr>
-                <w:sz w:val="18"/>
-              </w:rPr>
-            </w:r>
-            <w:r>
-              <w:rPr>
-                <w:sz w:val="18"/>
-              </w:rPr>
-              <w:t>March's seasonal index</w:t>
-            </w:r>
-          </w:p>
-        </w:tc>
-        <w:tc>
-          <w:tcPr>
-            <w:tcW w:type="dxa" w:w="4680"/>
-          </w:tcPr>
-          <w:p>
-            <w:pPr>
-              <w:spacing w:line="240" w:lineRule="auto"/>
-            </w:pPr>
-            <w:r>
-              <w:rPr>
-                <w:sz w:val="18"/>
-              </w:rPr>
-            </w:r>
-            <w:r>
-              <w:rPr>
-                <w:sz w:val="18"/>
-              </w:rPr>
-              <w:t>Printers −136,865; Electronics −40.8%</w:t>
-            </w:r>
-          </w:p>
-        </w:tc>
-      </w:tr>
-      <w:tr>
-        <w:tc>
-          <w:tcPr>
-            <w:tcW w:type="dxa" w:w="4680"/>
-          </w:tcPr>
-          <w:p>
-            <w:pPr>
-              <w:spacing w:line="240" w:lineRule="auto"/>
-            </w:pPr>
-            <w:r>
-              <w:rPr>
-                <w:sz w:val="18"/>
-              </w:rPr>
-            </w:r>
-          </w:p>
-        </w:tc>
-        <w:tc>
-          <w:tcPr>
-            <w:tcW w:type="dxa" w:w="4680"/>
-          </w:tcPr>
-          <w:p>
-            <w:pPr>
-              <w:spacing w:line="240" w:lineRule="auto"/>
-            </w:pPr>
-            <w:r>
-              <w:rPr>
-                <w:sz w:val="18"/>
-              </w:rPr>
-            </w:r>
-            <w:r>
-              <w:rPr>
-                <w:sz w:val="18"/>
-              </w:rPr>
-              <w:t>Category-specific seasonality; the geography finding</w:t>
-            </w:r>
-          </w:p>
-        </w:tc>
-      </w:tr>
-    </w:tbl>
-    <w:p>
-      <w:pPr>
-        <w:spacing w:after="200" w:line="240" w:lineRule="auto"/>
-        <w:jc w:val="center"/>
-      </w:pPr>
-      <w:r>
-        <w:rPr>
-          <w:i/>
-          <w:color w:val="7B8994"/>
-          <w:sz w:val="20"/>
-        </w:rPr>
-        <w:t>Table 2. The correction</w:t>
-      </w:r>
-    </w:p>
-    <w:p>
-      <w:pPr>
-        <w:pStyle w:val="ListBullet"/>
-      </w:pPr>
-      <w:r>
-        <w:t>The central thesis is unchanged; one supporting number was overstated</w:t>
-      </w:r>
-    </w:p>
-    <w:p>
-      <w:pPr>
-        <w:pStyle w:val="ListBullet"/>
-      </w:pPr>
-      <w:r>
-        <w:t xml:space="preserve">Checkpoint 1 was reissued with an </w:t>
-      </w:r>
-      <w:r>
-        <w:rPr>
-          <w:rFonts w:ascii="Consolas" w:hAnsi="Consolas"/>
-          <w:color w:val="2F6F9F"/>
-          <w:sz w:val="18"/>
-        </w:rPr>
-        <w:t>is_complete_month</w:t>
-      </w:r>
-      <w:r>
-        <w:t xml:space="preserve"> flag and a per-month column in Query 3, so the mistake cannot recur, and it is documented in the Checkpoint 2 report either way</w:t>
-      </w:r>
-    </w:p>
-    <w:p>
-      <w:pPr>
-        <w:pStyle w:val="Heading2"/>
-      </w:pPr>
-      <w:r>
-        <w:t>Questions worth answering here</w:t>
-      </w:r>
-    </w:p>
-    <w:p>
-      <w:r>
-        <w:t>Still speaking continuously, close your part by raising three questions and answering them:</w:t>
-      </w:r>
-    </w:p>
-    <w:p>
-      <w:r>
-        <w:rPr>
-          <w:b/>
-        </w:rPr>
-        <w:t>Is R² = 0.85 good?</w:t>
-      </w:r>
-      <w:r>
-        <w:t xml:space="preserve"> For cross-sectional business data, yes — but R² alone is not the test. The p-value of 1.98 × 10⁻²⁴ is what says the slope is not zero.</w:t>
-      </w:r>
-    </w:p>
-    <w:p>
-      <w:r>
-        <w:rPr>
-          <w:b/>
-        </w:rPr>
-        <w:t>The trend test found nothing — doesn't that sink a *trend* project?</w:t>
-      </w:r>
-      <w:r>
-        <w:t xml:space="preserve"> It found that no single line fits both regimes, which is itself the finding. The trend is real, it is just piecewise, and Figure 2 shows it.</w:t>
-      </w:r>
-    </w:p>
-    <w:p>
-      <w:r>
-        <w:rPr>
-          <w:b/>
-        </w:rPr>
-        <w:t>The forecast lost to a flat average — why keep it?</w:t>
-      </w:r>
-      <w:r>
-        <w:t xml:space="preserve"> Choosing a method on two observations is overfitting the holdout. The loss is reported and the reliability stated honestly.</w:t>
-      </w:r>
-    </w:p>
-    <w:p>
       <w:r>
         <w:rPr>
           <w:b/>
@@ -1755,7 +1402,7 @@
         <w:t>End the part on this line:</w:t>
       </w:r>
       <w:r>
-        <w:t xml:space="preserve"> that is what the analysis found — what remains is what it means for the business.</w:t>
+        <w:t xml:space="preserve"> building that monthly series also turned up something nobody expected — and it was a mistake of our own.</w:t>
       </w:r>
     </w:p>
     <w:p>
@@ -1826,7 +1473,7 @@
         <w:pStyle w:val="ListBullet"/>
       </w:pPr>
       <w:r>
-        <w:t>All four parts present and in order, no task missing</w:t>
+        <w:t>All five parts present and in order, no task missing</w:t>
       </w:r>
     </w:p>
     <w:p>

--- a/docs/Script_Mardy.docx
+++ b/docs/Script_Mardy.docx
@@ -692,10 +692,10 @@
         <w:rPr>
           <w:b/>
         </w:rPr>
-        <w:t>Say your name once, at the start of your first part.</w:t>
+        <w:t>Do not introduce yourself, and do not say who did what.</w:t>
       </w:r>
       <w:r>
-        <w:t xml:space="preserve"> Just the name — your instructor is matching a voice to a name for a mark under Section 1.4, and the video may not show your face. Alber records three parts and only needs to do this in Part 1; the later two just continue.</w:t>
+        <w:t xml:space="preserve"> The recording is about the project, not about the group. Open every part on the material itself. Your instructor still needs to know whose voice is whose for Section 1.4 — the title card at the head of each part carries the name, so nothing is lost by not saying it.</w:t>
       </w:r>
     </w:p>
     <w:p>
@@ -825,7 +825,7 @@
     </w:p>
     <w:p>
       <w:r>
-        <w:t>Say your name, then pick the thread up: the first thing asked of that data was what it looks like.</w:t>
+        <w:t>Pick the thread up: the first thing asked of that data was what it looks like.</w:t>
       </w:r>
     </w:p>
     <w:p>
@@ -1444,7 +1444,7 @@
         <w:pStyle w:val="ListBullet"/>
       </w:pPr>
       <w:r>
-        <w:t>You can answer a question about someone else's part, because Section 1.4 does not care who recorded which section</w:t>
+        <w:t>You can answer a question about any section, not only the one you recorded — Section 1.4 lets the instructor ask any member about any part</w:t>
       </w:r>
     </w:p>
     <w:p>
@@ -1489,7 +1489,7 @@
         <w:pStyle w:val="ListBullet"/>
       </w:pPr>
       <w:r>
-        <w:t>Each speaker names themselves once</w:t>
+        <w:t>Every part carries a title card naming its speaker, since nobody says it aloud</w:t>
       </w:r>
     </w:p>
     <w:p>

--- a/docs/Script_Mardy.docx
+++ b/docs/Script_Mardy.docx
@@ -692,10 +692,21 @@
         <w:rPr>
           <w:b/>
         </w:rPr>
-        <w:t>Do not introduce yourself, and do not say who did what.</w:t>
+        <w:t>Say your name once, at the start of your first part</w:t>
       </w:r>
       <w:r>
-        <w:t xml:space="preserve"> The recording is about the project, not about the group. Open every part on the material itself. Your instructor still needs to know whose voice is whose for Section 1.4 — the title card at the head of each part carries the name, so nothing is lost by not saying it.</w:t>
+        <w:t xml:space="preserve"> — your instructor is matching a voice to a name for a mark under Section 1.4, and the video may not show your face. Alber records three parts and only needs to do this in Part 1; the later two just continue.</w:t>
+      </w:r>
+    </w:p>
+    <w:p>
+      <w:r>
+        <w:rPr>
+          <w:b/>
+        </w:rPr>
+        <w:t>Say nothing about who did what.</w:t>
+      </w:r>
+      <w:r>
+        <w:t xml:space="preserve"> Your name, then straight into the material. Nobody claims a task, a role, or a contribution — the recording discusses the project, not the group. Everything you say is about Checkpoint 1 and Checkpoint 2 and how the work progressed.</w:t>
       </w:r>
     </w:p>
     <w:p>
@@ -825,7 +836,7 @@
     </w:p>
     <w:p>
       <w:r>
-        <w:t>Pick the thread up: the first thing asked of that data was what it looks like.</w:t>
+        <w:t>Say your name, then pick the thread up: the first thing asked of that data was what it looks like.</w:t>
       </w:r>
     </w:p>
     <w:p>
@@ -1489,7 +1500,7 @@
         <w:pStyle w:val="ListBullet"/>
       </w:pPr>
       <w:r>
-        <w:t>Every part carries a title card naming its speaker, since nobody says it aloud</w:t>
+        <w:t>Each speaker names themselves once, and nobody claims a task or a role</w:t>
       </w:r>
     </w:p>
     <w:p>

--- a/docs/Script_Mardy.docx
+++ b/docs/Script_Mardy.docx
@@ -26,10 +26,10 @@
         <w:rPr>
           <w:b/>
         </w:rPr>
-        <w:t>Mardy's part.</w:t>
+        <w:t>Mardy reads the parts below.</w:t>
       </w:r>
       <w:r>
-        <w:t xml:space="preserve"> Each speaker records their own part straight through, in their own time and place. Nobody waits for a cue, nobody answers anybody, and nobody states a role — each part simply continues the explanation where the last one stopped. Alber joins them in order afterwards.</w:t>
+        <w:t xml:space="preserve"> The full running order:</w:t>
       </w:r>
     </w:p>
     <w:tbl>
@@ -180,7 +180,7 @@
               <w:rPr>
                 <w:sz w:val="18"/>
               </w:rPr>
-              <w:t>Opening; the business problem and the three questions</w:t>
+              <w:t>Opening; the business problem</w:t>
             </w:r>
           </w:p>
         </w:tc>
@@ -266,7 +266,7 @@
               <w:rPr>
                 <w:sz w:val="18"/>
               </w:rPr>
-              <w:t>Checkpoint 1 — the dataset, the database, the eight queries and what they found</w:t>
+              <w:t>Checkpoint 1 — the dataset, the database, the queries</w:t>
             </w:r>
           </w:p>
         </w:tc>
@@ -287,7 +287,7 @@
               <w:rPr>
                 <w:sz w:val="18"/>
               </w:rPr>
-              <w:t>6:40</w:t>
+              <w:t>8:45</w:t>
             </w:r>
           </w:p>
         </w:tc>
@@ -438,7 +438,7 @@
               <w:rPr>
                 <w:sz w:val="18"/>
               </w:rPr>
-              <w:t>Checkpoint 2 — descriptive statistics, correlation, regression, the trend and the forecast</w:t>
+              <w:t>Checkpoint 2 — statistics, correlation, regression, the trend</w:t>
             </w:r>
           </w:p>
         </w:tc>
@@ -459,7 +459,7 @@
               <w:rPr>
                 <w:sz w:val="18"/>
               </w:rPr>
-              <w:t>6:25</w:t>
+              <w:t>8:30</w:t>
             </w:r>
           </w:p>
         </w:tc>
@@ -524,7 +524,7 @@
               <w:rPr>
                 <w:sz w:val="18"/>
               </w:rPr>
-              <w:t>The correction, what it means for the business, the questions, the close</w:t>
+              <w:t>The correction, what it means, the questions, the close</w:t>
             </w:r>
           </w:p>
         </w:tc>
@@ -567,52 +567,24 @@
     </w:p>
     <w:p>
       <w:r>
-        <w:t xml:space="preserve">Roughly </w:t>
+        <w:t xml:space="preserve">About </w:t>
       </w:r>
       <w:r>
         <w:rPr>
           <w:b/>
         </w:rPr>
-        <w:t>23 minutes</w:t>
+        <w:t>28 minutes</w:t>
       </w:r>
       <w:r>
-        <w:t xml:space="preserve"> assembled — about </w:t>
-      </w:r>
-      <w:r>
-        <w:rPr>
-          <w:b/>
-        </w:rPr>
-        <w:t>10:30</w:t>
-      </w:r>
-      <w:r>
-        <w:t xml:space="preserve"> of it Alber, and </w:t>
-      </w:r>
-      <w:r>
-        <w:rPr>
-          <w:b/>
-        </w:rPr>
-        <w:t>6:30</w:t>
-      </w:r>
-      <w:r>
-        <w:t xml:space="preserve"> each for Julebeth and Mardy. Alber records three separate files; Julebeth and Mardy record one each.</w:t>
+        <w:t xml:space="preserve"> at a normal speaking pace — Alber 10:30 across his three parts, Julebeth 8:45, Mardy 8:30. If you need it shorter, cut the six limitations down to one line in Part 4 and drop three of the eight questions in Part 5; that takes off about three minutes without losing a task.</w:t>
       </w:r>
     </w:p>
     <w:p>
       <w:r>
-        <w:t>If you were given a time limit shorter than that, the two places to cut are the descriptive statistics and the correlation in Part 4 — each survives as two sentences. Do not cut a whole task; the brief's tasks are what is being marked.</w:t>
-      </w:r>
-    </w:p>
-    <w:p>
-      <w:r>
-        <w:br w:type="page"/>
-      </w:r>
-    </w:p>
-    <w:p>
-      <w:pPr>
-        <w:pStyle w:val="Heading2"/>
-      </w:pPr>
-      <w:r>
-        <w:t>Before you record</w:t>
+        <w:rPr>
+          <w:i/>
+        </w:rPr>
+        <w:t>Lines in italics inside brackets are stage directions — what to have on screen. Do not read them aloud.</w:t>
       </w:r>
     </w:p>
     <w:p>
@@ -620,71 +592,10 @@
         <w:rPr>
           <w:b/>
         </w:rPr>
-        <w:t>Read this part first. It affects your marks.</w:t>
-      </w:r>
-    </w:p>
-    <w:p>
-      <w:r>
-        <w:t xml:space="preserve">Section 3.2 of the brief states that AI-generated analysis is not permitted and that insights must be derived by the students themselves. This script was drafted with AI assistance, so </w:t>
+        <w:t>One thing before you record.</w:t>
       </w:r>
       <w:r>
-        <w:rPr>
-          <w:b/>
-        </w:rPr>
-        <w:t>do not read it out as written</w:t>
-      </w:r>
-      <w:r>
-        <w:t xml:space="preserve">. Use it the way you would use a lecture outline: it tells you </w:t>
-      </w:r>
-      <w:r>
-        <w:rPr>
-          <w:i/>
-        </w:rPr>
-        <w:t>what to cover, in what order, and which number belongs where</w:t>
-      </w:r>
-      <w:r>
-        <w:t>. The sentences that come out of your mouth have to be yours.</w:t>
-      </w:r>
-    </w:p>
-    <w:p>
-      <w:r>
-        <w:t xml:space="preserve">The practical test: read a section's beats, close the script, and say the same thing in your own words. If you cannot say it without looking, you do not understand it yet — and Section 1.4 lets the instructor ask </w:t>
-      </w:r>
-      <w:r>
-        <w:rPr>
-          <w:b/>
-        </w:rPr>
-        <w:t>any member</w:t>
-      </w:r>
-      <w:r>
-        <w:t xml:space="preserve"> to explain </w:t>
-      </w:r>
-      <w:r>
-        <w:rPr>
-          <w:b/>
-        </w:rPr>
-        <w:t>any part</w:t>
-      </w:r>
-      <w:r>
-        <w:t xml:space="preserve"> of the project, recording or no recording.</w:t>
-      </w:r>
-    </w:p>
-    <w:p>
-      <w:r>
-        <w:t>Every figure quoted here has been checked against the database. If you are asked where a number comes from, the answer is always a specific query or a specific worksheet cell, and those are named beside each section.</w:t>
-      </w:r>
-    </w:p>
-    <w:p>
-      <w:r>
-        <w:br w:type="page"/>
-      </w:r>
-    </w:p>
-    <w:p>
-      <w:pPr>
-        <w:pStyle w:val="Heading2"/>
-      </w:pPr>
-      <w:r>
-        <w:t>How to record your part</w:t>
+        <w:t xml:space="preserve"> Section 3.2 of the brief says AI-generated analysis is not permitted. This script was drafted with AI help, so change the wording as you go — say it the way you would say it, swap sentences around, cut what feels stiff. The numbers and the reasoning have to stay; the phrasing should become yours. Read it through once, then record without staring at the page.</w:t>
       </w:r>
     </w:p>
     <w:p>
@@ -692,109 +603,10 @@
         <w:rPr>
           <w:b/>
         </w:rPr>
-        <w:t>Say your name once, at the start of your first part</w:t>
+        <w:t>Recording notes.</w:t>
       </w:r>
       <w:r>
-        <w:t xml:space="preserve"> — your instructor is matching a voice to a name for a mark under Section 1.4, and the video may not show your face. Alber records three parts and only needs to do this in Part 1; the later two just continue.</w:t>
-      </w:r>
-    </w:p>
-    <w:p>
-      <w:r>
-        <w:rPr>
-          <w:b/>
-        </w:rPr>
-        <w:t>Say nothing about who did what.</w:t>
-      </w:r>
-      <w:r>
-        <w:t xml:space="preserve"> Your name, then straight into the material. Nobody claims a task, a role, or a contribution — the recording discusses the project, not the group. Everything you say is about Checkpoint 1 and Checkpoint 2 and how the work progressed.</w:t>
-      </w:r>
-    </w:p>
-    <w:p>
-      <w:r>
-        <w:rPr>
-          <w:b/>
-        </w:rPr>
-        <w:t>Record straight through.</w:t>
-      </w:r>
-      <w:r>
-        <w:t xml:space="preserve"> Your part is one continuous explanation. If you stumble, do not stop the recording: pause, take a breath, and repeat that sentence from the beginning. Alber cuts the repeat out. Restarting from the top every time you fluff a word is how a twenty-minute job becomes an evening.</w:t>
-      </w:r>
-    </w:p>
-    <w:p>
-      <w:r>
-        <w:rPr>
-          <w:b/>
-        </w:rPr>
-        <w:t>Leave two seconds of silence at the start and the end.</w:t>
-      </w:r>
-      <w:r>
-        <w:t xml:space="preserve"> Press record, wait, then speak. At the end, stop talking and let it run for two seconds before you stop recording. Cuts made against silence are clean; cuts made against a breath are not.</w:t>
-      </w:r>
-    </w:p>
-    <w:p>
-      <w:r>
-        <w:rPr>
-          <w:b/>
-        </w:rPr>
-        <w:t>Screen-record with audio; do not film a monitor.</w:t>
-      </w:r>
-      <w:r>
-        <w:t xml:space="preserve"> Every exhibit in this project is on a screen — the ERD, the query output, the workbook, the figures. Filmed off a monitor the numbers are unreadable, and unreadable evidence is the same as no evidence.</w:t>
-      </w:r>
-    </w:p>
-    <w:p>
-      <w:r>
-        <w:rPr>
-          <w:b/>
-        </w:rPr>
-        <w:t>Have your exhibits open before you press record</w:t>
-      </w:r>
-      <w:r>
-        <w:t>, in the order the script lists them, so you are not hunting for a window mid-sentence.</w:t>
-      </w:r>
-    </w:p>
-    <w:p>
-      <w:r>
-        <w:rPr>
-          <w:b/>
-        </w:rPr>
-        <w:t>Agree three settings before anyone records:</w:t>
-      </w:r>
-      <w:r>
-        <w:t xml:space="preserve"> screen resolution (1920 × 1080 is the safe choice), video format, and roughly how close you sit to the mic. Three parts recorded at three different volumes is the one problem that is genuinely annoying to fix afterwards.</w:t>
-      </w:r>
-    </w:p>
-    <w:p>
-      <w:r>
-        <w:rPr>
-          <w:b/>
-        </w:rPr>
-        <w:t>Do a thirty-second test first.</w:t>
-      </w:r>
-      <w:r>
-        <w:t xml:space="preserve"> Record, play it back, and check three things: your voice is audible, the on-screen text is legible at that resolution, and no fan or echo is drowning you. Finding this out after you have recorded everything is the most common way groups lose an evening.</w:t>
-      </w:r>
-    </w:p>
-    <w:p>
-      <w:r>
-        <w:rPr>
-          <w:b/>
-        </w:rPr>
-        <w:t>Name your file by part number</w:t>
-      </w:r>
-      <w:r>
-        <w:t xml:space="preserve"> — </w:t>
-      </w:r>
-      <w:r>
-        <w:rPr>
-          <w:rFonts w:ascii="Consolas" w:hAnsi="Consolas"/>
-          <w:color w:val="2F6F9F"/>
-          <w:sz w:val="18"/>
-        </w:rPr>
-        <w:t>Part2_Julebeth.mp4</w:t>
-      </w:r>
-      <w:r>
-        <w:t xml:space="preserve"> — and send Alber the take you want used, not every take you shot.</w:t>
+        <w:t xml:space="preserve"> Record your part in one take, screen-recording with audio rather than filming a monitor. If you stumble, don't stop — pause and repeat the sentence, and Alber cuts it. Leave two seconds of silence at each end. Agree on screen resolution and mic distance beforehand so the three parts match. Alber joins the five files in order, normalises the audio, and puts a two-second title card at the head of each part.</w:t>
       </w:r>
     </w:p>
     <w:p>
@@ -815,15 +627,44 @@
         <w:rPr>
           <w:i/>
         </w:rPr>
-        <w:t>About 6.5 minutes. Record straight through — four topics, one continuous talk.</w:t>
+        <w:t>[The Amount histogram on screen.]</w:t>
       </w:r>
     </w:p>
     <w:p>
-      <w:pPr>
-        <w:pStyle w:val="Heading2"/>
-      </w:pPr>
       <w:r>
-        <w:t>Descriptive statistics</w:t>
+        <w:t>I'm Mardy, and I'll take the analysis.</w:t>
+      </w:r>
+    </w:p>
+    <w:p>
+      <w:r>
+        <w:t>The first thing we asked of that data was simply what it looks like. Three numerical variables — Amount, Profit and Quantity — and for each one we have the mean, median and mode, standard deviation, variance, range, quartiles, the interquartile range and the coefficient of variation, plus a frequency distribution and a histogram.</w:t>
+      </w:r>
+    </w:p>
+    <w:p>
+      <w:r>
+        <w:t>Two things in there are worth your attention. The rest is table-filling.</w:t>
+      </w:r>
+    </w:p>
+    <w:p>
+      <w:r>
+        <w:rPr>
+          <w:b/>
+        </w:rPr>
+        <w:t>The first is that profit is far less predictable than revenue.</w:t>
+      </w:r>
+      <w:r>
+        <w:t xml:space="preserve"> Amount has a coefficient of variation of 54.2 percent. Profit has 82.9, and a skew of plus 0.94 — so it's both more variable and asymmetric, with a long right tail of a few very profitable lines. What that means in practice is that a revenue target does not manage profit. The two don't move together tightly enough for one to stand in for the other.</w:t>
+      </w:r>
+    </w:p>
+    <w:p>
+      <w:r>
+        <w:rPr>
+          <w:b/>
+        </w:rPr>
+        <w:t>The second is that the histogram itself is a finding.</w:t>
+      </w:r>
+      <w:r>
+        <w:t xml:space="preserve"> Amount is spread almost perfectly flat across its range. Real transaction values are right-skewed — lots of small sales, a few big ones. Flat is what a random number generator produces. So our own descriptive statistics independently confirm what Checkpoint 1 said about this data being synthetic, and we report that as evidence rather than hide it.</w:t>
       </w:r>
     </w:p>
     <w:p>
@@ -831,28 +672,12 @@
         <w:rPr>
           <w:i/>
         </w:rPr>
-        <w:t>Task 2.2 · on screen: the Amount histogram</w:t>
+        <w:t>[Switch to the scatter plots.]</w:t>
       </w:r>
     </w:p>
     <w:p>
       <w:r>
-        <w:t>Say your name, then pick the thread up: the first thing asked of that data was what it looks like.</w:t>
-      </w:r>
-    </w:p>
-    <w:p>
-      <w:pPr>
-        <w:pStyle w:val="ListBullet"/>
-      </w:pPr>
-      <w:r>
-        <w:t>Three numerical variables — Amount, Profit and Quantity — with mean, median, mode, standard deviation, variance, range, quartiles, IQR and coefficient of variation for each, plus a frequency distribution and a histogram</w:t>
-      </w:r>
-    </w:p>
-    <w:p>
-      <w:pPr>
-        <w:pStyle w:val="ListBullet"/>
-      </w:pPr>
-      <w:r>
-        <w:t>Say that two things in there are worth attention and the rest is table-filling</w:t>
+        <w:t>Next, whether the variables actually move together. Pearson's r on two required pairs plus a third for support, with scatter plots and fitted trendlines.</w:t>
       </w:r>
     </w:p>
     <w:p>
@@ -860,46 +685,10 @@
         <w:rPr>
           <w:b/>
         </w:rPr>
-        <w:t>One — profit is far less predictable than revenue.</w:t>
+        <w:t>The first pair is monthly order count against monthly revenue, and r is 0.9227.</w:t>
       </w:r>
       <w:r>
-        <w:t xml:space="preserve"> Amount has a coefficient of variation of </w:t>
-      </w:r>
-      <w:r>
-        <w:rPr>
-          <w:b/>
-        </w:rPr>
-        <w:t>54.2%</w:t>
-      </w:r>
-      <w:r>
-        <w:t xml:space="preserve">. Profit has </w:t>
-      </w:r>
-      <w:r>
-        <w:rPr>
-          <w:b/>
-        </w:rPr>
-        <w:t>82.9%</w:t>
-      </w:r>
-      <w:r>
-        <w:t xml:space="preserve">, and a skew of </w:t>
-      </w:r>
-      <w:r>
-        <w:rPr>
-          <w:b/>
-        </w:rPr>
-        <w:t>+0.94</w:t>
-      </w:r>
-      <w:r>
-        <w:t xml:space="preserve"> — more variable </w:t>
-      </w:r>
-      <w:r>
-        <w:rPr>
-          <w:i/>
-        </w:rPr>
-        <w:t>and</w:t>
-      </w:r>
-      <w:r>
-        <w:t xml:space="preserve"> asymmetric, with a long right tail of a few very profitable lines. Practically: a revenue target does not manage profit, because the two do not move together tightly enough for one to stand in for the other. That is the finding that shapes what the dashboard should be built on.</w:t>
+        <w:t xml:space="preserve"> Strongly positive — order count explains about 85 percent of the variation in monthly revenue. And notice what that does: Checkpoint 1 inferred that fewer orders were the mechanism. This measures it.</w:t>
       </w:r>
     </w:p>
     <w:p>
@@ -907,18 +696,26 @@
         <w:rPr>
           <w:b/>
         </w:rPr>
-        <w:t>Two — the histogram is the real finding.</w:t>
+        <w:t>The second pair is line quantity against line amount, and r is 0.0446, with a p-value of 0.123.</w:t>
       </w:r>
       <w:r>
-        <w:t xml:space="preserve"> Amount is distributed almost flat across its range. Real transaction values are right-skewed: many small sales, few large ones. A flat distribution is what a random number generator produces. So the descriptive statistics independently confirm the synthetic-data conclusion from Checkpoint 1 — reported as evidence rather than hidden.</w:t>
+        <w:t xml:space="preserve"> No relationship, and not statistically significant — we cannot reject the null hypothesis that the true correlation is zero. That's a negative result and we're keeping it, because it kills an obvious strategy: a "sell more units" target would not move revenue in this business. Price per line varies far more than units per line.</w:t>
       </w:r>
     </w:p>
     <w:p>
-      <w:pPr>
-        <w:pStyle w:val="Heading2"/>
-      </w:pPr>
       <w:r>
-        <w:t>Correlation</w:t>
+        <w:rPr>
+          <w:b/>
+        </w:rPr>
+        <w:t>And the supporting pair, amount against profit, gives r of 0.6753</w:t>
+      </w:r>
+      <w:r>
+        <w:t xml:space="preserve"> — about 46 percent of profit variation tracks revenue. Moderate, not strong. Which is the same conclusion as those coefficients of variation, reached a different way.</w:t>
+      </w:r>
+    </w:p>
+    <w:p>
+      <w:r>
+        <w:t>One caveat we have to state: correlation is not causation. Order count and revenue could both be driven by something we can't see in this data. What we can say is that the association is strong and consistent across 57 months — not that one causes the other.</w:t>
       </w:r>
     </w:p>
     <w:p>
@@ -926,15 +723,22 @@
         <w:rPr>
           <w:i/>
         </w:rPr>
-        <w:t>Task 2.3 · on screen: both scatter plots</w:t>
+        <w:t>[Switch to the ToolPak regression output.]</w:t>
       </w:r>
     </w:p>
     <w:p>
-      <w:pPr>
-        <w:pStyle w:val="ListBullet"/>
-      </w:pPr>
       <w:r>
-        <w:t>Two required pairs plus a third for support — Pearson's r, with scatter plots and fitted trendlines</w:t>
+        <w:t>So then we regressed monthly revenue on monthly order count, over those 57 complete months. The equation is:</w:t>
+      </w:r>
+    </w:p>
+    <w:p>
+      <w:r>
+        <w:t>Revenue equals negative 1,353.65, plus 5,224.25 times orders.</w:t>
+      </w:r>
+    </w:p>
+    <w:p>
+      <w:r>
+        <w:t>There are four things to read in that.</w:t>
       </w:r>
     </w:p>
     <w:p>
@@ -942,28 +746,10 @@
         <w:rPr>
           <w:b/>
         </w:rPr>
-        <w:t>Pair one — monthly order count against monthly revenue: r = 0.9227.</w:t>
+        <w:t>The slope is 5,224.25</w:t>
       </w:r>
       <w:r>
-        <w:t xml:space="preserve"> Strong positive. Order count explains about </w:t>
-      </w:r>
-      <w:r>
-        <w:rPr>
-          <w:b/>
-        </w:rPr>
-        <w:t>85%</w:t>
-      </w:r>
-      <w:r>
-        <w:t xml:space="preserve"> of the variation in monthly revenue. Checkpoint 1 </w:t>
-      </w:r>
-      <w:r>
-        <w:rPr>
-          <w:i/>
-        </w:rPr>
-        <w:t>inferred</w:t>
-      </w:r>
-      <w:r>
-        <w:t xml:space="preserve"> that fewer orders were the mechanism; this measures it.</w:t>
+        <w:t xml:space="preserve"> — one additional order in a month is associated with about 5,224 more revenue that month. And here's the check that makes it convincing: the mean order value in our data is 5,178.09. The slope lands within 0.9 percent of it. The regression rediscovered the average order value without ever being told what it was.</w:t>
       </w:r>
     </w:p>
     <w:p>
@@ -971,19 +757,10 @@
         <w:rPr>
           <w:b/>
         </w:rPr>
-        <w:t>Pair two — line quantity against line amount: r = 0.0446, p = 0.123.</w:t>
+        <w:t>R-squared is 0.8514</w:t>
       </w:r>
       <w:r>
-        <w:t xml:space="preserve"> No relationship, and not statistically significant, so the null hypothesis that the true correlation is zero cannot be rejected. Stress that this is a </w:t>
-      </w:r>
-      <w:r>
-        <w:rPr>
-          <w:b/>
-        </w:rPr>
-        <w:t>negative result being kept</w:t>
-      </w:r>
-      <w:r>
-        <w:t>, because it kills an obvious strategy: a "sell more units" target would not move revenue in this business. Price per line varies far more than units per line.</w:t>
+        <w:t xml:space="preserve"> — order count explains 85 percent of the month-to-month variation in revenue.</w:t>
       </w:r>
     </w:p>
     <w:p>
@@ -991,41 +768,31 @@
         <w:rPr>
           <w:b/>
         </w:rPr>
-        <w:t>Supporting pair — amount against profit: r = 0.6753</w:t>
+        <w:t>For significance, t is 17.75 on 55 degrees of freedom, and p is 1.98 times ten to the negative 24.</w:t>
       </w:r>
       <w:r>
-        <w:t xml:space="preserve">, so about </w:t>
+        <w:t xml:space="preserve"> So the slope is not zero, and that's not a marginal result.</w:t>
       </w:r>
+    </w:p>
+    <w:p>
       <w:r>
         <w:rPr>
           <w:b/>
         </w:rPr>
-        <w:t>46%</w:t>
+        <w:t>And the intercept, negative 1,353.65, isn't meaningful</w:t>
       </w:r>
       <w:r>
-        <w:t xml:space="preserve"> of profit variation tracks revenue. Moderate, not strong — the same conclusion as the coefficients of variation a moment ago, reached a different way.</w:t>
+        <w:t xml:space="preserve"> — zero orders can't produce negative revenue. It's where the fitted line crosses the axis, extrapolated outside our data, so we don't interpret it.</w:t>
       </w:r>
     </w:p>
     <w:p>
       <w:r>
-        <w:t xml:space="preserve">Then the caveat, said explicitly: </w:t>
-      </w:r>
-      <w:r>
-        <w:rPr>
-          <w:b/>
-        </w:rPr>
-        <w:t>correlation is not causation.</w:t>
-      </w:r>
-      <w:r>
-        <w:t xml:space="preserve"> Order count and revenue could both be driven by something else — market conditions, a campaign not visible in this data. What can be said is that the association is strong and consistent over 57 months, not that one causes the other.</w:t>
+        <w:t>Then the forecast. The company is running about four orders per month below its 2022 level. At 5,224 per order, closing that gap is worth roughly 250,000 a year. And Checkpoint 1 arrived at 257,297 by a completely different route — just summing the actual category shortfalls. Two independent methods landing within 3 percent of each other. That's the strongest single piece of evidence in this project.</w:t>
       </w:r>
     </w:p>
     <w:p>
-      <w:pPr>
-        <w:pStyle w:val="Heading2"/>
-      </w:pPr>
       <w:r>
-        <w:t>Regression</w:t>
+        <w:t>We list six limitations. The three that matter most: it's a single predictor, so it says nothing about why orders fell; it's fitted on 57 monthly points, which isn't many; and it shouldn't be extrapolated beyond the range of order counts we actually observed.</w:t>
       </w:r>
     </w:p>
     <w:p>
@@ -1033,161 +800,32 @@
         <w:rPr>
           <w:i/>
         </w:rPr>
-        <w:t>Task 2.4 · on screen: the ToolPak output</w:t>
-      </w:r>
-    </w:p>
-    <w:p>
-      <w:pPr>
-        <w:pStyle w:val="ListBullet"/>
-      </w:pPr>
-      <w:r>
-        <w:t>Monthly revenue regressed on monthly order count, over the 57 complete months</w:t>
+        <w:t>[Switch to Figure 2, with the regime shading.]</w:t>
       </w:r>
     </w:p>
     <w:p>
       <w:r>
-        <w:t>State the equation clearly, and slowly enough to be heard:</w:t>
+        <w:t>Last, the trend itself — which is what our topic is named after, so I want to be precise about what we found and what we didn't.</w:t>
       </w:r>
     </w:p>
     <w:p>
       <w:r>
-        <w:rPr>
-          <w:b/>
-        </w:rPr>
-        <w:t>Revenue = −1,353.65 + 5,224.25 × Orders</w:t>
+        <w:t>The trend is real, and this is the finding: the series runs in two regimes. Growth from 2020 to 2022 — 92,934 up to 121,648 per month, so plus 30.9 percent. Then a plateau from 2022 to 2024, down to 100,207, which is minus 17.6 percent. You can see both here; the shading marks where one ends and the other begins.</w:t>
       </w:r>
     </w:p>
     <w:p>
       <w:r>
-        <w:t>Then read it properly, four parts:</w:t>
-      </w:r>
-    </w:p>
-    <w:p>
-      <w:pPr>
-        <w:pStyle w:val="ListBullet"/>
-      </w:pPr>
-      <w:r>
-        <w:rPr>
-          <w:b/>
-        </w:rPr>
-        <w:t>The slope, 5,224.25.</w:t>
-      </w:r>
-      <w:r>
-        <w:t xml:space="preserve"> One additional order in a month is associated with about 5,224 more revenue that month. Here is the check that makes it convincing: the mean order value in the data is </w:t>
-      </w:r>
-      <w:r>
-        <w:rPr>
-          <w:b/>
-        </w:rPr>
-        <w:t>5,178.09</w:t>
-      </w:r>
-      <w:r>
-        <w:t xml:space="preserve">. The slope lands within </w:t>
-      </w:r>
-      <w:r>
-        <w:rPr>
-          <w:b/>
-        </w:rPr>
-        <w:t>0.9%</w:t>
-      </w:r>
-      <w:r>
-        <w:t xml:space="preserve"> of it — the regression rediscovered the average order value without being told it</w:t>
-      </w:r>
-    </w:p>
-    <w:p>
-      <w:pPr>
-        <w:pStyle w:val="ListBullet"/>
-      </w:pPr>
-      <w:r>
-        <w:rPr>
-          <w:b/>
-        </w:rPr>
-        <w:t>R² = 0.8514.</w:t>
-      </w:r>
-      <w:r>
-        <w:t xml:space="preserve"> Order count explains 85% of the month-to-month variation in revenue</w:t>
-      </w:r>
-    </w:p>
-    <w:p>
-      <w:pPr>
-        <w:pStyle w:val="ListBullet"/>
-      </w:pPr>
-      <w:r>
-        <w:rPr>
-          <w:b/>
-        </w:rPr>
-        <w:t>Significance: t = 17.75, 55 degrees of freedom, p = 1.98 × 10⁻²⁴.</w:t>
-      </w:r>
-      <w:r>
-        <w:t xml:space="preserve"> The slope is not zero, and that is not a marginal result</w:t>
-      </w:r>
-    </w:p>
-    <w:p>
-      <w:pPr>
-        <w:pStyle w:val="ListBullet"/>
-      </w:pPr>
-      <w:r>
-        <w:rPr>
-          <w:b/>
-        </w:rPr>
-        <w:t>The intercept, −1,353.65, is not meaningful.</w:t>
-      </w:r>
-      <w:r>
-        <w:t xml:space="preserve"> Zero orders cannot produce negative revenue. It is where the fitted line crosses the axis, extrapolated outside the range of the data, and it is not interpreted</w:t>
+        <w:t>So the obvious question is, why isn't there a growth rate in our forecast?</w:t>
       </w:r>
     </w:p>
     <w:p>
       <w:r>
-        <w:t xml:space="preserve">Then the forecast the brief asks for: the company is running about </w:t>
-      </w:r>
-      <w:r>
-        <w:rPr>
-          <w:b/>
-        </w:rPr>
-        <w:t>four orders per month</w:t>
-      </w:r>
-      <w:r>
-        <w:t xml:space="preserve"> below its 2022 level. At 5,224 per order, closing that gap is worth roughly </w:t>
-      </w:r>
-      <w:r>
-        <w:rPr>
-          <w:b/>
-        </w:rPr>
-        <w:t>250,000 a year</w:t>
-      </w:r>
-      <w:r>
-        <w:t xml:space="preserve">. Checkpoint 1 arrived at </w:t>
-      </w:r>
-      <w:r>
-        <w:rPr>
-          <w:b/>
-        </w:rPr>
-        <w:t>257,297</w:t>
-      </w:r>
-      <w:r>
-        <w:t xml:space="preserve"> by an entirely different route — summing the actual category shortfalls. Two independent methods landing within 3% of each other is the strongest single piece of evidence in this project. Say that sentence deliberately; it is the high point of the whole recording.</w:t>
+        <w:t>Because we tested for one, and there isn't a single one. We fitted a straight line across all 57 months and it explains under 1 percent of the variation — R-squared of 0.0078, p-value of 0.515. We ran it on four different windows and got the same answer every time.</w:t>
       </w:r>
     </w:p>
     <w:p>
       <w:r>
-        <w:t xml:space="preserve">Close the section with limitations — six are listed; name the three that matter: single predictor, so it says nothing about </w:t>
-      </w:r>
-      <w:r>
-        <w:rPr>
-          <w:i/>
-        </w:rPr>
-        <w:t>why</w:t>
-      </w:r>
-      <w:r>
-        <w:t xml:space="preserve"> orders fell; fitted on 57 monthly points, which is not many; and it should not be extrapolated beyond the observed range of order counts.</w:t>
-      </w:r>
-    </w:p>
-    <w:p>
-      <w:pPr>
-        <w:pStyle w:val="Heading2"/>
-      </w:pPr>
-      <w:r>
-        <w:t>Trend and seasonality</w:t>
+        <w:t>Here's the interpretation, and this is the part that matters. That result is not "there's no trend." It's "no single straight line fits both regimes" — which is exactly what you'd expect from a series that rises and then flattens. The up-slope and the flat part cancel each other out, and the average comes out nearly horizontal. Reporting that honestly, and refusing to project a growth rate we can't demonstrate, is the correct handling. Projecting one anyway would be inventing a number.</w:t>
       </w:r>
     </w:p>
     <w:p>
@@ -1195,336 +833,32 @@
         <w:rPr>
           <w:i/>
         </w:rPr>
-        <w:t>Task 2.5 · on screen: Figure 2 with the shading, then the forecast chart</w:t>
+        <w:t>[Switch to the forecast chart.]</w:t>
       </w:r>
     </w:p>
     <w:p>
       <w:r>
-        <w:t>This is the section the topic is named after. Be precise about what was and was not found, and do not rush the middle of it.</w:t>
-      </w:r>
-    </w:p>
-    <w:p>
-      <w:pPr>
-        <w:pStyle w:val="ListBullet"/>
-      </w:pPr>
-      <w:r>
-        <w:rPr>
-          <w:b/>
-        </w:rPr>
-        <w:t>The trend is real, and it is the finding: the series runs in two regimes.</w:t>
-      </w:r>
-      <w:r>
-        <w:t xml:space="preserve"> Growth from 2020 to 2022 — </w:t>
-      </w:r>
-      <w:r>
-        <w:rPr>
-          <w:b/>
-        </w:rPr>
-        <w:t>92,934 up to 121,648</w:t>
-      </w:r>
-      <w:r>
-        <w:t xml:space="preserve"> per month, </w:t>
-      </w:r>
-      <w:r>
-        <w:rPr>
-          <w:b/>
-        </w:rPr>
-        <w:t>+30.9%</w:t>
-      </w:r>
-      <w:r>
-        <w:t xml:space="preserve">. Then a plateau from 2022 to 2024 — down to </w:t>
-      </w:r>
-      <w:r>
-        <w:rPr>
-          <w:b/>
-        </w:rPr>
-        <w:t>100,207</w:t>
-      </w:r>
-      <w:r>
-        <w:t xml:space="preserve">, </w:t>
-      </w:r>
-      <w:r>
-        <w:rPr>
-          <w:b/>
-        </w:rPr>
-        <w:t>−17.6%</w:t>
-      </w:r>
-      <w:r>
-        <w:t>. Both are visible on Figure 2; the shading marks where one ends and the other begins</w:t>
-      </w:r>
-    </w:p>
-    <w:p>
-      <w:pPr>
-        <w:pStyle w:val="ListBullet"/>
-      </w:pPr>
-      <w:r>
-        <w:t xml:space="preserve">Then raise the obvious question and answer it: </w:t>
-      </w:r>
-      <w:r>
-        <w:rPr>
-          <w:i/>
-        </w:rPr>
-        <w:t>so why is there no growth rate in the forecast?</w:t>
-      </w:r>
-      <w:r>
-        <w:t xml:space="preserve"> Because one was tested for and there is not a single one. A straight line fitted across all 57 months explains </w:t>
-      </w:r>
-      <w:r>
-        <w:rPr>
-          <w:b/>
-        </w:rPr>
-        <w:t>under 1% of the variation — R² = 0.0078, p = 0.515.</w:t>
-      </w:r>
-      <w:r>
-        <w:t xml:space="preserve"> It was run on four different windows and gave the same answer each time</w:t>
-      </w:r>
-    </w:p>
-    <w:p>
-      <w:pPr>
-        <w:pStyle w:val="ListBullet"/>
-      </w:pPr>
-      <w:r>
-        <w:t xml:space="preserve">Now the interpretation, which is the part that matters: that result is </w:t>
-      </w:r>
-      <w:r>
-        <w:rPr>
-          <w:b/>
-        </w:rPr>
-        <w:t>not</w:t>
-      </w:r>
-      <w:r>
-        <w:t xml:space="preserve"> "no trend". It is "</w:t>
-      </w:r>
-      <w:r>
-        <w:rPr>
-          <w:b/>
-        </w:rPr>
-        <w:t>no single straight line fits both regimes</w:t>
-      </w:r>
-      <w:r>
-        <w:t>", which is exactly what you would expect from a series that rises and then flattens — the up-slope and the flat cancel out, and the average of the two is nearly horizontal. Reporting that honestly, and refusing to project a growth rate that cannot be demonstrated, is the correct handling. Projecting one anyway would be inventing a number</w:t>
-      </w:r>
-    </w:p>
-    <w:p>
-      <w:pPr>
-        <w:pStyle w:val="ListBullet"/>
-      </w:pPr>
-      <w:r>
-        <w:t xml:space="preserve">So the forecast is built from </w:t>
-      </w:r>
-      <w:r>
-        <w:rPr>
-          <w:b/>
-        </w:rPr>
-        <w:t>level and seasonality</w:t>
-      </w:r>
-      <w:r>
-        <w:t xml:space="preserve"> instead. Monthly seasonal indices were computed — </w:t>
-      </w:r>
-      <w:r>
-        <w:rPr>
-          <w:b/>
-        </w:rPr>
-        <w:t>January 0.679, October 1.229, December 1.273</w:t>
-      </w:r>
-      <w:r>
-        <w:t xml:space="preserve"> — and applied to the recent level to project the six months from January to June 2025</w:t>
+        <w:t>So the forecast is built on level and seasonality instead. We computed monthly seasonal indices — January comes out at 0.679, October at 1.229, December at 1.273 — and applied them to the recent level to project six months forward, January to June 2025.</w:t>
       </w:r>
     </w:p>
     <w:p>
       <w:r>
-        <w:t>Then the honest check, which is the part most worth having on the recording:</w:t>
-      </w:r>
-    </w:p>
-    <w:p>
-      <w:pPr>
-        <w:pStyle w:val="ListBullet"/>
-      </w:pPr>
-      <w:r>
-        <w:t xml:space="preserve">The two months that could be checked were held out, and the seasonal forecast was compared against a naive flat average. </w:t>
-      </w:r>
-      <w:r>
-        <w:rPr>
-          <w:b/>
-        </w:rPr>
-        <w:t>The seasonal forecast lost.</w:t>
-      </w:r>
-      <w:r>
-        <w:t xml:space="preserve"> Mean absolute error </w:t>
-      </w:r>
-      <w:r>
-        <w:rPr>
-          <w:b/>
-        </w:rPr>
-        <w:t>22.7%</w:t>
-      </w:r>
-      <w:r>
-        <w:t xml:space="preserve"> against the flat average's </w:t>
-      </w:r>
-      <w:r>
-        <w:rPr>
-          <w:b/>
-        </w:rPr>
-        <w:t>14.9%</w:t>
-      </w:r>
-      <w:r>
-        <w:t>. It ranks fifth of the eight methods tested</w:t>
-      </w:r>
-    </w:p>
-    <w:p>
-      <w:pPr>
-        <w:pStyle w:val="ListBullet"/>
-      </w:pPr>
-      <w:r>
-        <w:t xml:space="preserve">The reason is visible: </w:t>
-      </w:r>
-      <w:r>
-        <w:rPr>
-          <w:b/>
-        </w:rPr>
-        <w:t>January 2025 came in at 112,906 against a prediction of 68,853.</w:t>
-      </w:r>
-      <w:r>
-        <w:t xml:space="preserve"> January's index says January is the weakest month of the year, and this January was not</w:t>
-      </w:r>
-    </w:p>
-    <w:p>
-      <w:pPr>
-        <w:pStyle w:val="ListBullet"/>
-      </w:pPr>
-      <w:r>
-        <w:t xml:space="preserve">Answer </w:t>
-      </w:r>
-      <w:r>
-        <w:rPr>
-          <w:i/>
-        </w:rPr>
-        <w:t>why keep the method, then?</w:t>
-      </w:r>
-      <w:r>
-        <w:t xml:space="preserve"> Because switching on the strength of two observations is overfitting the holdout — you would be choosing the model that happened to win on a two-month sample, which is not evidence. The result is reported, the method is kept, and the forecast's reliability over this horizon is stated plainly as weak. The reliability discussion the brief asks for is not a formality here: the error was measured, and it is 22.7%</w:t>
+        <w:t>And then we checked it, which is the part I'd most want you to see. We held out the two months we could actually verify and compared our seasonal forecast against a naive flat average. The seasonal forecast lost. Mean absolute error of 22.7 percent, against the flat average's 14.9. It ranks fifth out of the eight methods we tested.</w:t>
       </w:r>
     </w:p>
     <w:p>
       <w:r>
-        <w:rPr>
-          <w:b/>
-        </w:rPr>
-        <w:t>End the part on this line:</w:t>
-      </w:r>
-      <w:r>
-        <w:t xml:space="preserve"> building that monthly series also turned up something nobody expected — and it was a mistake of our own.</w:t>
+        <w:t>You can see why. January 2025 came in at 112,906, against our prediction of 68,853. Our index says January is the weakest month of the year — and this January wasn't.</w:t>
       </w:r>
     </w:p>
     <w:p>
       <w:r>
-        <w:br w:type="page"/>
-      </w:r>
-    </w:p>
-    <w:p>
-      <w:pPr>
-        <w:pStyle w:val="Heading2"/>
-      </w:pPr>
-      <w:r>
-        <w:t>Checklist</w:t>
+        <w:t>So why keep the method? Because switching on the strength of two observations is overfitting the holdout. You'd be picking whichever model happened to win on a two-month sample, and that isn't evidence. So we report the result, we keep the method, and we say plainly that our forecast reliability over this horizon is weak. The reliability discussion the brief asks for isn't a formality here — we measured our own error, and it's 22.7 percent.</w:t>
       </w:r>
     </w:p>
     <w:p>
       <w:r>
-        <w:t>Each of you, before you record:</w:t>
-      </w:r>
-    </w:p>
-    <w:p>
-      <w:pPr>
-        <w:pStyle w:val="ListBullet"/>
-      </w:pPr>
-      <w:r>
-        <w:t>Every number you say out loud, you can point to — a query, a figure, or a cell</w:t>
-      </w:r>
-    </w:p>
-    <w:p>
-      <w:pPr>
-        <w:pStyle w:val="ListBullet"/>
-      </w:pPr>
-      <w:r>
-        <w:t>You can say your section's beats with the script closed</w:t>
-      </w:r>
-    </w:p>
-    <w:p>
-      <w:pPr>
-        <w:pStyle w:val="ListBullet"/>
-      </w:pPr>
-      <w:r>
-        <w:t>You can answer a question about any section, not only the one you recorded — Section 1.4 lets the instructor ask any member about any part</w:t>
-      </w:r>
-    </w:p>
-    <w:p>
-      <w:pPr>
-        <w:pStyle w:val="ListBullet"/>
-      </w:pPr>
-      <w:r>
-        <w:t>Your exhibits are open and on the right screen before you press record</w:t>
-      </w:r>
-    </w:p>
-    <w:p>
-      <w:pPr>
-        <w:pStyle w:val="ListBullet"/>
-      </w:pPr>
-      <w:r>
-        <w:t>You have done the thirty-second test</w:t>
-      </w:r>
-    </w:p>
-    <w:p>
-      <w:r>
-        <w:t>Alber, before you submit:</w:t>
-      </w:r>
-    </w:p>
-    <w:p>
-      <w:pPr>
-        <w:pStyle w:val="ListBullet"/>
-      </w:pPr>
-      <w:r>
-        <w:t>All five parts present and in order, no task missing</w:t>
-      </w:r>
-    </w:p>
-    <w:p>
-      <w:pPr>
-        <w:pStyle w:val="ListBullet"/>
-      </w:pPr>
-      <w:r>
-        <w:t>Audio levels normalised across all three speakers</w:t>
-      </w:r>
-    </w:p>
-    <w:p>
-      <w:pPr>
-        <w:pStyle w:val="ListBullet"/>
-      </w:pPr>
-      <w:r>
-        <w:t>Each speaker names themselves once, and nobody claims a task or a role</w:t>
-      </w:r>
-    </w:p>
-    <w:p>
-      <w:pPr>
-        <w:pStyle w:val="ListBullet"/>
-      </w:pPr>
-      <w:r>
-        <w:t>The synthetic data, the Checkpoint 1 correction and the forecast that lost are all audibly in the recording</w:t>
-      </w:r>
-    </w:p>
-    <w:p>
-      <w:pPr>
-        <w:pStyle w:val="ListBullet"/>
-      </w:pPr>
-      <w:r>
-        <w:t>Played back end to end — the file opens, the audio does not cut out, the on-screen numbers are legible, and the length fits any limit you were given</w:t>
-      </w:r>
-    </w:p>
-    <w:p>
-      <w:pPr>
-        <w:pStyle w:val="ListBullet"/>
-      </w:pPr>
-      <w:r>
-        <w:t>File named with your group and the checkpoint</w:t>
+        <w:t>Building that monthly series also turned up something nobody expected. And it was a mistake of our own.</w:t>
       </w:r>
     </w:p>
     <w:sectPr>

--- a/docs/Script_Mardy.docx
+++ b/docs/Script_Mardy.docx
@@ -266,7 +266,7 @@
               <w:rPr>
                 <w:sz w:val="18"/>
               </w:rPr>
-              <w:t>Checkpoint 1 — the dataset, the database, the queries</w:t>
+              <w:t>Checkpoint 1 — the dataset and its five problems</w:t>
             </w:r>
           </w:p>
         </w:tc>
@@ -287,7 +287,7 @@
               <w:rPr>
                 <w:sz w:val="18"/>
               </w:rPr>
-              <w:t>8:45</w:t>
+              <w:t>3:30</w:t>
             </w:r>
           </w:p>
         </w:tc>
@@ -331,7 +331,7 @@
               <w:rPr>
                 <w:sz w:val="18"/>
               </w:rPr>
-              <w:t>Alber</w:t>
+              <w:t>Mardy</w:t>
             </w:r>
           </w:p>
         </w:tc>
@@ -352,7 +352,7 @@
               <w:rPr>
                 <w:sz w:val="18"/>
               </w:rPr>
-              <w:t>The Checkpoint 2 workbook</w:t>
+              <w:t>Checkpoint 1 — the database, and the eight queries</w:t>
             </w:r>
           </w:p>
         </w:tc>
@@ -373,7 +373,7 @@
               <w:rPr>
                 <w:sz w:val="18"/>
               </w:rPr>
-              <w:t>1:30</w:t>
+              <w:t>5:30</w:t>
             </w:r>
           </w:p>
         </w:tc>
@@ -417,7 +417,7 @@
               <w:rPr>
                 <w:sz w:val="18"/>
               </w:rPr>
-              <w:t>Mardy</w:t>
+              <w:t>Alber</w:t>
             </w:r>
           </w:p>
         </w:tc>
@@ -438,7 +438,7 @@
               <w:rPr>
                 <w:sz w:val="18"/>
               </w:rPr>
-              <w:t>Checkpoint 2 — statistics, correlation, regression, the trend</w:t>
+              <w:t>Checkpoint 2 — the workbook, statistics, regression, the trend</w:t>
             </w:r>
           </w:p>
         </w:tc>
@@ -459,7 +459,7 @@
               <w:rPr>
                 <w:sz w:val="18"/>
               </w:rPr>
-              <w:t>8:30</w:t>
+              <w:t>10:00</w:t>
             </w:r>
           </w:p>
         </w:tc>
@@ -576,7 +576,12 @@
         <w:t>28 minutes</w:t>
       </w:r>
       <w:r>
-        <w:t xml:space="preserve"> at a normal speaking pace — Alber 10:30 across his three parts, Julebeth 8:45, Mardy 8:30. If you need it shorter, cut the six limitations down to one line in Part 4 and drop three of the eight questions in Part 5; that takes off about three minutes without losing a task.</w:t>
+        <w:t xml:space="preserve"> at a normal speaking pace. Alber carries Checkpoint 2 and the framing — 19 minutes across three files — while Julebeth and Mardy split Checkpoint 1 between them. Alber's Part 4 is the long one, so record it in two sittings if you need to; there is a natural break after the regression.</w:t>
+      </w:r>
+    </w:p>
+    <w:p>
+      <w:r>
+        <w:t>If you need it shorter, cut the six limitations in Part 4 down to one line and drop three of the eight questions in Part 5; that takes off about three minutes without losing a task.</w:t>
       </w:r>
     </w:p>
     <w:p>
@@ -619,7 +624,7 @@
         <w:pStyle w:val="Heading1"/>
       </w:pPr>
       <w:r>
-        <w:t>Part 4 — Mardy</w:t>
+        <w:t>Part 3 — Mardy</w:t>
       </w:r>
     </w:p>
     <w:p>
@@ -627,22 +632,73 @@
         <w:rPr>
           <w:i/>
         </w:rPr>
-        <w:t>[The Amount histogram on screen.]</w:t>
+        <w:t>[The ERD on screen.]</w:t>
       </w:r>
     </w:p>
     <w:p>
       <w:r>
-        <w:t>I'm Mardy, and I'll take the analysis.</w:t>
+        <w:t>I'm Mardy, and I'll take the database and the queries.</w:t>
       </w:r>
     </w:p>
     <w:p>
       <w:r>
-        <w:t>The first thing we asked of that data was simply what it looks like. Three numerical variables — Amount, Profit and Quantity — and for each one we have the mean, median and mode, standard deviation, variance, range, quartiles, the interquartile range and the coefficient of variation, plus a frequency distribution and a histogram.</w:t>
+        <w:t>So we normalised that flat file into a star schema. One fact table, seven dimension tables around it — eight in total. The fact table is sales, one row per transaction line, and around it we have customers, cities, states, categories, sub_categories, payment_modes and dates.</w:t>
       </w:r>
     </w:p>
     <w:p>
       <w:r>
-        <w:t>Two things in there are worth your attention. The rest is table-filling.</w:t>
+        <w:t>Why a star, instead of the one table we started with? Three reasons.</w:t>
+      </w:r>
+    </w:p>
+    <w:p>
+      <w:r>
+        <w:t>Consistency — in the flat file a category name is repeated on every row that uses it, so one typo creates a category that doesn't exist. In the star that name lives in one place and the fact table just carries an integer key. A typo goes from unlikely to impossible.</w:t>
+      </w:r>
+    </w:p>
+    <w:p>
+      <w:r>
+        <w:t>The brief — Task 1.3 wants at least two related tables with proper primary and foreign keys. What we built has eight tables, eight primary keys, seven foreign keys, six unique constraints and four check constraints. And we tested that those constraints actually reject bad rows; we didn't just assume it.</w:t>
+      </w:r>
+    </w:p>
+    <w:p>
+      <w:r>
+        <w:t>And the queries — the category trend question needs category and date sitting on the same row as the amount, and a star gives you that in one join.</w:t>
+      </w:r>
+    </w:p>
+    <w:p>
+      <w:r>
+        <w:t>The dates table looks like overkill until you try to write the queries. It's there for two reasons. We never call YEAR or strftime anywhere, so the same query file runs unchanged on MySQL and on SQLite — we verified that. And it carries two flags the raw dates can't: is_complete_month and is_complete_year. Those are the fix for problem four, and they're what stops anyone from comparing a nine-month 2020 against a full 2021.</w:t>
+      </w:r>
+    </w:p>
+    <w:p>
+      <w:r>
+        <w:t>One thing that cost us real time — year_month is a reserved word in MySQL. Our CREATE TABLE statement failed outright with a syntax error until we put backticks around it. And we only found that because we installed an actual MySQL server and ran the import, instead of assuming the file was fine.</w:t>
+      </w:r>
+    </w:p>
+    <w:p>
+      <w:r>
+        <w:rPr>
+          <w:i/>
+        </w:rPr>
+        <w:t>[Switch to the SHOW TABLES screenshot.]</w:t>
+      </w:r>
+    </w:p>
+    <w:p>
+      <w:r>
+        <w:t>The whole thing loads from one file — the database, all eight tables, all the data. And it ends with a verification block whose last row has to read 1,194 rows, 6,182,639 in revenue, 547 order IDs, 57 complete months, and zero orphaned rows.</w:t>
+      </w:r>
+    </w:p>
+    <w:p>
+      <w:r>
+        <w:rPr>
+          <w:i/>
+        </w:rPr>
+        <w:t>[Switch to the query screenshots — Q3 first.]</w:t>
+      </w:r>
+    </w:p>
+    <w:p>
+      <w:r>
+        <w:t>So with the database built, we could ask the questions. There are eight queries in four groups: two basic retrievals using WHERE and ORDER BY, two aggregates using GROUP BY, two multi-table joins — ours each join four tables — and two business-insight queries. Here's what they found.</w:t>
       </w:r>
     </w:p>
     <w:p>
@@ -650,10 +706,18 @@
         <w:rPr>
           <w:b/>
         </w:rPr>
-        <w:t>The first is that profit is far less predictable than revenue.</w:t>
+        <w:t>First, growth stopped in 2022, and it stopped in a specific way.</w:t>
       </w:r>
       <w:r>
-        <w:t xml:space="preserve"> Amount has a coefficient of variation of 54.2 percent. Profit has 82.9, and a skew of plus 0.94 — so it's both more variable and asymmetric, with a long right tail of a few very profitable lines. What that means in practice is that a revenue target does not manage profit. The two don't move together tightly enough for one to stand in for the other.</w:t>
+        <w:t xml:space="preserve"> Query 3 aggregates by year, but on a per-month basis, so the partial years can't distort it. Revenue per month went from 92,934 in 2020, up to 121,648 at the 2022 peak, then down to 100,207 in 2024. But margin never left that 24-to-27 percent band, and average order value never left 5,008 to 5,444. Put those together and you have the diagnosis — fewer orders, not cheaper ones and not less profitable ones. Which points at demand generation, not at pricing.</w:t>
+      </w:r>
+    </w:p>
+    <w:p>
+      <w:r>
+        <w:rPr>
+          <w:i/>
+        </w:rPr>
+        <w:t>[Switch to Q5.]</w:t>
       </w:r>
     </w:p>
     <w:p>
@@ -661,10 +725,15 @@
         <w:rPr>
           <w:b/>
         </w:rPr>
-        <w:t>The second is that the histogram itself is a finding.</w:t>
+        <w:t>Second, one sub-category explains most of the gap.</w:t>
       </w:r>
       <w:r>
-        <w:t xml:space="preserve"> Amount is spread almost perfectly flat across its range. Real transaction values are right-skewed — lots of small sales, a few big ones. Flat is what a random number generator produces. So our own descriptive statistics independently confirm what Checkpoint 1 said about this data being synthetic, and we report that as evidence rather than hide it.</w:t>
+        <w:t xml:space="preserve"> Printers lost 136,865 between 2023 and 2024 — a 71 percent collapse, and on its own that's more than half the entire gap between the 2022 peak and 2024. Every Electronics sub-category fell, and the category as a whole is down 40.8 percent. But every Office Supplies sub-category grew — Paper is up 85,689, which is 149.4 percent.</w:t>
+      </w:r>
+    </w:p>
+    <w:p>
+      <w:r>
+        <w:t>And that's the point: this is not a general slowdown. Two opposite trends are running at the same time, and the company-wide figure is just their average, which describes neither of them. That's the most useful thing Checkpoint 1 produced.</w:t>
       </w:r>
     </w:p>
     <w:p>
@@ -672,12 +741,7 @@
         <w:rPr>
           <w:i/>
         </w:rPr>
-        <w:t>[Switch to the scatter plots.]</w:t>
-      </w:r>
-    </w:p>
-    <w:p>
-      <w:r>
-        <w:t>Next, whether the variables actually move together. Pearson's r on two required pairs plus a third for support, with scatter plots and fitted trendlines.</w:t>
+        <w:t>[Switch to Q8.]</w:t>
       </w:r>
     </w:p>
     <w:p>
@@ -685,10 +749,10 @@
         <w:rPr>
           <w:b/>
         </w:rPr>
-        <w:t>The first pair is monthly order count against monthly revenue, and r is 0.9227.</w:t>
+        <w:t>Third, seasonality is category-specific.</w:t>
       </w:r>
       <w:r>
-        <w:t xml:space="preserve"> Strongly positive — order count explains about 85 percent of the variation in monthly revenue. And notice what that does: Checkpoint 1 inferred that fewer orders were the mechanism. This measures it.</w:t>
+        <w:t xml:space="preserve"> The blended figure tells you Q4 is the peak quarter. But split it out, and Electronics actually peaks in Q2, at 30.79 percent of its annual revenue. Furniture peaks in Q4 at 30.84, and Office Supplies in Q4 at 32.16. So one blended planning curve is wrong for all three — it over-stocks Electronics in Q4 and under-stocks it in Q2.</w:t>
       </w:r>
     </w:p>
     <w:p>
@@ -696,169 +760,20 @@
         <w:rPr>
           <w:b/>
         </w:rPr>
-        <w:t>The second pair is line quantity against line amount, and r is 0.0446, with a p-value of 0.123.</w:t>
+        <w:t>And fourth, geography isn't a factor.</w:t>
       </w:r>
       <w:r>
-        <w:t xml:space="preserve"> No relationship, and not statistically significant — we cannot reject the null hypothesis that the true correlation is zero. That's a negative result and we're keeping it, because it kills an obvious strategy: a "sell more units" target would not move revenue in this business. Price per line varies far more than units per line.</w:t>
+        <w:t xml:space="preserve"> State revenue spans only 28 percent across five years, and no state trends against the others. Not every finding has to be a discovery — this one tells the business where not to spend its effort.</w:t>
       </w:r>
     </w:p>
     <w:p>
       <w:r>
-        <w:rPr>
-          <w:b/>
-        </w:rPr>
-        <w:t>And the supporting pair, amount against profit, gives r of 0.6753</w:t>
-      </w:r>
-      <w:r>
-        <w:t xml:space="preserve"> — about 46 percent of profit variation tracks revenue. Moderate, not strong. Which is the same conclusion as those coefficients of variation, reached a different way.</w:t>
+        <w:t>So that was Checkpoint 1 — what happened. Checkpoint 2 takes the same data into Excel and asks how strong the evidence actually is, and what we can predict.</w:t>
       </w:r>
     </w:p>
     <w:p>
       <w:r>
-        <w:t>One caveat we have to state: correlation is not causation. Order count and revenue could both be driven by something we can't see in this data. What we can say is that the association is strong and consistent across 57 months — not that one causes the other.</w:t>
-      </w:r>
-    </w:p>
-    <w:p>
-      <w:r>
-        <w:rPr>
-          <w:i/>
-        </w:rPr>
-        <w:t>[Switch to the ToolPak regression output.]</w:t>
-      </w:r>
-    </w:p>
-    <w:p>
-      <w:r>
-        <w:t>So then we regressed monthly revenue on monthly order count, over those 57 complete months. The equation is:</w:t>
-      </w:r>
-    </w:p>
-    <w:p>
-      <w:r>
-        <w:t>Revenue equals negative 1,353.65, plus 5,224.25 times orders.</w:t>
-      </w:r>
-    </w:p>
-    <w:p>
-      <w:r>
-        <w:t>There are four things to read in that.</w:t>
-      </w:r>
-    </w:p>
-    <w:p>
-      <w:r>
-        <w:rPr>
-          <w:b/>
-        </w:rPr>
-        <w:t>The slope is 5,224.25</w:t>
-      </w:r>
-      <w:r>
-        <w:t xml:space="preserve"> — one additional order in a month is associated with about 5,224 more revenue that month. And here's the check that makes it convincing: the mean order value in our data is 5,178.09. The slope lands within 0.9 percent of it. The regression rediscovered the average order value without ever being told what it was.</w:t>
-      </w:r>
-    </w:p>
-    <w:p>
-      <w:r>
-        <w:rPr>
-          <w:b/>
-        </w:rPr>
-        <w:t>R-squared is 0.8514</w:t>
-      </w:r>
-      <w:r>
-        <w:t xml:space="preserve"> — order count explains 85 percent of the month-to-month variation in revenue.</w:t>
-      </w:r>
-    </w:p>
-    <w:p>
-      <w:r>
-        <w:rPr>
-          <w:b/>
-        </w:rPr>
-        <w:t>For significance, t is 17.75 on 55 degrees of freedom, and p is 1.98 times ten to the negative 24.</w:t>
-      </w:r>
-      <w:r>
-        <w:t xml:space="preserve"> So the slope is not zero, and that's not a marginal result.</w:t>
-      </w:r>
-    </w:p>
-    <w:p>
-      <w:r>
-        <w:rPr>
-          <w:b/>
-        </w:rPr>
-        <w:t>And the intercept, negative 1,353.65, isn't meaningful</w:t>
-      </w:r>
-      <w:r>
-        <w:t xml:space="preserve"> — zero orders can't produce negative revenue. It's where the fitted line crosses the axis, extrapolated outside our data, so we don't interpret it.</w:t>
-      </w:r>
-    </w:p>
-    <w:p>
-      <w:r>
-        <w:t>Then the forecast. The company is running about four orders per month below its 2022 level. At 5,224 per order, closing that gap is worth roughly 250,000 a year. And Checkpoint 1 arrived at 257,297 by a completely different route — just summing the actual category shortfalls. Two independent methods landing within 3 percent of each other. That's the strongest single piece of evidence in this project.</w:t>
-      </w:r>
-    </w:p>
-    <w:p>
-      <w:r>
-        <w:t>We list six limitations. The three that matter most: it's a single predictor, so it says nothing about why orders fell; it's fitted on 57 monthly points, which isn't many; and it shouldn't be extrapolated beyond the range of order counts we actually observed.</w:t>
-      </w:r>
-    </w:p>
-    <w:p>
-      <w:r>
-        <w:rPr>
-          <w:i/>
-        </w:rPr>
-        <w:t>[Switch to Figure 2, with the regime shading.]</w:t>
-      </w:r>
-    </w:p>
-    <w:p>
-      <w:r>
-        <w:t>Last, the trend itself — which is what our topic is named after, so I want to be precise about what we found and what we didn't.</w:t>
-      </w:r>
-    </w:p>
-    <w:p>
-      <w:r>
-        <w:t>The trend is real, and this is the finding: the series runs in two regimes. Growth from 2020 to 2022 — 92,934 up to 121,648 per month, so plus 30.9 percent. Then a plateau from 2022 to 2024, down to 100,207, which is minus 17.6 percent. You can see both here; the shading marks where one ends and the other begins.</w:t>
-      </w:r>
-    </w:p>
-    <w:p>
-      <w:r>
-        <w:t>So the obvious question is, why isn't there a growth rate in our forecast?</w:t>
-      </w:r>
-    </w:p>
-    <w:p>
-      <w:r>
-        <w:t>Because we tested for one, and there isn't a single one. We fitted a straight line across all 57 months and it explains under 1 percent of the variation — R-squared of 0.0078, p-value of 0.515. We ran it on four different windows and got the same answer every time.</w:t>
-      </w:r>
-    </w:p>
-    <w:p>
-      <w:r>
-        <w:t>Here's the interpretation, and this is the part that matters. That result is not "there's no trend." It's "no single straight line fits both regimes" — which is exactly what you'd expect from a series that rises and then flattens. The up-slope and the flat part cancel each other out, and the average comes out nearly horizontal. Reporting that honestly, and refusing to project a growth rate we can't demonstrate, is the correct handling. Projecting one anyway would be inventing a number.</w:t>
-      </w:r>
-    </w:p>
-    <w:p>
-      <w:r>
-        <w:rPr>
-          <w:i/>
-        </w:rPr>
-        <w:t>[Switch to the forecast chart.]</w:t>
-      </w:r>
-    </w:p>
-    <w:p>
-      <w:r>
-        <w:t>So the forecast is built on level and seasonality instead. We computed monthly seasonal indices — January comes out at 0.679, October at 1.229, December at 1.273 — and applied them to the recent level to project six months forward, January to June 2025.</w:t>
-      </w:r>
-    </w:p>
-    <w:p>
-      <w:r>
-        <w:t>And then we checked it, which is the part I'd most want you to see. We held out the two months we could actually verify and compared our seasonal forecast against a naive flat average. The seasonal forecast lost. Mean absolute error of 22.7 percent, against the flat average's 14.9. It ranks fifth out of the eight methods we tested.</w:t>
-      </w:r>
-    </w:p>
-    <w:p>
-      <w:r>
-        <w:t>You can see why. January 2025 came in at 112,906, against our prediction of 68,853. Our index says January is the weakest month of the year — and this January wasn't.</w:t>
-      </w:r>
-    </w:p>
-    <w:p>
-      <w:r>
-        <w:t>So why keep the method? Because switching on the strength of two observations is overfitting the holdout. You'd be picking whichever model happened to win on a two-month sample, and that isn't evidence. So we report the result, we keep the method, and we say plainly that our forecast reliability over this horizon is weak. The reliability discussion the brief asks for isn't a formality here — we measured our own error, and it's 22.7 percent.</w:t>
-      </w:r>
-    </w:p>
-    <w:p>
-      <w:r>
-        <w:t>Building that monthly series also turned up something nobody expected. And it was a mistake of our own.</w:t>
+        <w:br w:type="page"/>
       </w:r>
     </w:p>
     <w:sectPr>

--- a/docs/Script_Mardy.docx
+++ b/docs/Script_Mardy.docx
@@ -589,7 +589,7 @@
         <w:rPr>
           <w:i/>
         </w:rPr>
-        <w:t>Lines in italics inside brackets are stage directions — what to have on screen. Do not read them aloud.</w:t>
+        <w:t>Lines in italics inside brackets are stage directions, and the tables and charts under them are the exhibits to have on screen at that moment. Do not read any of it aloud — the spoken lines are the plain paragraphs.</w:t>
       </w:r>
     </w:p>
     <w:p>
@@ -632,7 +632,60 @@
         <w:rPr>
           <w:i/>
         </w:rPr>
-        <w:t>[The ERD on screen.]</w:t>
+        <w:t>[The ERD — have this on screen.]</w:t>
+      </w:r>
+    </w:p>
+    <w:p>
+      <w:pPr>
+        <w:jc w:val="center"/>
+      </w:pPr>
+      <w:r>
+        <w:drawing>
+          <wp:inline xmlns:a="http://schemas.openxmlformats.org/drawingml/2006/main" xmlns:pic="http://schemas.openxmlformats.org/drawingml/2006/picture">
+            <wp:extent cx="5486400" cy="2879194"/>
+            <wp:docPr id="1" name="Picture 1"/>
+            <wp:cNvGraphicFramePr>
+              <a:graphicFrameLocks noChangeAspect="1"/>
+            </wp:cNvGraphicFramePr>
+            <a:graphic>
+              <a:graphicData uri="http://schemas.openxmlformats.org/drawingml/2006/picture">
+                <pic:pic>
+                  <pic:nvPicPr>
+                    <pic:cNvPr id="0" name="erd.png"/>
+                    <pic:cNvPicPr/>
+                  </pic:nvPicPr>
+                  <pic:blipFill>
+                    <a:blip r:embed="rId9"/>
+                    <a:stretch>
+                      <a:fillRect/>
+                    </a:stretch>
+                  </pic:blipFill>
+                  <pic:spPr>
+                    <a:xfrm>
+                      <a:off x="0" y="0"/>
+                      <a:ext cx="5486400" cy="2879194"/>
+                    </a:xfrm>
+                    <a:prstGeom prst="rect"/>
+                  </pic:spPr>
+                </pic:pic>
+              </a:graphicData>
+            </a:graphic>
+          </wp:inline>
+        </w:drawing>
+      </w:r>
+    </w:p>
+    <w:p>
+      <w:pPr>
+        <w:spacing w:after="200" w:line="240" w:lineRule="auto"/>
+        <w:jc w:val="center"/>
+      </w:pPr>
+      <w:r>
+        <w:rPr>
+          <w:i/>
+          <w:color w:val="7B8994"/>
+          <w:sz w:val="20"/>
+        </w:rPr>
+        <w:t>Figure 1. The star schema. One fact table, seven dimensions.</w:t>
       </w:r>
     </w:p>
     <w:p>
@@ -680,7 +733,440 @@
         <w:rPr>
           <w:i/>
         </w:rPr>
-        <w:t>[Switch to the SHOW TABLES screenshot.]</w:t>
+        <w:t>[The loaded database — show your own SHOW TABLES output, or this.]</w:t>
+      </w:r>
+    </w:p>
+    <w:tbl>
+      <w:tblPr>
+        <w:tblStyle w:val="LightGrid-Accent1"/>
+        <w:tblW w:type="auto" w:w="0"/>
+        <w:jc w:val="center"/>
+        <w:tblLayout w:type="autofit"/>
+        <w:tblLook w:firstColumn="1" w:firstRow="1" w:lastColumn="0" w:lastRow="0" w:noHBand="0" w:noVBand="1" w:val="04A0"/>
+      </w:tblPr>
+      <w:tblGrid>
+        <w:gridCol w:w="4680"/>
+        <w:gridCol w:w="4680"/>
+      </w:tblGrid>
+      <w:tr>
+        <w:tc>
+          <w:tcPr>
+            <w:tcW w:type="dxa" w:w="4680"/>
+          </w:tcPr>
+          <w:p>
+            <w:r>
+              <w:rPr>
+                <w:b/>
+              </w:rPr>
+            </w:r>
+            <w:r>
+              <w:rPr>
+                <w:b/>
+              </w:rPr>
+              <w:t>Table</w:t>
+            </w:r>
+          </w:p>
+        </w:tc>
+        <w:tc>
+          <w:tcPr>
+            <w:tcW w:type="dxa" w:w="4680"/>
+          </w:tcPr>
+          <w:p>
+            <w:r>
+              <w:rPr>
+                <w:b/>
+              </w:rPr>
+            </w:r>
+            <w:r>
+              <w:rPr>
+                <w:b/>
+              </w:rPr>
+              <w:t>Rows</w:t>
+            </w:r>
+          </w:p>
+        </w:tc>
+      </w:tr>
+      <w:tr>
+        <w:tc>
+          <w:tcPr>
+            <w:tcW w:type="dxa" w:w="4680"/>
+          </w:tcPr>
+          <w:p>
+            <w:pPr>
+              <w:spacing w:line="240" w:lineRule="auto"/>
+            </w:pPr>
+            <w:r>
+              <w:rPr>
+                <w:sz w:val="18"/>
+              </w:rPr>
+            </w:r>
+            <w:r>
+              <w:rPr>
+                <w:rFonts w:ascii="Consolas" w:hAnsi="Consolas"/>
+                <w:color w:val="2F6F9F"/>
+                <w:sz w:val="18"/>
+              </w:rPr>
+              <w:t>states</w:t>
+            </w:r>
+          </w:p>
+        </w:tc>
+        <w:tc>
+          <w:tcPr>
+            <w:tcW w:type="dxa" w:w="4680"/>
+          </w:tcPr>
+          <w:p>
+            <w:pPr>
+              <w:spacing w:line="240" w:lineRule="auto"/>
+            </w:pPr>
+            <w:r>
+              <w:rPr>
+                <w:sz w:val="18"/>
+              </w:rPr>
+            </w:r>
+            <w:r>
+              <w:rPr>
+                <w:sz w:val="18"/>
+              </w:rPr>
+              <w:t>6</w:t>
+            </w:r>
+          </w:p>
+        </w:tc>
+      </w:tr>
+      <w:tr>
+        <w:tc>
+          <w:tcPr>
+            <w:tcW w:type="dxa" w:w="4680"/>
+          </w:tcPr>
+          <w:p>
+            <w:pPr>
+              <w:spacing w:line="240" w:lineRule="auto"/>
+            </w:pPr>
+            <w:r>
+              <w:rPr>
+                <w:sz w:val="18"/>
+              </w:rPr>
+            </w:r>
+            <w:r>
+              <w:rPr>
+                <w:rFonts w:ascii="Consolas" w:hAnsi="Consolas"/>
+                <w:color w:val="2F6F9F"/>
+                <w:sz w:val="18"/>
+              </w:rPr>
+              <w:t>cities</w:t>
+            </w:r>
+          </w:p>
+        </w:tc>
+        <w:tc>
+          <w:tcPr>
+            <w:tcW w:type="dxa" w:w="4680"/>
+          </w:tcPr>
+          <w:p>
+            <w:pPr>
+              <w:spacing w:line="240" w:lineRule="auto"/>
+            </w:pPr>
+            <w:r>
+              <w:rPr>
+                <w:sz w:val="18"/>
+              </w:rPr>
+            </w:r>
+            <w:r>
+              <w:rPr>
+                <w:sz w:val="18"/>
+              </w:rPr>
+              <w:t>18</w:t>
+            </w:r>
+          </w:p>
+        </w:tc>
+      </w:tr>
+      <w:tr>
+        <w:tc>
+          <w:tcPr>
+            <w:tcW w:type="dxa" w:w="4680"/>
+          </w:tcPr>
+          <w:p>
+            <w:pPr>
+              <w:spacing w:line="240" w:lineRule="auto"/>
+            </w:pPr>
+            <w:r>
+              <w:rPr>
+                <w:sz w:val="18"/>
+              </w:rPr>
+            </w:r>
+            <w:r>
+              <w:rPr>
+                <w:rFonts w:ascii="Consolas" w:hAnsi="Consolas"/>
+                <w:color w:val="2F6F9F"/>
+                <w:sz w:val="18"/>
+              </w:rPr>
+              <w:t>categories</w:t>
+            </w:r>
+          </w:p>
+        </w:tc>
+        <w:tc>
+          <w:tcPr>
+            <w:tcW w:type="dxa" w:w="4680"/>
+          </w:tcPr>
+          <w:p>
+            <w:pPr>
+              <w:spacing w:line="240" w:lineRule="auto"/>
+            </w:pPr>
+            <w:r>
+              <w:rPr>
+                <w:sz w:val="18"/>
+              </w:rPr>
+            </w:r>
+            <w:r>
+              <w:rPr>
+                <w:sz w:val="18"/>
+              </w:rPr>
+              <w:t>3</w:t>
+            </w:r>
+          </w:p>
+        </w:tc>
+      </w:tr>
+      <w:tr>
+        <w:tc>
+          <w:tcPr>
+            <w:tcW w:type="dxa" w:w="4680"/>
+          </w:tcPr>
+          <w:p>
+            <w:pPr>
+              <w:spacing w:line="240" w:lineRule="auto"/>
+            </w:pPr>
+            <w:r>
+              <w:rPr>
+                <w:sz w:val="18"/>
+              </w:rPr>
+            </w:r>
+            <w:r>
+              <w:rPr>
+                <w:rFonts w:ascii="Consolas" w:hAnsi="Consolas"/>
+                <w:color w:val="2F6F9F"/>
+                <w:sz w:val="18"/>
+              </w:rPr>
+              <w:t>sub_categories</w:t>
+            </w:r>
+          </w:p>
+        </w:tc>
+        <w:tc>
+          <w:tcPr>
+            <w:tcW w:type="dxa" w:w="4680"/>
+          </w:tcPr>
+          <w:p>
+            <w:pPr>
+              <w:spacing w:line="240" w:lineRule="auto"/>
+            </w:pPr>
+            <w:r>
+              <w:rPr>
+                <w:sz w:val="18"/>
+              </w:rPr>
+            </w:r>
+            <w:r>
+              <w:rPr>
+                <w:sz w:val="18"/>
+              </w:rPr>
+              <w:t>12</w:t>
+            </w:r>
+          </w:p>
+        </w:tc>
+      </w:tr>
+      <w:tr>
+        <w:tc>
+          <w:tcPr>
+            <w:tcW w:type="dxa" w:w="4680"/>
+          </w:tcPr>
+          <w:p>
+            <w:pPr>
+              <w:spacing w:line="240" w:lineRule="auto"/>
+            </w:pPr>
+            <w:r>
+              <w:rPr>
+                <w:sz w:val="18"/>
+              </w:rPr>
+            </w:r>
+            <w:r>
+              <w:rPr>
+                <w:rFonts w:ascii="Consolas" w:hAnsi="Consolas"/>
+                <w:color w:val="2F6F9F"/>
+                <w:sz w:val="18"/>
+              </w:rPr>
+              <w:t>payment_modes</w:t>
+            </w:r>
+          </w:p>
+        </w:tc>
+        <w:tc>
+          <w:tcPr>
+            <w:tcW w:type="dxa" w:w="4680"/>
+          </w:tcPr>
+          <w:p>
+            <w:pPr>
+              <w:spacing w:line="240" w:lineRule="auto"/>
+            </w:pPr>
+            <w:r>
+              <w:rPr>
+                <w:sz w:val="18"/>
+              </w:rPr>
+            </w:r>
+            <w:r>
+              <w:rPr>
+                <w:sz w:val="18"/>
+              </w:rPr>
+              <w:t>5</w:t>
+            </w:r>
+          </w:p>
+        </w:tc>
+      </w:tr>
+      <w:tr>
+        <w:tc>
+          <w:tcPr>
+            <w:tcW w:type="dxa" w:w="4680"/>
+          </w:tcPr>
+          <w:p>
+            <w:pPr>
+              <w:spacing w:line="240" w:lineRule="auto"/>
+            </w:pPr>
+            <w:r>
+              <w:rPr>
+                <w:sz w:val="18"/>
+              </w:rPr>
+            </w:r>
+            <w:r>
+              <w:rPr>
+                <w:rFonts w:ascii="Consolas" w:hAnsi="Consolas"/>
+                <w:color w:val="2F6F9F"/>
+                <w:sz w:val="18"/>
+              </w:rPr>
+              <w:t>customers</w:t>
+            </w:r>
+          </w:p>
+        </w:tc>
+        <w:tc>
+          <w:tcPr>
+            <w:tcW w:type="dxa" w:w="4680"/>
+          </w:tcPr>
+          <w:p>
+            <w:pPr>
+              <w:spacing w:line="240" w:lineRule="auto"/>
+            </w:pPr>
+            <w:r>
+              <w:rPr>
+                <w:sz w:val="18"/>
+              </w:rPr>
+            </w:r>
+            <w:r>
+              <w:rPr>
+                <w:sz w:val="18"/>
+              </w:rPr>
+              <w:t>807</w:t>
+            </w:r>
+          </w:p>
+        </w:tc>
+      </w:tr>
+      <w:tr>
+        <w:tc>
+          <w:tcPr>
+            <w:tcW w:type="dxa" w:w="4680"/>
+          </w:tcPr>
+          <w:p>
+            <w:pPr>
+              <w:spacing w:line="240" w:lineRule="auto"/>
+            </w:pPr>
+            <w:r>
+              <w:rPr>
+                <w:sz w:val="18"/>
+              </w:rPr>
+            </w:r>
+            <w:r>
+              <w:rPr>
+                <w:rFonts w:ascii="Consolas" w:hAnsi="Consolas"/>
+                <w:color w:val="2F6F9F"/>
+                <w:sz w:val="18"/>
+              </w:rPr>
+              <w:t>dates</w:t>
+            </w:r>
+          </w:p>
+        </w:tc>
+        <w:tc>
+          <w:tcPr>
+            <w:tcW w:type="dxa" w:w="4680"/>
+          </w:tcPr>
+          <w:p>
+            <w:pPr>
+              <w:spacing w:line="240" w:lineRule="auto"/>
+            </w:pPr>
+            <w:r>
+              <w:rPr>
+                <w:sz w:val="18"/>
+              </w:rPr>
+            </w:r>
+            <w:r>
+              <w:rPr>
+                <w:sz w:val="18"/>
+              </w:rPr>
+              <w:t>648</w:t>
+            </w:r>
+          </w:p>
+        </w:tc>
+      </w:tr>
+      <w:tr>
+        <w:tc>
+          <w:tcPr>
+            <w:tcW w:type="dxa" w:w="4680"/>
+          </w:tcPr>
+          <w:p>
+            <w:pPr>
+              <w:spacing w:line="240" w:lineRule="auto"/>
+            </w:pPr>
+            <w:r>
+              <w:rPr>
+                <w:sz w:val="18"/>
+              </w:rPr>
+            </w:r>
+            <w:r>
+              <w:rPr>
+                <w:rFonts w:ascii="Consolas" w:hAnsi="Consolas"/>
+                <w:color w:val="2F6F9F"/>
+                <w:sz w:val="18"/>
+              </w:rPr>
+              <w:t>sales</w:t>
+            </w:r>
+          </w:p>
+        </w:tc>
+        <w:tc>
+          <w:tcPr>
+            <w:tcW w:type="dxa" w:w="4680"/>
+          </w:tcPr>
+          <w:p>
+            <w:pPr>
+              <w:spacing w:line="240" w:lineRule="auto"/>
+            </w:pPr>
+            <w:r>
+              <w:rPr>
+                <w:sz w:val="18"/>
+              </w:rPr>
+            </w:r>
+            <w:r>
+              <w:rPr>
+                <w:sz w:val="18"/>
+              </w:rPr>
+              <w:t>1,194</w:t>
+            </w:r>
+          </w:p>
+        </w:tc>
+      </w:tr>
+    </w:tbl>
+    <w:p>
+      <w:pPr>
+        <w:spacing w:after="200" w:line="240" w:lineRule="auto"/>
+        <w:jc w:val="center"/>
+      </w:pPr>
+      <w:r>
+        <w:rPr>
+          <w:i/>
+          <w:color w:val="7B8994"/>
+          <w:sz w:val="20"/>
+        </w:rPr>
+        <w:t>Table 2. Row counts after loading. sales holds exactly the 1,194 rows of the raw file.</w:t>
       </w:r>
     </w:p>
     <w:p>
@@ -693,7 +1179,1160 @@
         <w:rPr>
           <w:i/>
         </w:rPr>
-        <w:t>[Switch to the query screenshots — Q3 first.]</w:t>
+        <w:t>[Query 3 — show your own output, or this.]</w:t>
+      </w:r>
+    </w:p>
+    <w:tbl>
+      <w:tblPr>
+        <w:tblStyle w:val="LightGrid-Accent1"/>
+        <w:tblW w:type="auto" w:w="0"/>
+        <w:jc w:val="center"/>
+        <w:tblLayout w:type="autofit"/>
+        <w:tblLook w:firstColumn="1" w:firstRow="1" w:lastColumn="0" w:lastRow="0" w:noHBand="0" w:noVBand="1" w:val="04A0"/>
+      </w:tblPr>
+      <w:tblGrid>
+        <w:gridCol w:w="1040"/>
+        <w:gridCol w:w="1040"/>
+        <w:gridCol w:w="1040"/>
+        <w:gridCol w:w="1040"/>
+        <w:gridCol w:w="1040"/>
+        <w:gridCol w:w="1040"/>
+        <w:gridCol w:w="1040"/>
+        <w:gridCol w:w="1040"/>
+        <w:gridCol w:w="1040"/>
+      </w:tblGrid>
+      <w:tr>
+        <w:tc>
+          <w:tcPr>
+            <w:tcW w:type="dxa" w:w="1040"/>
+          </w:tcPr>
+          <w:p>
+            <w:r>
+              <w:rPr>
+                <w:b/>
+              </w:rPr>
+            </w:r>
+            <w:r>
+              <w:rPr>
+                <w:b/>
+              </w:rPr>
+              <w:t>Year</w:t>
+            </w:r>
+          </w:p>
+        </w:tc>
+        <w:tc>
+          <w:tcPr>
+            <w:tcW w:type="dxa" w:w="1040"/>
+          </w:tcPr>
+          <w:p>
+            <w:r>
+              <w:rPr>
+                <w:b/>
+              </w:rPr>
+            </w:r>
+            <w:r>
+              <w:rPr>
+                <w:b/>
+              </w:rPr>
+              <w:t>Months</w:t>
+            </w:r>
+          </w:p>
+        </w:tc>
+        <w:tc>
+          <w:tcPr>
+            <w:tcW w:type="dxa" w:w="1040"/>
+          </w:tcPr>
+          <w:p>
+            <w:r>
+              <w:rPr>
+                <w:b/>
+              </w:rPr>
+            </w:r>
+            <w:r>
+              <w:rPr>
+                <w:b/>
+              </w:rPr>
+              <w:t>Lines</w:t>
+            </w:r>
+          </w:p>
+        </w:tc>
+        <w:tc>
+          <w:tcPr>
+            <w:tcW w:type="dxa" w:w="1040"/>
+          </w:tcPr>
+          <w:p>
+            <w:r>
+              <w:rPr>
+                <w:b/>
+              </w:rPr>
+            </w:r>
+            <w:r>
+              <w:rPr>
+                <w:b/>
+              </w:rPr>
+              <w:t>Units</w:t>
+            </w:r>
+          </w:p>
+        </w:tc>
+        <w:tc>
+          <w:tcPr>
+            <w:tcW w:type="dxa" w:w="1040"/>
+          </w:tcPr>
+          <w:p>
+            <w:r>
+              <w:rPr>
+                <w:b/>
+              </w:rPr>
+            </w:r>
+            <w:r>
+              <w:rPr>
+                <w:b/>
+              </w:rPr>
+              <w:t>Revenue</w:t>
+            </w:r>
+          </w:p>
+        </w:tc>
+        <w:tc>
+          <w:tcPr>
+            <w:tcW w:type="dxa" w:w="1040"/>
+          </w:tcPr>
+          <w:p>
+            <w:r>
+              <w:rPr>
+                <w:b/>
+              </w:rPr>
+            </w:r>
+            <w:r>
+              <w:rPr>
+                <w:b/>
+              </w:rPr>
+              <w:t>Profit</w:t>
+            </w:r>
+          </w:p>
+        </w:tc>
+        <w:tc>
+          <w:tcPr>
+            <w:tcW w:type="dxa" w:w="1040"/>
+          </w:tcPr>
+          <w:p>
+            <w:r>
+              <w:rPr>
+                <w:b/>
+              </w:rPr>
+            </w:r>
+            <w:r>
+              <w:rPr>
+                <w:b/>
+              </w:rPr>
+              <w:t>Revenue/month</w:t>
+            </w:r>
+          </w:p>
+        </w:tc>
+        <w:tc>
+          <w:tcPr>
+            <w:tcW w:type="dxa" w:w="1040"/>
+          </w:tcPr>
+          <w:p>
+            <w:r>
+              <w:rPr>
+                <w:b/>
+              </w:rPr>
+            </w:r>
+            <w:r>
+              <w:rPr>
+                <w:b/>
+              </w:rPr>
+              <w:t>Avg line</w:t>
+            </w:r>
+          </w:p>
+        </w:tc>
+        <w:tc>
+          <w:tcPr>
+            <w:tcW w:type="dxa" w:w="1040"/>
+          </w:tcPr>
+          <w:p>
+            <w:r>
+              <w:rPr>
+                <w:b/>
+              </w:rPr>
+            </w:r>
+            <w:r>
+              <w:rPr>
+                <w:b/>
+              </w:rPr>
+              <w:t>Margin %</w:t>
+            </w:r>
+          </w:p>
+        </w:tc>
+      </w:tr>
+      <w:tr>
+        <w:tc>
+          <w:tcPr>
+            <w:tcW w:type="dxa" w:w="1040"/>
+          </w:tcPr>
+          <w:p>
+            <w:pPr>
+              <w:spacing w:line="240" w:lineRule="auto"/>
+            </w:pPr>
+            <w:r>
+              <w:rPr>
+                <w:sz w:val="18"/>
+              </w:rPr>
+            </w:r>
+            <w:r>
+              <w:rPr>
+                <w:sz w:val="18"/>
+              </w:rPr>
+              <w:t>2020</w:t>
+            </w:r>
+          </w:p>
+        </w:tc>
+        <w:tc>
+          <w:tcPr>
+            <w:tcW w:type="dxa" w:w="1040"/>
+          </w:tcPr>
+          <w:p>
+            <w:pPr>
+              <w:spacing w:line="240" w:lineRule="auto"/>
+            </w:pPr>
+            <w:r>
+              <w:rPr>
+                <w:sz w:val="18"/>
+              </w:rPr>
+            </w:r>
+            <w:r>
+              <w:rPr>
+                <w:sz w:val="18"/>
+              </w:rPr>
+              <w:t>9</w:t>
+            </w:r>
+          </w:p>
+        </w:tc>
+        <w:tc>
+          <w:tcPr>
+            <w:tcW w:type="dxa" w:w="1040"/>
+          </w:tcPr>
+          <w:p>
+            <w:pPr>
+              <w:spacing w:line="240" w:lineRule="auto"/>
+            </w:pPr>
+            <w:r>
+              <w:rPr>
+                <w:sz w:val="18"/>
+              </w:rPr>
+            </w:r>
+            <w:r>
+              <w:rPr>
+                <w:sz w:val="18"/>
+              </w:rPr>
+              <w:t>167</w:t>
+            </w:r>
+          </w:p>
+        </w:tc>
+        <w:tc>
+          <w:tcPr>
+            <w:tcW w:type="dxa" w:w="1040"/>
+          </w:tcPr>
+          <w:p>
+            <w:pPr>
+              <w:spacing w:line="240" w:lineRule="auto"/>
+            </w:pPr>
+            <w:r>
+              <w:rPr>
+                <w:sz w:val="18"/>
+              </w:rPr>
+            </w:r>
+            <w:r>
+              <w:rPr>
+                <w:sz w:val="18"/>
+              </w:rPr>
+              <w:t>1,651</w:t>
+            </w:r>
+          </w:p>
+        </w:tc>
+        <w:tc>
+          <w:tcPr>
+            <w:tcW w:type="dxa" w:w="1040"/>
+          </w:tcPr>
+          <w:p>
+            <w:pPr>
+              <w:spacing w:line="240" w:lineRule="auto"/>
+            </w:pPr>
+            <w:r>
+              <w:rPr>
+                <w:sz w:val="18"/>
+              </w:rPr>
+            </w:r>
+            <w:r>
+              <w:rPr>
+                <w:sz w:val="18"/>
+              </w:rPr>
+              <w:t>836,410</w:t>
+            </w:r>
+          </w:p>
+        </w:tc>
+        <w:tc>
+          <w:tcPr>
+            <w:tcW w:type="dxa" w:w="1040"/>
+          </w:tcPr>
+          <w:p>
+            <w:pPr>
+              <w:spacing w:line="240" w:lineRule="auto"/>
+            </w:pPr>
+            <w:r>
+              <w:rPr>
+                <w:sz w:val="18"/>
+              </w:rPr>
+            </w:r>
+            <w:r>
+              <w:rPr>
+                <w:sz w:val="18"/>
+              </w:rPr>
+              <w:t>217,911</w:t>
+            </w:r>
+          </w:p>
+        </w:tc>
+        <w:tc>
+          <w:tcPr>
+            <w:tcW w:type="dxa" w:w="1040"/>
+          </w:tcPr>
+          <w:p>
+            <w:pPr>
+              <w:spacing w:line="240" w:lineRule="auto"/>
+            </w:pPr>
+            <w:r>
+              <w:rPr>
+                <w:sz w:val="18"/>
+              </w:rPr>
+            </w:r>
+            <w:r>
+              <w:rPr>
+                <w:sz w:val="18"/>
+              </w:rPr>
+              <w:t>92,934.44</w:t>
+            </w:r>
+          </w:p>
+        </w:tc>
+        <w:tc>
+          <w:tcPr>
+            <w:tcW w:type="dxa" w:w="1040"/>
+          </w:tcPr>
+          <w:p>
+            <w:pPr>
+              <w:spacing w:line="240" w:lineRule="auto"/>
+            </w:pPr>
+            <w:r>
+              <w:rPr>
+                <w:sz w:val="18"/>
+              </w:rPr>
+            </w:r>
+            <w:r>
+              <w:rPr>
+                <w:sz w:val="18"/>
+              </w:rPr>
+              <w:t>5,008.44</w:t>
+            </w:r>
+          </w:p>
+        </w:tc>
+        <w:tc>
+          <w:tcPr>
+            <w:tcW w:type="dxa" w:w="1040"/>
+          </w:tcPr>
+          <w:p>
+            <w:pPr>
+              <w:spacing w:line="240" w:lineRule="auto"/>
+            </w:pPr>
+            <w:r>
+              <w:rPr>
+                <w:sz w:val="18"/>
+              </w:rPr>
+            </w:r>
+            <w:r>
+              <w:rPr>
+                <w:sz w:val="18"/>
+              </w:rPr>
+              <w:t>26.05</w:t>
+            </w:r>
+          </w:p>
+        </w:tc>
+      </w:tr>
+      <w:tr>
+        <w:tc>
+          <w:tcPr>
+            <w:tcW w:type="dxa" w:w="1040"/>
+          </w:tcPr>
+          <w:p>
+            <w:pPr>
+              <w:spacing w:line="240" w:lineRule="auto"/>
+            </w:pPr>
+            <w:r>
+              <w:rPr>
+                <w:sz w:val="18"/>
+              </w:rPr>
+            </w:r>
+            <w:r>
+              <w:rPr>
+                <w:sz w:val="18"/>
+              </w:rPr>
+              <w:t>2021</w:t>
+            </w:r>
+          </w:p>
+        </w:tc>
+        <w:tc>
+          <w:tcPr>
+            <w:tcW w:type="dxa" w:w="1040"/>
+          </w:tcPr>
+          <w:p>
+            <w:pPr>
+              <w:spacing w:line="240" w:lineRule="auto"/>
+            </w:pPr>
+            <w:r>
+              <w:rPr>
+                <w:sz w:val="18"/>
+              </w:rPr>
+            </w:r>
+            <w:r>
+              <w:rPr>
+                <w:sz w:val="18"/>
+              </w:rPr>
+              <w:t>12</w:t>
+            </w:r>
+          </w:p>
+        </w:tc>
+        <w:tc>
+          <w:tcPr>
+            <w:tcW w:type="dxa" w:w="1040"/>
+          </w:tcPr>
+          <w:p>
+            <w:pPr>
+              <w:spacing w:line="240" w:lineRule="auto"/>
+            </w:pPr>
+            <w:r>
+              <w:rPr>
+                <w:sz w:val="18"/>
+              </w:rPr>
+            </w:r>
+            <w:r>
+              <w:rPr>
+                <w:sz w:val="18"/>
+              </w:rPr>
+              <w:t>217</w:t>
+            </w:r>
+          </w:p>
+        </w:tc>
+        <w:tc>
+          <w:tcPr>
+            <w:tcW w:type="dxa" w:w="1040"/>
+          </w:tcPr>
+          <w:p>
+            <w:pPr>
+              <w:spacing w:line="240" w:lineRule="auto"/>
+            </w:pPr>
+            <w:r>
+              <w:rPr>
+                <w:sz w:val="18"/>
+              </w:rPr>
+            </w:r>
+            <w:r>
+              <w:rPr>
+                <w:sz w:val="18"/>
+              </w:rPr>
+              <w:t>2,358</w:t>
+            </w:r>
+          </w:p>
+        </w:tc>
+        <w:tc>
+          <w:tcPr>
+            <w:tcW w:type="dxa" w:w="1040"/>
+          </w:tcPr>
+          <w:p>
+            <w:pPr>
+              <w:spacing w:line="240" w:lineRule="auto"/>
+            </w:pPr>
+            <w:r>
+              <w:rPr>
+                <w:sz w:val="18"/>
+              </w:rPr>
+            </w:r>
+            <w:r>
+              <w:rPr>
+                <w:sz w:val="18"/>
+              </w:rPr>
+              <w:t>1,181,446</w:t>
+            </w:r>
+          </w:p>
+        </w:tc>
+        <w:tc>
+          <w:tcPr>
+            <w:tcW w:type="dxa" w:w="1040"/>
+          </w:tcPr>
+          <w:p>
+            <w:pPr>
+              <w:spacing w:line="240" w:lineRule="auto"/>
+            </w:pPr>
+            <w:r>
+              <w:rPr>
+                <w:sz w:val="18"/>
+              </w:rPr>
+            </w:r>
+            <w:r>
+              <w:rPr>
+                <w:sz w:val="18"/>
+              </w:rPr>
+              <w:t>283,231</w:t>
+            </w:r>
+          </w:p>
+        </w:tc>
+        <w:tc>
+          <w:tcPr>
+            <w:tcW w:type="dxa" w:w="1040"/>
+          </w:tcPr>
+          <w:p>
+            <w:pPr>
+              <w:spacing w:line="240" w:lineRule="auto"/>
+            </w:pPr>
+            <w:r>
+              <w:rPr>
+                <w:sz w:val="18"/>
+              </w:rPr>
+            </w:r>
+            <w:r>
+              <w:rPr>
+                <w:sz w:val="18"/>
+              </w:rPr>
+              <w:t>98,453.83</w:t>
+            </w:r>
+          </w:p>
+        </w:tc>
+        <w:tc>
+          <w:tcPr>
+            <w:tcW w:type="dxa" w:w="1040"/>
+          </w:tcPr>
+          <w:p>
+            <w:pPr>
+              <w:spacing w:line="240" w:lineRule="auto"/>
+            </w:pPr>
+            <w:r>
+              <w:rPr>
+                <w:sz w:val="18"/>
+              </w:rPr>
+            </w:r>
+            <w:r>
+              <w:rPr>
+                <w:sz w:val="18"/>
+              </w:rPr>
+              <w:t>5,444.45</w:t>
+            </w:r>
+          </w:p>
+        </w:tc>
+        <w:tc>
+          <w:tcPr>
+            <w:tcW w:type="dxa" w:w="1040"/>
+          </w:tcPr>
+          <w:p>
+            <w:pPr>
+              <w:spacing w:line="240" w:lineRule="auto"/>
+            </w:pPr>
+            <w:r>
+              <w:rPr>
+                <w:sz w:val="18"/>
+              </w:rPr>
+            </w:r>
+            <w:r>
+              <w:rPr>
+                <w:sz w:val="18"/>
+              </w:rPr>
+              <w:t>23.97</w:t>
+            </w:r>
+          </w:p>
+        </w:tc>
+      </w:tr>
+      <w:tr>
+        <w:tc>
+          <w:tcPr>
+            <w:tcW w:type="dxa" w:w="1040"/>
+          </w:tcPr>
+          <w:p>
+            <w:pPr>
+              <w:spacing w:line="240" w:lineRule="auto"/>
+            </w:pPr>
+            <w:r>
+              <w:rPr>
+                <w:sz w:val="18"/>
+              </w:rPr>
+            </w:r>
+            <w:r>
+              <w:rPr>
+                <w:sz w:val="18"/>
+              </w:rPr>
+              <w:t>2022</w:t>
+            </w:r>
+          </w:p>
+        </w:tc>
+        <w:tc>
+          <w:tcPr>
+            <w:tcW w:type="dxa" w:w="1040"/>
+          </w:tcPr>
+          <w:p>
+            <w:pPr>
+              <w:spacing w:line="240" w:lineRule="auto"/>
+            </w:pPr>
+            <w:r>
+              <w:rPr>
+                <w:sz w:val="18"/>
+              </w:rPr>
+            </w:r>
+            <w:r>
+              <w:rPr>
+                <w:sz w:val="18"/>
+              </w:rPr>
+              <w:t>12</w:t>
+            </w:r>
+          </w:p>
+        </w:tc>
+        <w:tc>
+          <w:tcPr>
+            <w:tcW w:type="dxa" w:w="1040"/>
+          </w:tcPr>
+          <w:p>
+            <w:pPr>
+              <w:spacing w:line="240" w:lineRule="auto"/>
+            </w:pPr>
+            <w:r>
+              <w:rPr>
+                <w:sz w:val="18"/>
+              </w:rPr>
+            </w:r>
+            <w:r>
+              <w:rPr>
+                <w:sz w:val="18"/>
+              </w:rPr>
+              <w:t>288</w:t>
+            </w:r>
+          </w:p>
+        </w:tc>
+        <w:tc>
+          <w:tcPr>
+            <w:tcW w:type="dxa" w:w="1040"/>
+          </w:tcPr>
+          <w:p>
+            <w:pPr>
+              <w:spacing w:line="240" w:lineRule="auto"/>
+            </w:pPr>
+            <w:r>
+              <w:rPr>
+                <w:sz w:val="18"/>
+              </w:rPr>
+            </w:r>
+            <w:r>
+              <w:rPr>
+                <w:sz w:val="18"/>
+              </w:rPr>
+              <w:t>3,234</w:t>
+            </w:r>
+          </w:p>
+        </w:tc>
+        <w:tc>
+          <w:tcPr>
+            <w:tcW w:type="dxa" w:w="1040"/>
+          </w:tcPr>
+          <w:p>
+            <w:pPr>
+              <w:spacing w:line="240" w:lineRule="auto"/>
+            </w:pPr>
+            <w:r>
+              <w:rPr>
+                <w:sz w:val="18"/>
+              </w:rPr>
+            </w:r>
+            <w:r>
+              <w:rPr>
+                <w:sz w:val="18"/>
+              </w:rPr>
+              <w:t>1,459,775</w:t>
+            </w:r>
+          </w:p>
+        </w:tc>
+        <w:tc>
+          <w:tcPr>
+            <w:tcW w:type="dxa" w:w="1040"/>
+          </w:tcPr>
+          <w:p>
+            <w:pPr>
+              <w:spacing w:line="240" w:lineRule="auto"/>
+            </w:pPr>
+            <w:r>
+              <w:rPr>
+                <w:sz w:val="18"/>
+              </w:rPr>
+            </w:r>
+            <w:r>
+              <w:rPr>
+                <w:sz w:val="18"/>
+              </w:rPr>
+              <w:t>393,113</w:t>
+            </w:r>
+          </w:p>
+        </w:tc>
+        <w:tc>
+          <w:tcPr>
+            <w:tcW w:type="dxa" w:w="1040"/>
+          </w:tcPr>
+          <w:p>
+            <w:pPr>
+              <w:spacing w:line="240" w:lineRule="auto"/>
+            </w:pPr>
+            <w:r>
+              <w:rPr>
+                <w:sz w:val="18"/>
+              </w:rPr>
+            </w:r>
+            <w:r>
+              <w:rPr>
+                <w:sz w:val="18"/>
+              </w:rPr>
+              <w:t>121,647.92</w:t>
+            </w:r>
+          </w:p>
+        </w:tc>
+        <w:tc>
+          <w:tcPr>
+            <w:tcW w:type="dxa" w:w="1040"/>
+          </w:tcPr>
+          <w:p>
+            <w:pPr>
+              <w:spacing w:line="240" w:lineRule="auto"/>
+            </w:pPr>
+            <w:r>
+              <w:rPr>
+                <w:sz w:val="18"/>
+              </w:rPr>
+            </w:r>
+            <w:r>
+              <w:rPr>
+                <w:sz w:val="18"/>
+              </w:rPr>
+              <w:t>5,068.66</w:t>
+            </w:r>
+          </w:p>
+        </w:tc>
+        <w:tc>
+          <w:tcPr>
+            <w:tcW w:type="dxa" w:w="1040"/>
+          </w:tcPr>
+          <w:p>
+            <w:pPr>
+              <w:spacing w:line="240" w:lineRule="auto"/>
+            </w:pPr>
+            <w:r>
+              <w:rPr>
+                <w:sz w:val="18"/>
+              </w:rPr>
+            </w:r>
+            <w:r>
+              <w:rPr>
+                <w:sz w:val="18"/>
+              </w:rPr>
+              <w:t>26.93</w:t>
+            </w:r>
+          </w:p>
+        </w:tc>
+      </w:tr>
+      <w:tr>
+        <w:tc>
+          <w:tcPr>
+            <w:tcW w:type="dxa" w:w="1040"/>
+          </w:tcPr>
+          <w:p>
+            <w:pPr>
+              <w:spacing w:line="240" w:lineRule="auto"/>
+            </w:pPr>
+            <w:r>
+              <w:rPr>
+                <w:sz w:val="18"/>
+              </w:rPr>
+            </w:r>
+            <w:r>
+              <w:rPr>
+                <w:sz w:val="18"/>
+              </w:rPr>
+              <w:t>2023</w:t>
+            </w:r>
+          </w:p>
+        </w:tc>
+        <w:tc>
+          <w:tcPr>
+            <w:tcW w:type="dxa" w:w="1040"/>
+          </w:tcPr>
+          <w:p>
+            <w:pPr>
+              <w:spacing w:line="240" w:lineRule="auto"/>
+            </w:pPr>
+            <w:r>
+              <w:rPr>
+                <w:sz w:val="18"/>
+              </w:rPr>
+            </w:r>
+            <w:r>
+              <w:rPr>
+                <w:sz w:val="18"/>
+              </w:rPr>
+              <w:t>12</w:t>
+            </w:r>
+          </w:p>
+        </w:tc>
+        <w:tc>
+          <w:tcPr>
+            <w:tcW w:type="dxa" w:w="1040"/>
+          </w:tcPr>
+          <w:p>
+            <w:pPr>
+              <w:spacing w:line="240" w:lineRule="auto"/>
+            </w:pPr>
+            <w:r>
+              <w:rPr>
+                <w:sz w:val="18"/>
+              </w:rPr>
+            </w:r>
+            <w:r>
+              <w:rPr>
+                <w:sz w:val="18"/>
+              </w:rPr>
+              <w:t>234</w:t>
+            </w:r>
+          </w:p>
+        </w:tc>
+        <w:tc>
+          <w:tcPr>
+            <w:tcW w:type="dxa" w:w="1040"/>
+          </w:tcPr>
+          <w:p>
+            <w:pPr>
+              <w:spacing w:line="240" w:lineRule="auto"/>
+            </w:pPr>
+            <w:r>
+              <w:rPr>
+                <w:sz w:val="18"/>
+              </w:rPr>
+            </w:r>
+            <w:r>
+              <w:rPr>
+                <w:sz w:val="18"/>
+              </w:rPr>
+              <w:t>2,497</w:t>
+            </w:r>
+          </w:p>
+        </w:tc>
+        <w:tc>
+          <w:tcPr>
+            <w:tcW w:type="dxa" w:w="1040"/>
+          </w:tcPr>
+          <w:p>
+            <w:pPr>
+              <w:spacing w:line="240" w:lineRule="auto"/>
+            </w:pPr>
+            <w:r>
+              <w:rPr>
+                <w:sz w:val="18"/>
+              </w:rPr>
+            </w:r>
+            <w:r>
+              <w:rPr>
+                <w:sz w:val="18"/>
+              </w:rPr>
+              <w:t>1,229,723</w:t>
+            </w:r>
+          </w:p>
+        </w:tc>
+        <w:tc>
+          <w:tcPr>
+            <w:tcW w:type="dxa" w:w="1040"/>
+          </w:tcPr>
+          <w:p>
+            <w:pPr>
+              <w:spacing w:line="240" w:lineRule="auto"/>
+            </w:pPr>
+            <w:r>
+              <w:rPr>
+                <w:sz w:val="18"/>
+              </w:rPr>
+            </w:r>
+            <w:r>
+              <w:rPr>
+                <w:sz w:val="18"/>
+              </w:rPr>
+              <w:t>321,671</w:t>
+            </w:r>
+          </w:p>
+        </w:tc>
+        <w:tc>
+          <w:tcPr>
+            <w:tcW w:type="dxa" w:w="1040"/>
+          </w:tcPr>
+          <w:p>
+            <w:pPr>
+              <w:spacing w:line="240" w:lineRule="auto"/>
+            </w:pPr>
+            <w:r>
+              <w:rPr>
+                <w:sz w:val="18"/>
+              </w:rPr>
+            </w:r>
+            <w:r>
+              <w:rPr>
+                <w:sz w:val="18"/>
+              </w:rPr>
+              <w:t>102,476.92</w:t>
+            </w:r>
+          </w:p>
+        </w:tc>
+        <w:tc>
+          <w:tcPr>
+            <w:tcW w:type="dxa" w:w="1040"/>
+          </w:tcPr>
+          <w:p>
+            <w:pPr>
+              <w:spacing w:line="240" w:lineRule="auto"/>
+            </w:pPr>
+            <w:r>
+              <w:rPr>
+                <w:sz w:val="18"/>
+              </w:rPr>
+            </w:r>
+            <w:r>
+              <w:rPr>
+                <w:sz w:val="18"/>
+              </w:rPr>
+              <w:t>5,255.23</w:t>
+            </w:r>
+          </w:p>
+        </w:tc>
+        <w:tc>
+          <w:tcPr>
+            <w:tcW w:type="dxa" w:w="1040"/>
+          </w:tcPr>
+          <w:p>
+            <w:pPr>
+              <w:spacing w:line="240" w:lineRule="auto"/>
+            </w:pPr>
+            <w:r>
+              <w:rPr>
+                <w:sz w:val="18"/>
+              </w:rPr>
+            </w:r>
+            <w:r>
+              <w:rPr>
+                <w:sz w:val="18"/>
+              </w:rPr>
+              <w:t>26.16</w:t>
+            </w:r>
+          </w:p>
+        </w:tc>
+      </w:tr>
+      <w:tr>
+        <w:tc>
+          <w:tcPr>
+            <w:tcW w:type="dxa" w:w="1040"/>
+          </w:tcPr>
+          <w:p>
+            <w:pPr>
+              <w:spacing w:line="240" w:lineRule="auto"/>
+            </w:pPr>
+            <w:r>
+              <w:rPr>
+                <w:sz w:val="18"/>
+              </w:rPr>
+            </w:r>
+            <w:r>
+              <w:rPr>
+                <w:sz w:val="18"/>
+              </w:rPr>
+              <w:t>2024</w:t>
+            </w:r>
+          </w:p>
+        </w:tc>
+        <w:tc>
+          <w:tcPr>
+            <w:tcW w:type="dxa" w:w="1040"/>
+          </w:tcPr>
+          <w:p>
+            <w:pPr>
+              <w:spacing w:line="240" w:lineRule="auto"/>
+            </w:pPr>
+            <w:r>
+              <w:rPr>
+                <w:sz w:val="18"/>
+              </w:rPr>
+            </w:r>
+            <w:r>
+              <w:rPr>
+                <w:sz w:val="18"/>
+              </w:rPr>
+              <w:t>12</w:t>
+            </w:r>
+          </w:p>
+        </w:tc>
+        <w:tc>
+          <w:tcPr>
+            <w:tcW w:type="dxa" w:w="1040"/>
+          </w:tcPr>
+          <w:p>
+            <w:pPr>
+              <w:spacing w:line="240" w:lineRule="auto"/>
+            </w:pPr>
+            <w:r>
+              <w:rPr>
+                <w:sz w:val="18"/>
+              </w:rPr>
+            </w:r>
+            <w:r>
+              <w:rPr>
+                <w:sz w:val="18"/>
+              </w:rPr>
+              <w:t>240</w:t>
+            </w:r>
+          </w:p>
+        </w:tc>
+        <w:tc>
+          <w:tcPr>
+            <w:tcW w:type="dxa" w:w="1040"/>
+          </w:tcPr>
+          <w:p>
+            <w:pPr>
+              <w:spacing w:line="240" w:lineRule="auto"/>
+            </w:pPr>
+            <w:r>
+              <w:rPr>
+                <w:sz w:val="18"/>
+              </w:rPr>
+            </w:r>
+            <w:r>
+              <w:rPr>
+                <w:sz w:val="18"/>
+              </w:rPr>
+              <w:t>2,523</w:t>
+            </w:r>
+          </w:p>
+        </w:tc>
+        <w:tc>
+          <w:tcPr>
+            <w:tcW w:type="dxa" w:w="1040"/>
+          </w:tcPr>
+          <w:p>
+            <w:pPr>
+              <w:spacing w:line="240" w:lineRule="auto"/>
+            </w:pPr>
+            <w:r>
+              <w:rPr>
+                <w:sz w:val="18"/>
+              </w:rPr>
+            </w:r>
+            <w:r>
+              <w:rPr>
+                <w:sz w:val="18"/>
+              </w:rPr>
+              <w:t>1,202,478</w:t>
+            </w:r>
+          </w:p>
+        </w:tc>
+        <w:tc>
+          <w:tcPr>
+            <w:tcW w:type="dxa" w:w="1040"/>
+          </w:tcPr>
+          <w:p>
+            <w:pPr>
+              <w:spacing w:line="240" w:lineRule="auto"/>
+            </w:pPr>
+            <w:r>
+              <w:rPr>
+                <w:sz w:val="18"/>
+              </w:rPr>
+            </w:r>
+            <w:r>
+              <w:rPr>
+                <w:sz w:val="18"/>
+              </w:rPr>
+              <w:t>308,336</w:t>
+            </w:r>
+          </w:p>
+        </w:tc>
+        <w:tc>
+          <w:tcPr>
+            <w:tcW w:type="dxa" w:w="1040"/>
+          </w:tcPr>
+          <w:p>
+            <w:pPr>
+              <w:spacing w:line="240" w:lineRule="auto"/>
+            </w:pPr>
+            <w:r>
+              <w:rPr>
+                <w:sz w:val="18"/>
+              </w:rPr>
+            </w:r>
+            <w:r>
+              <w:rPr>
+                <w:sz w:val="18"/>
+              </w:rPr>
+              <w:t>100,206.50</w:t>
+            </w:r>
+          </w:p>
+        </w:tc>
+        <w:tc>
+          <w:tcPr>
+            <w:tcW w:type="dxa" w:w="1040"/>
+          </w:tcPr>
+          <w:p>
+            <w:pPr>
+              <w:spacing w:line="240" w:lineRule="auto"/>
+            </w:pPr>
+            <w:r>
+              <w:rPr>
+                <w:sz w:val="18"/>
+              </w:rPr>
+            </w:r>
+            <w:r>
+              <w:rPr>
+                <w:sz w:val="18"/>
+              </w:rPr>
+              <w:t>5,010.33</w:t>
+            </w:r>
+          </w:p>
+        </w:tc>
+        <w:tc>
+          <w:tcPr>
+            <w:tcW w:type="dxa" w:w="1040"/>
+          </w:tcPr>
+          <w:p>
+            <w:pPr>
+              <w:spacing w:line="240" w:lineRule="auto"/>
+            </w:pPr>
+            <w:r>
+              <w:rPr>
+                <w:sz w:val="18"/>
+              </w:rPr>
+            </w:r>
+            <w:r>
+              <w:rPr>
+                <w:sz w:val="18"/>
+              </w:rPr>
+              <w:t>25.64</w:t>
+            </w:r>
+          </w:p>
+        </w:tc>
+      </w:tr>
+    </w:tbl>
+    <w:p>
+      <w:pPr>
+        <w:spacing w:after="200" w:line="240" w:lineRule="auto"/>
+        <w:jc w:val="center"/>
+      </w:pPr>
+      <w:r>
+        <w:rPr>
+          <w:i/>
+          <w:color w:val="7B8994"/>
+          <w:sz w:val="20"/>
+        </w:rPr>
+        <w:t>Table 3. Q3 — annual sales trend, 2020–2024. 2020 has nine months, so read revenue per month.</w:t>
       </w:r>
     </w:p>
     <w:p>
@@ -717,7 +2356,1688 @@
         <w:rPr>
           <w:i/>
         </w:rPr>
-        <w:t>[Switch to Q5.]</w:t>
+        <w:t>[Query 7 — show your own output, or this.]</w:t>
+      </w:r>
+    </w:p>
+    <w:tbl>
+      <w:tblPr>
+        <w:tblStyle w:val="LightGrid-Accent1"/>
+        <w:tblW w:type="auto" w:w="0"/>
+        <w:jc w:val="center"/>
+        <w:tblLayout w:type="autofit"/>
+        <w:tblLook w:firstColumn="1" w:firstRow="1" w:lastColumn="0" w:lastRow="0" w:noHBand="0" w:noVBand="1" w:val="04A0"/>
+      </w:tblPr>
+      <w:tblGrid>
+        <w:gridCol w:w="1560"/>
+        <w:gridCol w:w="1560"/>
+        <w:gridCol w:w="1560"/>
+        <w:gridCol w:w="1560"/>
+        <w:gridCol w:w="1560"/>
+        <w:gridCol w:w="1560"/>
+      </w:tblGrid>
+      <w:tr>
+        <w:tc>
+          <w:tcPr>
+            <w:tcW w:type="dxa" w:w="1560"/>
+          </w:tcPr>
+          <w:p>
+            <w:r>
+              <w:rPr>
+                <w:b/>
+              </w:rPr>
+            </w:r>
+            <w:r>
+              <w:rPr>
+                <w:b/>
+              </w:rPr>
+              <w:t>Category</w:t>
+            </w:r>
+          </w:p>
+        </w:tc>
+        <w:tc>
+          <w:tcPr>
+            <w:tcW w:type="dxa" w:w="1560"/>
+          </w:tcPr>
+          <w:p>
+            <w:r>
+              <w:rPr>
+                <w:b/>
+              </w:rPr>
+            </w:r>
+            <w:r>
+              <w:rPr>
+                <w:b/>
+              </w:rPr>
+              <w:t>Sub-category</w:t>
+            </w:r>
+          </w:p>
+        </w:tc>
+        <w:tc>
+          <w:tcPr>
+            <w:tcW w:type="dxa" w:w="1560"/>
+          </w:tcPr>
+          <w:p>
+            <w:r>
+              <w:rPr>
+                <w:b/>
+              </w:rPr>
+            </w:r>
+            <w:r>
+              <w:rPr>
+                <w:b/>
+              </w:rPr>
+              <w:t>2023</w:t>
+            </w:r>
+          </w:p>
+        </w:tc>
+        <w:tc>
+          <w:tcPr>
+            <w:tcW w:type="dxa" w:w="1560"/>
+          </w:tcPr>
+          <w:p>
+            <w:r>
+              <w:rPr>
+                <w:b/>
+              </w:rPr>
+            </w:r>
+            <w:r>
+              <w:rPr>
+                <w:b/>
+              </w:rPr>
+              <w:t>2024</w:t>
+            </w:r>
+          </w:p>
+        </w:tc>
+        <w:tc>
+          <w:tcPr>
+            <w:tcW w:type="dxa" w:w="1560"/>
+          </w:tcPr>
+          <w:p>
+            <w:r>
+              <w:rPr>
+                <w:b/>
+              </w:rPr>
+            </w:r>
+            <w:r>
+              <w:rPr>
+                <w:b/>
+              </w:rPr>
+              <w:t>Change</w:t>
+            </w:r>
+          </w:p>
+        </w:tc>
+        <w:tc>
+          <w:tcPr>
+            <w:tcW w:type="dxa" w:w="1560"/>
+          </w:tcPr>
+          <w:p>
+            <w:r>
+              <w:rPr>
+                <w:b/>
+              </w:rPr>
+            </w:r>
+            <w:r>
+              <w:rPr>
+                <w:b/>
+              </w:rPr>
+              <w:t>%</w:t>
+            </w:r>
+          </w:p>
+        </w:tc>
+      </w:tr>
+      <w:tr>
+        <w:tc>
+          <w:tcPr>
+            <w:tcW w:type="dxa" w:w="1560"/>
+          </w:tcPr>
+          <w:p>
+            <w:pPr>
+              <w:spacing w:line="240" w:lineRule="auto"/>
+            </w:pPr>
+            <w:r>
+              <w:rPr>
+                <w:sz w:val="18"/>
+              </w:rPr>
+            </w:r>
+            <w:r>
+              <w:rPr>
+                <w:sz w:val="18"/>
+              </w:rPr>
+              <w:t>Electronics</w:t>
+            </w:r>
+          </w:p>
+        </w:tc>
+        <w:tc>
+          <w:tcPr>
+            <w:tcW w:type="dxa" w:w="1560"/>
+          </w:tcPr>
+          <w:p>
+            <w:pPr>
+              <w:spacing w:line="240" w:lineRule="auto"/>
+            </w:pPr>
+            <w:r>
+              <w:rPr>
+                <w:sz w:val="18"/>
+              </w:rPr>
+            </w:r>
+            <w:r>
+              <w:rPr>
+                <w:sz w:val="18"/>
+              </w:rPr>
+              <w:t>Printers</w:t>
+            </w:r>
+          </w:p>
+        </w:tc>
+        <w:tc>
+          <w:tcPr>
+            <w:tcW w:type="dxa" w:w="1560"/>
+          </w:tcPr>
+          <w:p>
+            <w:pPr>
+              <w:spacing w:line="240" w:lineRule="auto"/>
+            </w:pPr>
+            <w:r>
+              <w:rPr>
+                <w:sz w:val="18"/>
+              </w:rPr>
+            </w:r>
+            <w:r>
+              <w:rPr>
+                <w:sz w:val="18"/>
+              </w:rPr>
+              <w:t>192,817</w:t>
+            </w:r>
+          </w:p>
+        </w:tc>
+        <w:tc>
+          <w:tcPr>
+            <w:tcW w:type="dxa" w:w="1560"/>
+          </w:tcPr>
+          <w:p>
+            <w:pPr>
+              <w:spacing w:line="240" w:lineRule="auto"/>
+            </w:pPr>
+            <w:r>
+              <w:rPr>
+                <w:sz w:val="18"/>
+              </w:rPr>
+            </w:r>
+            <w:r>
+              <w:rPr>
+                <w:sz w:val="18"/>
+              </w:rPr>
+              <w:t>55,952</w:t>
+            </w:r>
+          </w:p>
+        </w:tc>
+        <w:tc>
+          <w:tcPr>
+            <w:tcW w:type="dxa" w:w="1560"/>
+          </w:tcPr>
+          <w:p>
+            <w:pPr>
+              <w:spacing w:line="240" w:lineRule="auto"/>
+            </w:pPr>
+            <w:r>
+              <w:rPr>
+                <w:sz w:val="18"/>
+              </w:rPr>
+            </w:r>
+            <w:r>
+              <w:rPr>
+                <w:b/>
+                <w:sz w:val="18"/>
+              </w:rPr>
+              <w:t>−136,865</w:t>
+            </w:r>
+          </w:p>
+        </w:tc>
+        <w:tc>
+          <w:tcPr>
+            <w:tcW w:type="dxa" w:w="1560"/>
+          </w:tcPr>
+          <w:p>
+            <w:pPr>
+              <w:spacing w:line="240" w:lineRule="auto"/>
+            </w:pPr>
+            <w:r>
+              <w:rPr>
+                <w:sz w:val="18"/>
+              </w:rPr>
+            </w:r>
+            <w:r>
+              <w:rPr>
+                <w:b/>
+                <w:sz w:val="18"/>
+              </w:rPr>
+              <w:t>−71.0</w:t>
+            </w:r>
+          </w:p>
+        </w:tc>
+      </w:tr>
+      <w:tr>
+        <w:tc>
+          <w:tcPr>
+            <w:tcW w:type="dxa" w:w="1560"/>
+          </w:tcPr>
+          <w:p>
+            <w:pPr>
+              <w:spacing w:line="240" w:lineRule="auto"/>
+            </w:pPr>
+            <w:r>
+              <w:rPr>
+                <w:sz w:val="18"/>
+              </w:rPr>
+            </w:r>
+            <w:r>
+              <w:rPr>
+                <w:sz w:val="18"/>
+              </w:rPr>
+              <w:t>Electronics</w:t>
+            </w:r>
+          </w:p>
+        </w:tc>
+        <w:tc>
+          <w:tcPr>
+            <w:tcW w:type="dxa" w:w="1560"/>
+          </w:tcPr>
+          <w:p>
+            <w:pPr>
+              <w:spacing w:line="240" w:lineRule="auto"/>
+            </w:pPr>
+            <w:r>
+              <w:rPr>
+                <w:sz w:val="18"/>
+              </w:rPr>
+            </w:r>
+            <w:r>
+              <w:rPr>
+                <w:sz w:val="18"/>
+              </w:rPr>
+              <w:t>Electronic Games</w:t>
+            </w:r>
+          </w:p>
+        </w:tc>
+        <w:tc>
+          <w:tcPr>
+            <w:tcW w:type="dxa" w:w="1560"/>
+          </w:tcPr>
+          <w:p>
+            <w:pPr>
+              <w:spacing w:line="240" w:lineRule="auto"/>
+            </w:pPr>
+            <w:r>
+              <w:rPr>
+                <w:sz w:val="18"/>
+              </w:rPr>
+            </w:r>
+            <w:r>
+              <w:rPr>
+                <w:sz w:val="18"/>
+              </w:rPr>
+              <w:t>144,484</w:t>
+            </w:r>
+          </w:p>
+        </w:tc>
+        <w:tc>
+          <w:tcPr>
+            <w:tcW w:type="dxa" w:w="1560"/>
+          </w:tcPr>
+          <w:p>
+            <w:pPr>
+              <w:spacing w:line="240" w:lineRule="auto"/>
+            </w:pPr>
+            <w:r>
+              <w:rPr>
+                <w:sz w:val="18"/>
+              </w:rPr>
+            </w:r>
+            <w:r>
+              <w:rPr>
+                <w:sz w:val="18"/>
+              </w:rPr>
+              <w:t>88,017</w:t>
+            </w:r>
+          </w:p>
+        </w:tc>
+        <w:tc>
+          <w:tcPr>
+            <w:tcW w:type="dxa" w:w="1560"/>
+          </w:tcPr>
+          <w:p>
+            <w:pPr>
+              <w:spacing w:line="240" w:lineRule="auto"/>
+            </w:pPr>
+            <w:r>
+              <w:rPr>
+                <w:sz w:val="18"/>
+              </w:rPr>
+            </w:r>
+            <w:r>
+              <w:rPr>
+                <w:sz w:val="18"/>
+              </w:rPr>
+              <w:t>−56,467</w:t>
+            </w:r>
+          </w:p>
+        </w:tc>
+        <w:tc>
+          <w:tcPr>
+            <w:tcW w:type="dxa" w:w="1560"/>
+          </w:tcPr>
+          <w:p>
+            <w:pPr>
+              <w:spacing w:line="240" w:lineRule="auto"/>
+            </w:pPr>
+            <w:r>
+              <w:rPr>
+                <w:sz w:val="18"/>
+              </w:rPr>
+            </w:r>
+            <w:r>
+              <w:rPr>
+                <w:sz w:val="18"/>
+              </w:rPr>
+              <w:t>−39.1</w:t>
+            </w:r>
+          </w:p>
+        </w:tc>
+      </w:tr>
+      <w:tr>
+        <w:tc>
+          <w:tcPr>
+            <w:tcW w:type="dxa" w:w="1560"/>
+          </w:tcPr>
+          <w:p>
+            <w:pPr>
+              <w:spacing w:line="240" w:lineRule="auto"/>
+            </w:pPr>
+            <w:r>
+              <w:rPr>
+                <w:sz w:val="18"/>
+              </w:rPr>
+            </w:r>
+            <w:r>
+              <w:rPr>
+                <w:sz w:val="18"/>
+              </w:rPr>
+              <w:t>Electronics</w:t>
+            </w:r>
+          </w:p>
+        </w:tc>
+        <w:tc>
+          <w:tcPr>
+            <w:tcW w:type="dxa" w:w="1560"/>
+          </w:tcPr>
+          <w:p>
+            <w:pPr>
+              <w:spacing w:line="240" w:lineRule="auto"/>
+            </w:pPr>
+            <w:r>
+              <w:rPr>
+                <w:sz w:val="18"/>
+              </w:rPr>
+            </w:r>
+            <w:r>
+              <w:rPr>
+                <w:sz w:val="18"/>
+              </w:rPr>
+              <w:t>Phones</w:t>
+            </w:r>
+          </w:p>
+        </w:tc>
+        <w:tc>
+          <w:tcPr>
+            <w:tcW w:type="dxa" w:w="1560"/>
+          </w:tcPr>
+          <w:p>
+            <w:pPr>
+              <w:spacing w:line="240" w:lineRule="auto"/>
+            </w:pPr>
+            <w:r>
+              <w:rPr>
+                <w:sz w:val="18"/>
+              </w:rPr>
+            </w:r>
+            <w:r>
+              <w:rPr>
+                <w:sz w:val="18"/>
+              </w:rPr>
+              <w:t>115,909</w:t>
+            </w:r>
+          </w:p>
+        </w:tc>
+        <w:tc>
+          <w:tcPr>
+            <w:tcW w:type="dxa" w:w="1560"/>
+          </w:tcPr>
+          <w:p>
+            <w:pPr>
+              <w:spacing w:line="240" w:lineRule="auto"/>
+            </w:pPr>
+            <w:r>
+              <w:rPr>
+                <w:sz w:val="18"/>
+              </w:rPr>
+            </w:r>
+            <w:r>
+              <w:rPr>
+                <w:sz w:val="18"/>
+              </w:rPr>
+              <w:t>99,526</w:t>
+            </w:r>
+          </w:p>
+        </w:tc>
+        <w:tc>
+          <w:tcPr>
+            <w:tcW w:type="dxa" w:w="1560"/>
+          </w:tcPr>
+          <w:p>
+            <w:pPr>
+              <w:spacing w:line="240" w:lineRule="auto"/>
+            </w:pPr>
+            <w:r>
+              <w:rPr>
+                <w:sz w:val="18"/>
+              </w:rPr>
+            </w:r>
+            <w:r>
+              <w:rPr>
+                <w:sz w:val="18"/>
+              </w:rPr>
+              <w:t>−16,383</w:t>
+            </w:r>
+          </w:p>
+        </w:tc>
+        <w:tc>
+          <w:tcPr>
+            <w:tcW w:type="dxa" w:w="1560"/>
+          </w:tcPr>
+          <w:p>
+            <w:pPr>
+              <w:spacing w:line="240" w:lineRule="auto"/>
+            </w:pPr>
+            <w:r>
+              <w:rPr>
+                <w:sz w:val="18"/>
+              </w:rPr>
+            </w:r>
+            <w:r>
+              <w:rPr>
+                <w:sz w:val="18"/>
+              </w:rPr>
+              <w:t>−14.1</w:t>
+            </w:r>
+          </w:p>
+        </w:tc>
+      </w:tr>
+      <w:tr>
+        <w:tc>
+          <w:tcPr>
+            <w:tcW w:type="dxa" w:w="1560"/>
+          </w:tcPr>
+          <w:p>
+            <w:pPr>
+              <w:spacing w:line="240" w:lineRule="auto"/>
+            </w:pPr>
+            <w:r>
+              <w:rPr>
+                <w:sz w:val="18"/>
+              </w:rPr>
+            </w:r>
+            <w:r>
+              <w:rPr>
+                <w:sz w:val="18"/>
+              </w:rPr>
+              <w:t>Furniture</w:t>
+            </w:r>
+          </w:p>
+        </w:tc>
+        <w:tc>
+          <w:tcPr>
+            <w:tcW w:type="dxa" w:w="1560"/>
+          </w:tcPr>
+          <w:p>
+            <w:pPr>
+              <w:spacing w:line="240" w:lineRule="auto"/>
+            </w:pPr>
+            <w:r>
+              <w:rPr>
+                <w:sz w:val="18"/>
+              </w:rPr>
+            </w:r>
+            <w:r>
+              <w:rPr>
+                <w:sz w:val="18"/>
+              </w:rPr>
+              <w:t>Bookcases</w:t>
+            </w:r>
+          </w:p>
+        </w:tc>
+        <w:tc>
+          <w:tcPr>
+            <w:tcW w:type="dxa" w:w="1560"/>
+          </w:tcPr>
+          <w:p>
+            <w:pPr>
+              <w:spacing w:line="240" w:lineRule="auto"/>
+            </w:pPr>
+            <w:r>
+              <w:rPr>
+                <w:sz w:val="18"/>
+              </w:rPr>
+            </w:r>
+            <w:r>
+              <w:rPr>
+                <w:sz w:val="18"/>
+              </w:rPr>
+              <w:t>86,730</w:t>
+            </w:r>
+          </w:p>
+        </w:tc>
+        <w:tc>
+          <w:tcPr>
+            <w:tcW w:type="dxa" w:w="1560"/>
+          </w:tcPr>
+          <w:p>
+            <w:pPr>
+              <w:spacing w:line="240" w:lineRule="auto"/>
+            </w:pPr>
+            <w:r>
+              <w:rPr>
+                <w:sz w:val="18"/>
+              </w:rPr>
+            </w:r>
+            <w:r>
+              <w:rPr>
+                <w:sz w:val="18"/>
+              </w:rPr>
+              <w:t>74,875</w:t>
+            </w:r>
+          </w:p>
+        </w:tc>
+        <w:tc>
+          <w:tcPr>
+            <w:tcW w:type="dxa" w:w="1560"/>
+          </w:tcPr>
+          <w:p>
+            <w:pPr>
+              <w:spacing w:line="240" w:lineRule="auto"/>
+            </w:pPr>
+            <w:r>
+              <w:rPr>
+                <w:sz w:val="18"/>
+              </w:rPr>
+            </w:r>
+            <w:r>
+              <w:rPr>
+                <w:sz w:val="18"/>
+              </w:rPr>
+              <w:t>−11,855</w:t>
+            </w:r>
+          </w:p>
+        </w:tc>
+        <w:tc>
+          <w:tcPr>
+            <w:tcW w:type="dxa" w:w="1560"/>
+          </w:tcPr>
+          <w:p>
+            <w:pPr>
+              <w:spacing w:line="240" w:lineRule="auto"/>
+            </w:pPr>
+            <w:r>
+              <w:rPr>
+                <w:sz w:val="18"/>
+              </w:rPr>
+            </w:r>
+            <w:r>
+              <w:rPr>
+                <w:sz w:val="18"/>
+              </w:rPr>
+              <w:t>−13.7</w:t>
+            </w:r>
+          </w:p>
+        </w:tc>
+      </w:tr>
+      <w:tr>
+        <w:tc>
+          <w:tcPr>
+            <w:tcW w:type="dxa" w:w="1560"/>
+          </w:tcPr>
+          <w:p>
+            <w:pPr>
+              <w:spacing w:line="240" w:lineRule="auto"/>
+            </w:pPr>
+            <w:r>
+              <w:rPr>
+                <w:sz w:val="18"/>
+              </w:rPr>
+            </w:r>
+            <w:r>
+              <w:rPr>
+                <w:sz w:val="18"/>
+              </w:rPr>
+              <w:t>Electronics</w:t>
+            </w:r>
+          </w:p>
+        </w:tc>
+        <w:tc>
+          <w:tcPr>
+            <w:tcW w:type="dxa" w:w="1560"/>
+          </w:tcPr>
+          <w:p>
+            <w:pPr>
+              <w:spacing w:line="240" w:lineRule="auto"/>
+            </w:pPr>
+            <w:r>
+              <w:rPr>
+                <w:sz w:val="18"/>
+              </w:rPr>
+            </w:r>
+            <w:r>
+              <w:rPr>
+                <w:sz w:val="18"/>
+              </w:rPr>
+              <w:t>Laptops</w:t>
+            </w:r>
+          </w:p>
+        </w:tc>
+        <w:tc>
+          <w:tcPr>
+            <w:tcW w:type="dxa" w:w="1560"/>
+          </w:tcPr>
+          <w:p>
+            <w:pPr>
+              <w:spacing w:line="240" w:lineRule="auto"/>
+            </w:pPr>
+            <w:r>
+              <w:rPr>
+                <w:sz w:val="18"/>
+              </w:rPr>
+            </w:r>
+            <w:r>
+              <w:rPr>
+                <w:sz w:val="18"/>
+              </w:rPr>
+              <w:t>85,109</w:t>
+            </w:r>
+          </w:p>
+        </w:tc>
+        <w:tc>
+          <w:tcPr>
+            <w:tcW w:type="dxa" w:w="1560"/>
+          </w:tcPr>
+          <w:p>
+            <w:pPr>
+              <w:spacing w:line="240" w:lineRule="auto"/>
+            </w:pPr>
+            <w:r>
+              <w:rPr>
+                <w:sz w:val="18"/>
+              </w:rPr>
+            </w:r>
+            <w:r>
+              <w:rPr>
+                <w:sz w:val="18"/>
+              </w:rPr>
+              <w:t>75,135</w:t>
+            </w:r>
+          </w:p>
+        </w:tc>
+        <w:tc>
+          <w:tcPr>
+            <w:tcW w:type="dxa" w:w="1560"/>
+          </w:tcPr>
+          <w:p>
+            <w:pPr>
+              <w:spacing w:line="240" w:lineRule="auto"/>
+            </w:pPr>
+            <w:r>
+              <w:rPr>
+                <w:sz w:val="18"/>
+              </w:rPr>
+            </w:r>
+            <w:r>
+              <w:rPr>
+                <w:sz w:val="18"/>
+              </w:rPr>
+              <w:t>−9,974</w:t>
+            </w:r>
+          </w:p>
+        </w:tc>
+        <w:tc>
+          <w:tcPr>
+            <w:tcW w:type="dxa" w:w="1560"/>
+          </w:tcPr>
+          <w:p>
+            <w:pPr>
+              <w:spacing w:line="240" w:lineRule="auto"/>
+            </w:pPr>
+            <w:r>
+              <w:rPr>
+                <w:sz w:val="18"/>
+              </w:rPr>
+            </w:r>
+            <w:r>
+              <w:rPr>
+                <w:sz w:val="18"/>
+              </w:rPr>
+              <w:t>−11.7</w:t>
+            </w:r>
+          </w:p>
+        </w:tc>
+      </w:tr>
+      <w:tr>
+        <w:tc>
+          <w:tcPr>
+            <w:tcW w:type="dxa" w:w="1560"/>
+          </w:tcPr>
+          <w:p>
+            <w:pPr>
+              <w:spacing w:line="240" w:lineRule="auto"/>
+            </w:pPr>
+            <w:r>
+              <w:rPr>
+                <w:sz w:val="18"/>
+              </w:rPr>
+            </w:r>
+            <w:r>
+              <w:rPr>
+                <w:sz w:val="18"/>
+              </w:rPr>
+              <w:t>Furniture</w:t>
+            </w:r>
+          </w:p>
+        </w:tc>
+        <w:tc>
+          <w:tcPr>
+            <w:tcW w:type="dxa" w:w="1560"/>
+          </w:tcPr>
+          <w:p>
+            <w:pPr>
+              <w:spacing w:line="240" w:lineRule="auto"/>
+            </w:pPr>
+            <w:r>
+              <w:rPr>
+                <w:sz w:val="18"/>
+              </w:rPr>
+            </w:r>
+            <w:r>
+              <w:rPr>
+                <w:sz w:val="18"/>
+              </w:rPr>
+              <w:t>Chairs</w:t>
+            </w:r>
+          </w:p>
+        </w:tc>
+        <w:tc>
+          <w:tcPr>
+            <w:tcW w:type="dxa" w:w="1560"/>
+          </w:tcPr>
+          <w:p>
+            <w:pPr>
+              <w:spacing w:line="240" w:lineRule="auto"/>
+            </w:pPr>
+            <w:r>
+              <w:rPr>
+                <w:sz w:val="18"/>
+              </w:rPr>
+            </w:r>
+            <w:r>
+              <w:rPr>
+                <w:sz w:val="18"/>
+              </w:rPr>
+              <w:t>87,711</w:t>
+            </w:r>
+          </w:p>
+        </w:tc>
+        <w:tc>
+          <w:tcPr>
+            <w:tcW w:type="dxa" w:w="1560"/>
+          </w:tcPr>
+          <w:p>
+            <w:pPr>
+              <w:spacing w:line="240" w:lineRule="auto"/>
+            </w:pPr>
+            <w:r>
+              <w:rPr>
+                <w:sz w:val="18"/>
+              </w:rPr>
+            </w:r>
+            <w:r>
+              <w:rPr>
+                <w:sz w:val="18"/>
+              </w:rPr>
+              <w:t>86,185</w:t>
+            </w:r>
+          </w:p>
+        </w:tc>
+        <w:tc>
+          <w:tcPr>
+            <w:tcW w:type="dxa" w:w="1560"/>
+          </w:tcPr>
+          <w:p>
+            <w:pPr>
+              <w:spacing w:line="240" w:lineRule="auto"/>
+            </w:pPr>
+            <w:r>
+              <w:rPr>
+                <w:sz w:val="18"/>
+              </w:rPr>
+            </w:r>
+            <w:r>
+              <w:rPr>
+                <w:sz w:val="18"/>
+              </w:rPr>
+              <w:t>−1,526</w:t>
+            </w:r>
+          </w:p>
+        </w:tc>
+        <w:tc>
+          <w:tcPr>
+            <w:tcW w:type="dxa" w:w="1560"/>
+          </w:tcPr>
+          <w:p>
+            <w:pPr>
+              <w:spacing w:line="240" w:lineRule="auto"/>
+            </w:pPr>
+            <w:r>
+              <w:rPr>
+                <w:sz w:val="18"/>
+              </w:rPr>
+            </w:r>
+            <w:r>
+              <w:rPr>
+                <w:sz w:val="18"/>
+              </w:rPr>
+              <w:t>−1.7</w:t>
+            </w:r>
+          </w:p>
+        </w:tc>
+      </w:tr>
+      <w:tr>
+        <w:tc>
+          <w:tcPr>
+            <w:tcW w:type="dxa" w:w="1560"/>
+          </w:tcPr>
+          <w:p>
+            <w:pPr>
+              <w:spacing w:line="240" w:lineRule="auto"/>
+            </w:pPr>
+            <w:r>
+              <w:rPr>
+                <w:sz w:val="18"/>
+              </w:rPr>
+            </w:r>
+            <w:r>
+              <w:rPr>
+                <w:sz w:val="18"/>
+              </w:rPr>
+              <w:t>Furniture</w:t>
+            </w:r>
+          </w:p>
+        </w:tc>
+        <w:tc>
+          <w:tcPr>
+            <w:tcW w:type="dxa" w:w="1560"/>
+          </w:tcPr>
+          <w:p>
+            <w:pPr>
+              <w:spacing w:line="240" w:lineRule="auto"/>
+            </w:pPr>
+            <w:r>
+              <w:rPr>
+                <w:sz w:val="18"/>
+              </w:rPr>
+            </w:r>
+            <w:r>
+              <w:rPr>
+                <w:sz w:val="18"/>
+              </w:rPr>
+              <w:t>Sofas</w:t>
+            </w:r>
+          </w:p>
+        </w:tc>
+        <w:tc>
+          <w:tcPr>
+            <w:tcW w:type="dxa" w:w="1560"/>
+          </w:tcPr>
+          <w:p>
+            <w:pPr>
+              <w:spacing w:line="240" w:lineRule="auto"/>
+            </w:pPr>
+            <w:r>
+              <w:rPr>
+                <w:sz w:val="18"/>
+              </w:rPr>
+            </w:r>
+            <w:r>
+              <w:rPr>
+                <w:sz w:val="18"/>
+              </w:rPr>
+              <w:t>92,052</w:t>
+            </w:r>
+          </w:p>
+        </w:tc>
+        <w:tc>
+          <w:tcPr>
+            <w:tcW w:type="dxa" w:w="1560"/>
+          </w:tcPr>
+          <w:p>
+            <w:pPr>
+              <w:spacing w:line="240" w:lineRule="auto"/>
+            </w:pPr>
+            <w:r>
+              <w:rPr>
+                <w:sz w:val="18"/>
+              </w:rPr>
+            </w:r>
+            <w:r>
+              <w:rPr>
+                <w:sz w:val="18"/>
+              </w:rPr>
+              <w:t>98,984</w:t>
+            </w:r>
+          </w:p>
+        </w:tc>
+        <w:tc>
+          <w:tcPr>
+            <w:tcW w:type="dxa" w:w="1560"/>
+          </w:tcPr>
+          <w:p>
+            <w:pPr>
+              <w:spacing w:line="240" w:lineRule="auto"/>
+            </w:pPr>
+            <w:r>
+              <w:rPr>
+                <w:sz w:val="18"/>
+              </w:rPr>
+            </w:r>
+            <w:r>
+              <w:rPr>
+                <w:sz w:val="18"/>
+              </w:rPr>
+              <w:t>+6,932</w:t>
+            </w:r>
+          </w:p>
+        </w:tc>
+        <w:tc>
+          <w:tcPr>
+            <w:tcW w:type="dxa" w:w="1560"/>
+          </w:tcPr>
+          <w:p>
+            <w:pPr>
+              <w:spacing w:line="240" w:lineRule="auto"/>
+            </w:pPr>
+            <w:r>
+              <w:rPr>
+                <w:sz w:val="18"/>
+              </w:rPr>
+            </w:r>
+            <w:r>
+              <w:rPr>
+                <w:sz w:val="18"/>
+              </w:rPr>
+              <w:t>+7.5</w:t>
+            </w:r>
+          </w:p>
+        </w:tc>
+      </w:tr>
+      <w:tr>
+        <w:tc>
+          <w:tcPr>
+            <w:tcW w:type="dxa" w:w="1560"/>
+          </w:tcPr>
+          <w:p>
+            <w:pPr>
+              <w:spacing w:line="240" w:lineRule="auto"/>
+            </w:pPr>
+            <w:r>
+              <w:rPr>
+                <w:sz w:val="18"/>
+              </w:rPr>
+            </w:r>
+            <w:r>
+              <w:rPr>
+                <w:sz w:val="18"/>
+              </w:rPr>
+              <w:t>Office Supplies</w:t>
+            </w:r>
+          </w:p>
+        </w:tc>
+        <w:tc>
+          <w:tcPr>
+            <w:tcW w:type="dxa" w:w="1560"/>
+          </w:tcPr>
+          <w:p>
+            <w:pPr>
+              <w:spacing w:line="240" w:lineRule="auto"/>
+            </w:pPr>
+            <w:r>
+              <w:rPr>
+                <w:sz w:val="18"/>
+              </w:rPr>
+            </w:r>
+            <w:r>
+              <w:rPr>
+                <w:sz w:val="18"/>
+              </w:rPr>
+              <w:t>Markers</w:t>
+            </w:r>
+          </w:p>
+        </w:tc>
+        <w:tc>
+          <w:tcPr>
+            <w:tcW w:type="dxa" w:w="1560"/>
+          </w:tcPr>
+          <w:p>
+            <w:pPr>
+              <w:spacing w:line="240" w:lineRule="auto"/>
+            </w:pPr>
+            <w:r>
+              <w:rPr>
+                <w:sz w:val="18"/>
+              </w:rPr>
+            </w:r>
+            <w:r>
+              <w:rPr>
+                <w:sz w:val="18"/>
+              </w:rPr>
+              <w:t>100,742</w:t>
+            </w:r>
+          </w:p>
+        </w:tc>
+        <w:tc>
+          <w:tcPr>
+            <w:tcW w:type="dxa" w:w="1560"/>
+          </w:tcPr>
+          <w:p>
+            <w:pPr>
+              <w:spacing w:line="240" w:lineRule="auto"/>
+            </w:pPr>
+            <w:r>
+              <w:rPr>
+                <w:sz w:val="18"/>
+              </w:rPr>
+            </w:r>
+            <w:r>
+              <w:rPr>
+                <w:sz w:val="18"/>
+              </w:rPr>
+              <w:t>120,002</w:t>
+            </w:r>
+          </w:p>
+        </w:tc>
+        <w:tc>
+          <w:tcPr>
+            <w:tcW w:type="dxa" w:w="1560"/>
+          </w:tcPr>
+          <w:p>
+            <w:pPr>
+              <w:spacing w:line="240" w:lineRule="auto"/>
+            </w:pPr>
+            <w:r>
+              <w:rPr>
+                <w:sz w:val="18"/>
+              </w:rPr>
+            </w:r>
+            <w:r>
+              <w:rPr>
+                <w:sz w:val="18"/>
+              </w:rPr>
+              <w:t>+19,260</w:t>
+            </w:r>
+          </w:p>
+        </w:tc>
+        <w:tc>
+          <w:tcPr>
+            <w:tcW w:type="dxa" w:w="1560"/>
+          </w:tcPr>
+          <w:p>
+            <w:pPr>
+              <w:spacing w:line="240" w:lineRule="auto"/>
+            </w:pPr>
+            <w:r>
+              <w:rPr>
+                <w:sz w:val="18"/>
+              </w:rPr>
+            </w:r>
+            <w:r>
+              <w:rPr>
+                <w:sz w:val="18"/>
+              </w:rPr>
+              <w:t>+19.1</w:t>
+            </w:r>
+          </w:p>
+        </w:tc>
+      </w:tr>
+      <w:tr>
+        <w:tc>
+          <w:tcPr>
+            <w:tcW w:type="dxa" w:w="1560"/>
+          </w:tcPr>
+          <w:p>
+            <w:pPr>
+              <w:spacing w:line="240" w:lineRule="auto"/>
+            </w:pPr>
+            <w:r>
+              <w:rPr>
+                <w:sz w:val="18"/>
+              </w:rPr>
+            </w:r>
+            <w:r>
+              <w:rPr>
+                <w:sz w:val="18"/>
+              </w:rPr>
+              <w:t>Office Supplies</w:t>
+            </w:r>
+          </w:p>
+        </w:tc>
+        <w:tc>
+          <w:tcPr>
+            <w:tcW w:type="dxa" w:w="1560"/>
+          </w:tcPr>
+          <w:p>
+            <w:pPr>
+              <w:spacing w:line="240" w:lineRule="auto"/>
+            </w:pPr>
+            <w:r>
+              <w:rPr>
+                <w:sz w:val="18"/>
+              </w:rPr>
+            </w:r>
+            <w:r>
+              <w:rPr>
+                <w:sz w:val="18"/>
+              </w:rPr>
+              <w:t>Binders</w:t>
+            </w:r>
+          </w:p>
+        </w:tc>
+        <w:tc>
+          <w:tcPr>
+            <w:tcW w:type="dxa" w:w="1560"/>
+          </w:tcPr>
+          <w:p>
+            <w:pPr>
+              <w:spacing w:line="240" w:lineRule="auto"/>
+            </w:pPr>
+            <w:r>
+              <w:rPr>
+                <w:sz w:val="18"/>
+              </w:rPr>
+            </w:r>
+            <w:r>
+              <w:rPr>
+                <w:sz w:val="18"/>
+              </w:rPr>
+              <w:t>64,442</w:t>
+            </w:r>
+          </w:p>
+        </w:tc>
+        <w:tc>
+          <w:tcPr>
+            <w:tcW w:type="dxa" w:w="1560"/>
+          </w:tcPr>
+          <w:p>
+            <w:pPr>
+              <w:spacing w:line="240" w:lineRule="auto"/>
+            </w:pPr>
+            <w:r>
+              <w:rPr>
+                <w:sz w:val="18"/>
+              </w:rPr>
+            </w:r>
+            <w:r>
+              <w:rPr>
+                <w:sz w:val="18"/>
+              </w:rPr>
+              <w:t>88,011</w:t>
+            </w:r>
+          </w:p>
+        </w:tc>
+        <w:tc>
+          <w:tcPr>
+            <w:tcW w:type="dxa" w:w="1560"/>
+          </w:tcPr>
+          <w:p>
+            <w:pPr>
+              <w:spacing w:line="240" w:lineRule="auto"/>
+            </w:pPr>
+            <w:r>
+              <w:rPr>
+                <w:sz w:val="18"/>
+              </w:rPr>
+            </w:r>
+            <w:r>
+              <w:rPr>
+                <w:sz w:val="18"/>
+              </w:rPr>
+              <w:t>+23,569</w:t>
+            </w:r>
+          </w:p>
+        </w:tc>
+        <w:tc>
+          <w:tcPr>
+            <w:tcW w:type="dxa" w:w="1560"/>
+          </w:tcPr>
+          <w:p>
+            <w:pPr>
+              <w:spacing w:line="240" w:lineRule="auto"/>
+            </w:pPr>
+            <w:r>
+              <w:rPr>
+                <w:sz w:val="18"/>
+              </w:rPr>
+            </w:r>
+            <w:r>
+              <w:rPr>
+                <w:sz w:val="18"/>
+              </w:rPr>
+              <w:t>+36.6</w:t>
+            </w:r>
+          </w:p>
+        </w:tc>
+      </w:tr>
+      <w:tr>
+        <w:tc>
+          <w:tcPr>
+            <w:tcW w:type="dxa" w:w="1560"/>
+          </w:tcPr>
+          <w:p>
+            <w:pPr>
+              <w:spacing w:line="240" w:lineRule="auto"/>
+            </w:pPr>
+            <w:r>
+              <w:rPr>
+                <w:sz w:val="18"/>
+              </w:rPr>
+            </w:r>
+            <w:r>
+              <w:rPr>
+                <w:sz w:val="18"/>
+              </w:rPr>
+              <w:t>Office Supplies</w:t>
+            </w:r>
+          </w:p>
+        </w:tc>
+        <w:tc>
+          <w:tcPr>
+            <w:tcW w:type="dxa" w:w="1560"/>
+          </w:tcPr>
+          <w:p>
+            <w:pPr>
+              <w:spacing w:line="240" w:lineRule="auto"/>
+            </w:pPr>
+            <w:r>
+              <w:rPr>
+                <w:sz w:val="18"/>
+              </w:rPr>
+            </w:r>
+            <w:r>
+              <w:rPr>
+                <w:sz w:val="18"/>
+              </w:rPr>
+              <w:t>Pens</w:t>
+            </w:r>
+          </w:p>
+        </w:tc>
+        <w:tc>
+          <w:tcPr>
+            <w:tcW w:type="dxa" w:w="1560"/>
+          </w:tcPr>
+          <w:p>
+            <w:pPr>
+              <w:spacing w:line="240" w:lineRule="auto"/>
+            </w:pPr>
+            <w:r>
+              <w:rPr>
+                <w:sz w:val="18"/>
+              </w:rPr>
+            </w:r>
+            <w:r>
+              <w:rPr>
+                <w:sz w:val="18"/>
+              </w:rPr>
+              <w:t>82,959</w:t>
+            </w:r>
+          </w:p>
+        </w:tc>
+        <w:tc>
+          <w:tcPr>
+            <w:tcW w:type="dxa" w:w="1560"/>
+          </w:tcPr>
+          <w:p>
+            <w:pPr>
+              <w:spacing w:line="240" w:lineRule="auto"/>
+            </w:pPr>
+            <w:r>
+              <w:rPr>
+                <w:sz w:val="18"/>
+              </w:rPr>
+            </w:r>
+            <w:r>
+              <w:rPr>
+                <w:sz w:val="18"/>
+              </w:rPr>
+              <w:t>116,900</w:t>
+            </w:r>
+          </w:p>
+        </w:tc>
+        <w:tc>
+          <w:tcPr>
+            <w:tcW w:type="dxa" w:w="1560"/>
+          </w:tcPr>
+          <w:p>
+            <w:pPr>
+              <w:spacing w:line="240" w:lineRule="auto"/>
+            </w:pPr>
+            <w:r>
+              <w:rPr>
+                <w:sz w:val="18"/>
+              </w:rPr>
+            </w:r>
+            <w:r>
+              <w:rPr>
+                <w:sz w:val="18"/>
+              </w:rPr>
+              <w:t>+33,941</w:t>
+            </w:r>
+          </w:p>
+        </w:tc>
+        <w:tc>
+          <w:tcPr>
+            <w:tcW w:type="dxa" w:w="1560"/>
+          </w:tcPr>
+          <w:p>
+            <w:pPr>
+              <w:spacing w:line="240" w:lineRule="auto"/>
+            </w:pPr>
+            <w:r>
+              <w:rPr>
+                <w:sz w:val="18"/>
+              </w:rPr>
+            </w:r>
+            <w:r>
+              <w:rPr>
+                <w:sz w:val="18"/>
+              </w:rPr>
+              <w:t>+40.9</w:t>
+            </w:r>
+          </w:p>
+        </w:tc>
+      </w:tr>
+      <w:tr>
+        <w:tc>
+          <w:tcPr>
+            <w:tcW w:type="dxa" w:w="1560"/>
+          </w:tcPr>
+          <w:p>
+            <w:pPr>
+              <w:spacing w:line="240" w:lineRule="auto"/>
+            </w:pPr>
+            <w:r>
+              <w:rPr>
+                <w:sz w:val="18"/>
+              </w:rPr>
+            </w:r>
+            <w:r>
+              <w:rPr>
+                <w:sz w:val="18"/>
+              </w:rPr>
+              <w:t>Furniture</w:t>
+            </w:r>
+          </w:p>
+        </w:tc>
+        <w:tc>
+          <w:tcPr>
+            <w:tcW w:type="dxa" w:w="1560"/>
+          </w:tcPr>
+          <w:p>
+            <w:pPr>
+              <w:spacing w:line="240" w:lineRule="auto"/>
+            </w:pPr>
+            <w:r>
+              <w:rPr>
+                <w:sz w:val="18"/>
+              </w:rPr>
+            </w:r>
+            <w:r>
+              <w:rPr>
+                <w:sz w:val="18"/>
+              </w:rPr>
+              <w:t>Tables</w:t>
+            </w:r>
+          </w:p>
+        </w:tc>
+        <w:tc>
+          <w:tcPr>
+            <w:tcW w:type="dxa" w:w="1560"/>
+          </w:tcPr>
+          <w:p>
+            <w:pPr>
+              <w:spacing w:line="240" w:lineRule="auto"/>
+            </w:pPr>
+            <w:r>
+              <w:rPr>
+                <w:sz w:val="18"/>
+              </w:rPr>
+            </w:r>
+            <w:r>
+              <w:rPr>
+                <w:sz w:val="18"/>
+              </w:rPr>
+              <w:t>119,400</w:t>
+            </w:r>
+          </w:p>
+        </w:tc>
+        <w:tc>
+          <w:tcPr>
+            <w:tcW w:type="dxa" w:w="1560"/>
+          </w:tcPr>
+          <w:p>
+            <w:pPr>
+              <w:spacing w:line="240" w:lineRule="auto"/>
+            </w:pPr>
+            <w:r>
+              <w:rPr>
+                <w:sz w:val="18"/>
+              </w:rPr>
+            </w:r>
+            <w:r>
+              <w:rPr>
+                <w:sz w:val="18"/>
+              </w:rPr>
+              <w:t>155,834</w:t>
+            </w:r>
+          </w:p>
+        </w:tc>
+        <w:tc>
+          <w:tcPr>
+            <w:tcW w:type="dxa" w:w="1560"/>
+          </w:tcPr>
+          <w:p>
+            <w:pPr>
+              <w:spacing w:line="240" w:lineRule="auto"/>
+            </w:pPr>
+            <w:r>
+              <w:rPr>
+                <w:sz w:val="18"/>
+              </w:rPr>
+            </w:r>
+            <w:r>
+              <w:rPr>
+                <w:sz w:val="18"/>
+              </w:rPr>
+              <w:t>+36,434</w:t>
+            </w:r>
+          </w:p>
+        </w:tc>
+        <w:tc>
+          <w:tcPr>
+            <w:tcW w:type="dxa" w:w="1560"/>
+          </w:tcPr>
+          <w:p>
+            <w:pPr>
+              <w:spacing w:line="240" w:lineRule="auto"/>
+            </w:pPr>
+            <w:r>
+              <w:rPr>
+                <w:sz w:val="18"/>
+              </w:rPr>
+            </w:r>
+            <w:r>
+              <w:rPr>
+                <w:sz w:val="18"/>
+              </w:rPr>
+              <w:t>+30.5</w:t>
+            </w:r>
+          </w:p>
+        </w:tc>
+      </w:tr>
+      <w:tr>
+        <w:tc>
+          <w:tcPr>
+            <w:tcW w:type="dxa" w:w="1560"/>
+          </w:tcPr>
+          <w:p>
+            <w:pPr>
+              <w:spacing w:line="240" w:lineRule="auto"/>
+            </w:pPr>
+            <w:r>
+              <w:rPr>
+                <w:sz w:val="18"/>
+              </w:rPr>
+            </w:r>
+            <w:r>
+              <w:rPr>
+                <w:sz w:val="18"/>
+              </w:rPr>
+              <w:t>Office Supplies</w:t>
+            </w:r>
+          </w:p>
+        </w:tc>
+        <w:tc>
+          <w:tcPr>
+            <w:tcW w:type="dxa" w:w="1560"/>
+          </w:tcPr>
+          <w:p>
+            <w:pPr>
+              <w:spacing w:line="240" w:lineRule="auto"/>
+            </w:pPr>
+            <w:r>
+              <w:rPr>
+                <w:sz w:val="18"/>
+              </w:rPr>
+            </w:r>
+            <w:r>
+              <w:rPr>
+                <w:sz w:val="18"/>
+              </w:rPr>
+              <w:t>Paper</w:t>
+            </w:r>
+          </w:p>
+        </w:tc>
+        <w:tc>
+          <w:tcPr>
+            <w:tcW w:type="dxa" w:w="1560"/>
+          </w:tcPr>
+          <w:p>
+            <w:pPr>
+              <w:spacing w:line="240" w:lineRule="auto"/>
+            </w:pPr>
+            <w:r>
+              <w:rPr>
+                <w:sz w:val="18"/>
+              </w:rPr>
+            </w:r>
+            <w:r>
+              <w:rPr>
+                <w:sz w:val="18"/>
+              </w:rPr>
+              <w:t>57,368</w:t>
+            </w:r>
+          </w:p>
+        </w:tc>
+        <w:tc>
+          <w:tcPr>
+            <w:tcW w:type="dxa" w:w="1560"/>
+          </w:tcPr>
+          <w:p>
+            <w:pPr>
+              <w:spacing w:line="240" w:lineRule="auto"/>
+            </w:pPr>
+            <w:r>
+              <w:rPr>
+                <w:sz w:val="18"/>
+              </w:rPr>
+            </w:r>
+            <w:r>
+              <w:rPr>
+                <w:sz w:val="18"/>
+              </w:rPr>
+              <w:t>143,057</w:t>
+            </w:r>
+          </w:p>
+        </w:tc>
+        <w:tc>
+          <w:tcPr>
+            <w:tcW w:type="dxa" w:w="1560"/>
+          </w:tcPr>
+          <w:p>
+            <w:pPr>
+              <w:spacing w:line="240" w:lineRule="auto"/>
+            </w:pPr>
+            <w:r>
+              <w:rPr>
+                <w:sz w:val="18"/>
+              </w:rPr>
+            </w:r>
+            <w:r>
+              <w:rPr>
+                <w:b/>
+                <w:sz w:val="18"/>
+              </w:rPr>
+              <w:t>+85,689</w:t>
+            </w:r>
+          </w:p>
+        </w:tc>
+        <w:tc>
+          <w:tcPr>
+            <w:tcW w:type="dxa" w:w="1560"/>
+          </w:tcPr>
+          <w:p>
+            <w:pPr>
+              <w:spacing w:line="240" w:lineRule="auto"/>
+            </w:pPr>
+            <w:r>
+              <w:rPr>
+                <w:sz w:val="18"/>
+              </w:rPr>
+            </w:r>
+            <w:r>
+              <w:rPr>
+                <w:b/>
+                <w:sz w:val="18"/>
+              </w:rPr>
+              <w:t>+149.4</w:t>
+            </w:r>
+          </w:p>
+        </w:tc>
+      </w:tr>
+    </w:tbl>
+    <w:p>
+      <w:pPr>
+        <w:spacing w:after="200" w:line="240" w:lineRule="auto"/>
+        <w:jc w:val="center"/>
+      </w:pPr>
+      <w:r>
+        <w:rPr>
+          <w:i/>
+          <w:color w:val="7B8994"/>
+          <w:sz w:val="20"/>
+        </w:rPr>
+        <w:t>Table 4. Q7 — sub-category revenue change, 2023 against 2024.</w:t>
       </w:r>
     </w:p>
     <w:p>
@@ -741,7 +4061,453 @@
         <w:rPr>
           <w:i/>
         </w:rPr>
-        <w:t>[Switch to Q8.]</w:t>
+        <w:t>[Query 8 — show your own output, or this.]</w:t>
+      </w:r>
+    </w:p>
+    <w:tbl>
+      <w:tblPr>
+        <w:tblStyle w:val="LightGrid-Accent1"/>
+        <w:tblW w:type="auto" w:w="0"/>
+        <w:jc w:val="center"/>
+        <w:tblLayout w:type="autofit"/>
+        <w:tblLook w:firstColumn="1" w:firstRow="1" w:lastColumn="0" w:lastRow="0" w:noHBand="0" w:noVBand="1" w:val="04A0"/>
+      </w:tblPr>
+      <w:tblGrid>
+        <w:gridCol w:w="1872"/>
+        <w:gridCol w:w="1872"/>
+        <w:gridCol w:w="1872"/>
+        <w:gridCol w:w="1872"/>
+        <w:gridCol w:w="1872"/>
+      </w:tblGrid>
+      <w:tr>
+        <w:tc>
+          <w:tcPr>
+            <w:tcW w:type="dxa" w:w="1872"/>
+          </w:tcPr>
+          <w:p>
+            <w:r>
+              <w:rPr>
+                <w:b/>
+              </w:rPr>
+            </w:r>
+            <w:r>
+              <w:rPr>
+                <w:b/>
+              </w:rPr>
+              <w:t>Category</w:t>
+            </w:r>
+          </w:p>
+        </w:tc>
+        <w:tc>
+          <w:tcPr>
+            <w:tcW w:type="dxa" w:w="1872"/>
+          </w:tcPr>
+          <w:p>
+            <w:r>
+              <w:rPr>
+                <w:b/>
+              </w:rPr>
+            </w:r>
+            <w:r>
+              <w:rPr>
+                <w:b/>
+              </w:rPr>
+              <w:t>Q1</w:t>
+            </w:r>
+          </w:p>
+        </w:tc>
+        <w:tc>
+          <w:tcPr>
+            <w:tcW w:type="dxa" w:w="1872"/>
+          </w:tcPr>
+          <w:p>
+            <w:r>
+              <w:rPr>
+                <w:b/>
+              </w:rPr>
+            </w:r>
+            <w:r>
+              <w:rPr>
+                <w:b/>
+              </w:rPr>
+              <w:t>Q2</w:t>
+            </w:r>
+          </w:p>
+        </w:tc>
+        <w:tc>
+          <w:tcPr>
+            <w:tcW w:type="dxa" w:w="1872"/>
+          </w:tcPr>
+          <w:p>
+            <w:r>
+              <w:rPr>
+                <w:b/>
+              </w:rPr>
+            </w:r>
+            <w:r>
+              <w:rPr>
+                <w:b/>
+              </w:rPr>
+              <w:t>Q3</w:t>
+            </w:r>
+          </w:p>
+        </w:tc>
+        <w:tc>
+          <w:tcPr>
+            <w:tcW w:type="dxa" w:w="1872"/>
+          </w:tcPr>
+          <w:p>
+            <w:r>
+              <w:rPr>
+                <w:b/>
+              </w:rPr>
+            </w:r>
+            <w:r>
+              <w:rPr>
+                <w:b/>
+              </w:rPr>
+              <w:t>Q4</w:t>
+            </w:r>
+          </w:p>
+        </w:tc>
+      </w:tr>
+      <w:tr>
+        <w:tc>
+          <w:tcPr>
+            <w:tcW w:type="dxa" w:w="1872"/>
+          </w:tcPr>
+          <w:p>
+            <w:pPr>
+              <w:spacing w:line="240" w:lineRule="auto"/>
+            </w:pPr>
+            <w:r>
+              <w:rPr>
+                <w:sz w:val="18"/>
+              </w:rPr>
+            </w:r>
+            <w:r>
+              <w:rPr>
+                <w:sz w:val="18"/>
+              </w:rPr>
+              <w:t>Electronics</w:t>
+            </w:r>
+          </w:p>
+        </w:tc>
+        <w:tc>
+          <w:tcPr>
+            <w:tcW w:type="dxa" w:w="1872"/>
+          </w:tcPr>
+          <w:p>
+            <w:pPr>
+              <w:spacing w:line="240" w:lineRule="auto"/>
+            </w:pPr>
+            <w:r>
+              <w:rPr>
+                <w:sz w:val="18"/>
+              </w:rPr>
+            </w:r>
+            <w:r>
+              <w:rPr>
+                <w:sz w:val="18"/>
+              </w:rPr>
+              <w:t>20.28%</w:t>
+            </w:r>
+          </w:p>
+        </w:tc>
+        <w:tc>
+          <w:tcPr>
+            <w:tcW w:type="dxa" w:w="1872"/>
+          </w:tcPr>
+          <w:p>
+            <w:pPr>
+              <w:spacing w:line="240" w:lineRule="auto"/>
+            </w:pPr>
+            <w:r>
+              <w:rPr>
+                <w:sz w:val="18"/>
+              </w:rPr>
+            </w:r>
+            <w:r>
+              <w:rPr>
+                <w:b/>
+                <w:sz w:val="18"/>
+              </w:rPr>
+              <w:t>30.79%</w:t>
+            </w:r>
+          </w:p>
+        </w:tc>
+        <w:tc>
+          <w:tcPr>
+            <w:tcW w:type="dxa" w:w="1872"/>
+          </w:tcPr>
+          <w:p>
+            <w:pPr>
+              <w:spacing w:line="240" w:lineRule="auto"/>
+            </w:pPr>
+            <w:r>
+              <w:rPr>
+                <w:sz w:val="18"/>
+              </w:rPr>
+            </w:r>
+            <w:r>
+              <w:rPr>
+                <w:sz w:val="18"/>
+              </w:rPr>
+              <w:t>23.69%</w:t>
+            </w:r>
+          </w:p>
+        </w:tc>
+        <w:tc>
+          <w:tcPr>
+            <w:tcW w:type="dxa" w:w="1872"/>
+          </w:tcPr>
+          <w:p>
+            <w:pPr>
+              <w:spacing w:line="240" w:lineRule="auto"/>
+            </w:pPr>
+            <w:r>
+              <w:rPr>
+                <w:sz w:val="18"/>
+              </w:rPr>
+            </w:r>
+            <w:r>
+              <w:rPr>
+                <w:sz w:val="18"/>
+              </w:rPr>
+              <w:t>25.24%</w:t>
+            </w:r>
+          </w:p>
+        </w:tc>
+      </w:tr>
+      <w:tr>
+        <w:tc>
+          <w:tcPr>
+            <w:tcW w:type="dxa" w:w="1872"/>
+          </w:tcPr>
+          <w:p>
+            <w:pPr>
+              <w:spacing w:line="240" w:lineRule="auto"/>
+            </w:pPr>
+            <w:r>
+              <w:rPr>
+                <w:sz w:val="18"/>
+              </w:rPr>
+            </w:r>
+            <w:r>
+              <w:rPr>
+                <w:sz w:val="18"/>
+              </w:rPr>
+              <w:t>Furniture</w:t>
+            </w:r>
+          </w:p>
+        </w:tc>
+        <w:tc>
+          <w:tcPr>
+            <w:tcW w:type="dxa" w:w="1872"/>
+          </w:tcPr>
+          <w:p>
+            <w:pPr>
+              <w:spacing w:line="240" w:lineRule="auto"/>
+            </w:pPr>
+            <w:r>
+              <w:rPr>
+                <w:sz w:val="18"/>
+              </w:rPr>
+            </w:r>
+            <w:r>
+              <w:rPr>
+                <w:sz w:val="18"/>
+              </w:rPr>
+              <w:t>16.96%</w:t>
+            </w:r>
+          </w:p>
+        </w:tc>
+        <w:tc>
+          <w:tcPr>
+            <w:tcW w:type="dxa" w:w="1872"/>
+          </w:tcPr>
+          <w:p>
+            <w:pPr>
+              <w:spacing w:line="240" w:lineRule="auto"/>
+            </w:pPr>
+            <w:r>
+              <w:rPr>
+                <w:sz w:val="18"/>
+              </w:rPr>
+            </w:r>
+            <w:r>
+              <w:rPr>
+                <w:sz w:val="18"/>
+              </w:rPr>
+              <w:t>29.46%</w:t>
+            </w:r>
+          </w:p>
+        </w:tc>
+        <w:tc>
+          <w:tcPr>
+            <w:tcW w:type="dxa" w:w="1872"/>
+          </w:tcPr>
+          <w:p>
+            <w:pPr>
+              <w:spacing w:line="240" w:lineRule="auto"/>
+            </w:pPr>
+            <w:r>
+              <w:rPr>
+                <w:sz w:val="18"/>
+              </w:rPr>
+            </w:r>
+            <w:r>
+              <w:rPr>
+                <w:sz w:val="18"/>
+              </w:rPr>
+              <w:t>22.74%</w:t>
+            </w:r>
+          </w:p>
+        </w:tc>
+        <w:tc>
+          <w:tcPr>
+            <w:tcW w:type="dxa" w:w="1872"/>
+          </w:tcPr>
+          <w:p>
+            <w:pPr>
+              <w:spacing w:line="240" w:lineRule="auto"/>
+            </w:pPr>
+            <w:r>
+              <w:rPr>
+                <w:sz w:val="18"/>
+              </w:rPr>
+            </w:r>
+            <w:r>
+              <w:rPr>
+                <w:b/>
+                <w:sz w:val="18"/>
+              </w:rPr>
+              <w:t>30.84%</w:t>
+            </w:r>
+          </w:p>
+        </w:tc>
+      </w:tr>
+      <w:tr>
+        <w:tc>
+          <w:tcPr>
+            <w:tcW w:type="dxa" w:w="1872"/>
+          </w:tcPr>
+          <w:p>
+            <w:pPr>
+              <w:spacing w:line="240" w:lineRule="auto"/>
+            </w:pPr>
+            <w:r>
+              <w:rPr>
+                <w:sz w:val="18"/>
+              </w:rPr>
+            </w:r>
+            <w:r>
+              <w:rPr>
+                <w:sz w:val="18"/>
+              </w:rPr>
+              <w:t>Office Supplies</w:t>
+            </w:r>
+          </w:p>
+        </w:tc>
+        <w:tc>
+          <w:tcPr>
+            <w:tcW w:type="dxa" w:w="1872"/>
+          </w:tcPr>
+          <w:p>
+            <w:pPr>
+              <w:spacing w:line="240" w:lineRule="auto"/>
+            </w:pPr>
+            <w:r>
+              <w:rPr>
+                <w:sz w:val="18"/>
+              </w:rPr>
+            </w:r>
+            <w:r>
+              <w:rPr>
+                <w:sz w:val="18"/>
+              </w:rPr>
+              <w:t>17.01%</w:t>
+            </w:r>
+          </w:p>
+        </w:tc>
+        <w:tc>
+          <w:tcPr>
+            <w:tcW w:type="dxa" w:w="1872"/>
+          </w:tcPr>
+          <w:p>
+            <w:pPr>
+              <w:spacing w:line="240" w:lineRule="auto"/>
+            </w:pPr>
+            <w:r>
+              <w:rPr>
+                <w:sz w:val="18"/>
+              </w:rPr>
+            </w:r>
+            <w:r>
+              <w:rPr>
+                <w:sz w:val="18"/>
+              </w:rPr>
+              <w:t>25.00%</w:t>
+            </w:r>
+          </w:p>
+        </w:tc>
+        <w:tc>
+          <w:tcPr>
+            <w:tcW w:type="dxa" w:w="1872"/>
+          </w:tcPr>
+          <w:p>
+            <w:pPr>
+              <w:spacing w:line="240" w:lineRule="auto"/>
+            </w:pPr>
+            <w:r>
+              <w:rPr>
+                <w:sz w:val="18"/>
+              </w:rPr>
+            </w:r>
+            <w:r>
+              <w:rPr>
+                <w:sz w:val="18"/>
+              </w:rPr>
+              <w:t>25.83%</w:t>
+            </w:r>
+          </w:p>
+        </w:tc>
+        <w:tc>
+          <w:tcPr>
+            <w:tcW w:type="dxa" w:w="1872"/>
+          </w:tcPr>
+          <w:p>
+            <w:pPr>
+              <w:spacing w:line="240" w:lineRule="auto"/>
+            </w:pPr>
+            <w:r>
+              <w:rPr>
+                <w:sz w:val="18"/>
+              </w:rPr>
+            </w:r>
+            <w:r>
+              <w:rPr>
+                <w:b/>
+                <w:sz w:val="18"/>
+              </w:rPr>
+              <w:t>32.16%</w:t>
+            </w:r>
+          </w:p>
+        </w:tc>
+      </w:tr>
+    </w:tbl>
+    <w:p>
+      <w:pPr>
+        <w:spacing w:after="200" w:line="240" w:lineRule="auto"/>
+        <w:jc w:val="center"/>
+      </w:pPr>
+      <w:r>
+        <w:rPr>
+          <w:i/>
+          <w:color w:val="7B8994"/>
+          <w:sz w:val="20"/>
+        </w:rPr>
+        <w:t>Table 5. Q8 — each quarter's share of its own category's annual revenue.</w:t>
       </w:r>
     </w:p>
     <w:p>

--- a/docs/Script_Mardy.docx
+++ b/docs/Script_Mardy.docx
@@ -617,6 +617,2176 @@
     <w:p>
       <w:r>
         <w:br w:type="page"/>
+      </w:r>
+    </w:p>
+    <w:p>
+      <w:pPr>
+        <w:pStyle w:val="Heading2"/>
+      </w:pPr>
+      <w:r>
+        <w:t>Exhibit index — for Alber, editing</w:t>
+      </w:r>
+    </w:p>
+    <w:p>
+      <w:r>
+        <w:t xml:space="preserve">Every exhibit is reproduced in this script at the point it is referred to, so you can work from here alone. This table says where each one comes from if you want the original — and note that the </w:t>
+      </w:r>
+      <w:r>
+        <w:rPr>
+          <w:b/>
+        </w:rPr>
+        <w:t>figure numbers in the reports do not match the file names</w:t>
+      </w:r>
+      <w:r>
+        <w:t>: Checkpoint 1's Figure 1 is the ERD, not the trend chart.</w:t>
+      </w:r>
+    </w:p>
+    <w:tbl>
+      <w:tblPr>
+        <w:tblStyle w:val="LightGrid-Accent1"/>
+        <w:tblW w:type="auto" w:w="0"/>
+        <w:jc w:val="center"/>
+        <w:tblLayout w:type="autofit"/>
+        <w:tblLook w:firstColumn="1" w:firstRow="1" w:lastColumn="0" w:lastRow="0" w:noHBand="0" w:noVBand="1" w:val="04A0"/>
+      </w:tblPr>
+      <w:tblGrid>
+        <w:gridCol w:w="1872"/>
+        <w:gridCol w:w="1872"/>
+        <w:gridCol w:w="1872"/>
+        <w:gridCol w:w="1872"/>
+        <w:gridCol w:w="1872"/>
+      </w:tblGrid>
+      <w:tr>
+        <w:tc>
+          <w:tcPr>
+            <w:tcW w:type="dxa" w:w="1872"/>
+          </w:tcPr>
+          <w:p>
+            <w:r>
+              <w:rPr>
+                <w:b/>
+              </w:rPr>
+            </w:r>
+            <w:r>
+              <w:rPr>
+                <w:b/>
+              </w:rPr>
+              <w:t>#</w:t>
+            </w:r>
+          </w:p>
+        </w:tc>
+        <w:tc>
+          <w:tcPr>
+            <w:tcW w:type="dxa" w:w="1872"/>
+          </w:tcPr>
+          <w:p>
+            <w:r>
+              <w:rPr>
+                <w:b/>
+              </w:rPr>
+            </w:r>
+            <w:r>
+              <w:rPr>
+                <w:b/>
+              </w:rPr>
+              <w:t>Part</w:t>
+            </w:r>
+          </w:p>
+        </w:tc>
+        <w:tc>
+          <w:tcPr>
+            <w:tcW w:type="dxa" w:w="1872"/>
+          </w:tcPr>
+          <w:p>
+            <w:r>
+              <w:rPr>
+                <w:b/>
+              </w:rPr>
+            </w:r>
+            <w:r>
+              <w:rPr>
+                <w:b/>
+              </w:rPr>
+              <w:t>Exhibit</w:t>
+            </w:r>
+          </w:p>
+        </w:tc>
+        <w:tc>
+          <w:tcPr>
+            <w:tcW w:type="dxa" w:w="1872"/>
+          </w:tcPr>
+          <w:p>
+            <w:r>
+              <w:rPr>
+                <w:b/>
+              </w:rPr>
+            </w:r>
+            <w:r>
+              <w:rPr>
+                <w:b/>
+              </w:rPr>
+              <w:t>File</w:t>
+            </w:r>
+          </w:p>
+        </w:tc>
+        <w:tc>
+          <w:tcPr>
+            <w:tcW w:type="dxa" w:w="1872"/>
+          </w:tcPr>
+          <w:p>
+            <w:r>
+              <w:rPr>
+                <w:b/>
+              </w:rPr>
+            </w:r>
+            <w:r>
+              <w:rPr>
+                <w:b/>
+              </w:rPr>
+              <w:t>In the reports</w:t>
+            </w:r>
+          </w:p>
+        </w:tc>
+      </w:tr>
+      <w:tr>
+        <w:tc>
+          <w:tcPr>
+            <w:tcW w:type="dxa" w:w="1872"/>
+          </w:tcPr>
+          <w:p>
+            <w:pPr>
+              <w:spacing w:line="240" w:lineRule="auto"/>
+            </w:pPr>
+            <w:r>
+              <w:rPr>
+                <w:sz w:val="18"/>
+              </w:rPr>
+            </w:r>
+            <w:r>
+              <w:rPr>
+                <w:sz w:val="18"/>
+              </w:rPr>
+              <w:t>1</w:t>
+            </w:r>
+          </w:p>
+        </w:tc>
+        <w:tc>
+          <w:tcPr>
+            <w:tcW w:type="dxa" w:w="1872"/>
+          </w:tcPr>
+          <w:p>
+            <w:pPr>
+              <w:spacing w:line="240" w:lineRule="auto"/>
+            </w:pPr>
+            <w:r>
+              <w:rPr>
+                <w:sz w:val="18"/>
+              </w:rPr>
+            </w:r>
+            <w:r>
+              <w:rPr>
+                <w:sz w:val="18"/>
+              </w:rPr>
+              <w:t>1</w:t>
+            </w:r>
+          </w:p>
+        </w:tc>
+        <w:tc>
+          <w:tcPr>
+            <w:tcW w:type="dxa" w:w="1872"/>
+          </w:tcPr>
+          <w:p>
+            <w:pPr>
+              <w:spacing w:line="240" w:lineRule="auto"/>
+            </w:pPr>
+            <w:r>
+              <w:rPr>
+                <w:sz w:val="18"/>
+              </w:rPr>
+            </w:r>
+            <w:r>
+              <w:rPr>
+                <w:sz w:val="18"/>
+              </w:rPr>
+              <w:t>Annual trend chart</w:t>
+            </w:r>
+          </w:p>
+        </w:tc>
+        <w:tc>
+          <w:tcPr>
+            <w:tcW w:type="dxa" w:w="1872"/>
+          </w:tcPr>
+          <w:p>
+            <w:pPr>
+              <w:spacing w:line="240" w:lineRule="auto"/>
+            </w:pPr>
+            <w:r>
+              <w:rPr>
+                <w:sz w:val="18"/>
+              </w:rPr>
+            </w:r>
+            <w:r>
+              <w:rPr>
+                <w:rFonts w:ascii="Consolas" w:hAnsi="Consolas"/>
+                <w:color w:val="2F6F9F"/>
+                <w:sz w:val="18"/>
+              </w:rPr>
+              <w:t>docs/figures/fig1_annual_trend.png</w:t>
+            </w:r>
+          </w:p>
+        </w:tc>
+        <w:tc>
+          <w:tcPr>
+            <w:tcW w:type="dxa" w:w="1872"/>
+          </w:tcPr>
+          <w:p>
+            <w:pPr>
+              <w:spacing w:line="240" w:lineRule="auto"/>
+            </w:pPr>
+            <w:r>
+              <w:rPr>
+                <w:sz w:val="18"/>
+              </w:rPr>
+            </w:r>
+            <w:r>
+              <w:rPr>
+                <w:sz w:val="18"/>
+              </w:rPr>
+              <w:t xml:space="preserve">CP1 report, </w:t>
+            </w:r>
+            <w:r>
+              <w:rPr>
+                <w:b/>
+                <w:sz w:val="18"/>
+              </w:rPr>
+              <w:t>Figure 2</w:t>
+            </w:r>
+          </w:p>
+        </w:tc>
+      </w:tr>
+      <w:tr>
+        <w:tc>
+          <w:tcPr>
+            <w:tcW w:type="dxa" w:w="1872"/>
+          </w:tcPr>
+          <w:p>
+            <w:pPr>
+              <w:spacing w:line="240" w:lineRule="auto"/>
+            </w:pPr>
+            <w:r>
+              <w:rPr>
+                <w:sz w:val="18"/>
+              </w:rPr>
+            </w:r>
+            <w:r>
+              <w:rPr>
+                <w:sz w:val="18"/>
+              </w:rPr>
+              <w:t>2</w:t>
+            </w:r>
+          </w:p>
+        </w:tc>
+        <w:tc>
+          <w:tcPr>
+            <w:tcW w:type="dxa" w:w="1872"/>
+          </w:tcPr>
+          <w:p>
+            <w:pPr>
+              <w:spacing w:line="240" w:lineRule="auto"/>
+            </w:pPr>
+            <w:r>
+              <w:rPr>
+                <w:sz w:val="18"/>
+              </w:rPr>
+            </w:r>
+            <w:r>
+              <w:rPr>
+                <w:sz w:val="18"/>
+              </w:rPr>
+              <w:t>2</w:t>
+            </w:r>
+          </w:p>
+        </w:tc>
+        <w:tc>
+          <w:tcPr>
+            <w:tcW w:type="dxa" w:w="1872"/>
+          </w:tcPr>
+          <w:p>
+            <w:pPr>
+              <w:spacing w:line="240" w:lineRule="auto"/>
+            </w:pPr>
+            <w:r>
+              <w:rPr>
+                <w:sz w:val="18"/>
+              </w:rPr>
+            </w:r>
+            <w:r>
+              <w:rPr>
+                <w:sz w:val="18"/>
+              </w:rPr>
+              <w:t>Raw file extract</w:t>
+            </w:r>
+          </w:p>
+        </w:tc>
+        <w:tc>
+          <w:tcPr>
+            <w:tcW w:type="dxa" w:w="1872"/>
+          </w:tcPr>
+          <w:p>
+            <w:pPr>
+              <w:spacing w:line="240" w:lineRule="auto"/>
+            </w:pPr>
+            <w:r>
+              <w:rPr>
+                <w:sz w:val="18"/>
+              </w:rPr>
+            </w:r>
+            <w:r>
+              <w:rPr>
+                <w:rFonts w:ascii="Consolas" w:hAnsi="Consolas"/>
+                <w:color w:val="2F6F9F"/>
+                <w:sz w:val="18"/>
+              </w:rPr>
+              <w:t>data/raw/sales_dataset_raw.csv</w:t>
+            </w:r>
+          </w:p>
+        </w:tc>
+        <w:tc>
+          <w:tcPr>
+            <w:tcW w:type="dxa" w:w="1872"/>
+          </w:tcPr>
+          <w:p>
+            <w:pPr>
+              <w:spacing w:line="240" w:lineRule="auto"/>
+            </w:pPr>
+            <w:r>
+              <w:rPr>
+                <w:sz w:val="18"/>
+              </w:rPr>
+            </w:r>
+            <w:r>
+              <w:rPr>
+                <w:sz w:val="18"/>
+              </w:rPr>
+              <w:t>CP1 report, Raw dataset preview</w:t>
+            </w:r>
+          </w:p>
+        </w:tc>
+      </w:tr>
+      <w:tr>
+        <w:tc>
+          <w:tcPr>
+            <w:tcW w:type="dxa" w:w="1872"/>
+          </w:tcPr>
+          <w:p>
+            <w:pPr>
+              <w:spacing w:line="240" w:lineRule="auto"/>
+            </w:pPr>
+            <w:r>
+              <w:rPr>
+                <w:sz w:val="18"/>
+              </w:rPr>
+            </w:r>
+            <w:r>
+              <w:rPr>
+                <w:sz w:val="18"/>
+              </w:rPr>
+              <w:t>3</w:t>
+            </w:r>
+          </w:p>
+        </w:tc>
+        <w:tc>
+          <w:tcPr>
+            <w:tcW w:type="dxa" w:w="1872"/>
+          </w:tcPr>
+          <w:p>
+            <w:pPr>
+              <w:spacing w:line="240" w:lineRule="auto"/>
+            </w:pPr>
+            <w:r>
+              <w:rPr>
+                <w:sz w:val="18"/>
+              </w:rPr>
+            </w:r>
+            <w:r>
+              <w:rPr>
+                <w:sz w:val="18"/>
+              </w:rPr>
+              <w:t>3</w:t>
+            </w:r>
+          </w:p>
+        </w:tc>
+        <w:tc>
+          <w:tcPr>
+            <w:tcW w:type="dxa" w:w="1872"/>
+          </w:tcPr>
+          <w:p>
+            <w:pPr>
+              <w:spacing w:line="240" w:lineRule="auto"/>
+            </w:pPr>
+            <w:r>
+              <w:rPr>
+                <w:sz w:val="18"/>
+              </w:rPr>
+            </w:r>
+            <w:r>
+              <w:rPr>
+                <w:sz w:val="18"/>
+              </w:rPr>
+              <w:t>ERD</w:t>
+            </w:r>
+          </w:p>
+        </w:tc>
+        <w:tc>
+          <w:tcPr>
+            <w:tcW w:type="dxa" w:w="1872"/>
+          </w:tcPr>
+          <w:p>
+            <w:pPr>
+              <w:spacing w:line="240" w:lineRule="auto"/>
+            </w:pPr>
+            <w:r>
+              <w:rPr>
+                <w:sz w:val="18"/>
+              </w:rPr>
+            </w:r>
+            <w:r>
+              <w:rPr>
+                <w:rFonts w:ascii="Consolas" w:hAnsi="Consolas"/>
+                <w:color w:val="2F6F9F"/>
+                <w:sz w:val="18"/>
+              </w:rPr>
+              <w:t>docs/figures/erd.png</w:t>
+            </w:r>
+          </w:p>
+        </w:tc>
+        <w:tc>
+          <w:tcPr>
+            <w:tcW w:type="dxa" w:w="1872"/>
+          </w:tcPr>
+          <w:p>
+            <w:pPr>
+              <w:spacing w:line="240" w:lineRule="auto"/>
+            </w:pPr>
+            <w:r>
+              <w:rPr>
+                <w:sz w:val="18"/>
+              </w:rPr>
+            </w:r>
+            <w:r>
+              <w:rPr>
+                <w:sz w:val="18"/>
+              </w:rPr>
+              <w:t xml:space="preserve">CP1 report, </w:t>
+            </w:r>
+            <w:r>
+              <w:rPr>
+                <w:b/>
+                <w:sz w:val="18"/>
+              </w:rPr>
+              <w:t>Figure 1</w:t>
+            </w:r>
+          </w:p>
+        </w:tc>
+      </w:tr>
+      <w:tr>
+        <w:tc>
+          <w:tcPr>
+            <w:tcW w:type="dxa" w:w="1872"/>
+          </w:tcPr>
+          <w:p>
+            <w:pPr>
+              <w:spacing w:line="240" w:lineRule="auto"/>
+            </w:pPr>
+            <w:r>
+              <w:rPr>
+                <w:sz w:val="18"/>
+              </w:rPr>
+            </w:r>
+            <w:r>
+              <w:rPr>
+                <w:sz w:val="18"/>
+              </w:rPr>
+              <w:t>4</w:t>
+            </w:r>
+          </w:p>
+        </w:tc>
+        <w:tc>
+          <w:tcPr>
+            <w:tcW w:type="dxa" w:w="1872"/>
+          </w:tcPr>
+          <w:p>
+            <w:pPr>
+              <w:spacing w:line="240" w:lineRule="auto"/>
+            </w:pPr>
+            <w:r>
+              <w:rPr>
+                <w:sz w:val="18"/>
+              </w:rPr>
+            </w:r>
+            <w:r>
+              <w:rPr>
+                <w:sz w:val="18"/>
+              </w:rPr>
+              <w:t>3</w:t>
+            </w:r>
+          </w:p>
+        </w:tc>
+        <w:tc>
+          <w:tcPr>
+            <w:tcW w:type="dxa" w:w="1872"/>
+          </w:tcPr>
+          <w:p>
+            <w:pPr>
+              <w:spacing w:line="240" w:lineRule="auto"/>
+            </w:pPr>
+            <w:r>
+              <w:rPr>
+                <w:sz w:val="18"/>
+              </w:rPr>
+            </w:r>
+            <w:r>
+              <w:rPr>
+                <w:sz w:val="18"/>
+              </w:rPr>
+              <w:t>Loaded row counts</w:t>
+            </w:r>
+          </w:p>
+        </w:tc>
+        <w:tc>
+          <w:tcPr>
+            <w:tcW w:type="dxa" w:w="1872"/>
+          </w:tcPr>
+          <w:p>
+            <w:pPr>
+              <w:spacing w:line="240" w:lineRule="auto"/>
+            </w:pPr>
+            <w:r>
+              <w:rPr>
+                <w:sz w:val="18"/>
+              </w:rPr>
+            </w:r>
+            <w:r>
+              <w:rPr>
+                <w:sz w:val="18"/>
+              </w:rPr>
+              <w:t>—</w:t>
+            </w:r>
+          </w:p>
+        </w:tc>
+        <w:tc>
+          <w:tcPr>
+            <w:tcW w:type="dxa" w:w="1872"/>
+          </w:tcPr>
+          <w:p>
+            <w:pPr>
+              <w:spacing w:line="240" w:lineRule="auto"/>
+            </w:pPr>
+            <w:r>
+              <w:rPr>
+                <w:sz w:val="18"/>
+              </w:rPr>
+            </w:r>
+            <w:r>
+              <w:rPr>
+                <w:sz w:val="18"/>
+              </w:rPr>
+              <w:t>CP1 report, Populated row counts</w:t>
+            </w:r>
+          </w:p>
+        </w:tc>
+      </w:tr>
+      <w:tr>
+        <w:tc>
+          <w:tcPr>
+            <w:tcW w:type="dxa" w:w="1872"/>
+          </w:tcPr>
+          <w:p>
+            <w:pPr>
+              <w:spacing w:line="240" w:lineRule="auto"/>
+            </w:pPr>
+            <w:r>
+              <w:rPr>
+                <w:sz w:val="18"/>
+              </w:rPr>
+            </w:r>
+            <w:r>
+              <w:rPr>
+                <w:sz w:val="18"/>
+              </w:rPr>
+              <w:t>5</w:t>
+            </w:r>
+          </w:p>
+        </w:tc>
+        <w:tc>
+          <w:tcPr>
+            <w:tcW w:type="dxa" w:w="1872"/>
+          </w:tcPr>
+          <w:p>
+            <w:pPr>
+              <w:spacing w:line="240" w:lineRule="auto"/>
+            </w:pPr>
+            <w:r>
+              <w:rPr>
+                <w:sz w:val="18"/>
+              </w:rPr>
+            </w:r>
+            <w:r>
+              <w:rPr>
+                <w:sz w:val="18"/>
+              </w:rPr>
+              <w:t>3</w:t>
+            </w:r>
+          </w:p>
+        </w:tc>
+        <w:tc>
+          <w:tcPr>
+            <w:tcW w:type="dxa" w:w="1872"/>
+          </w:tcPr>
+          <w:p>
+            <w:pPr>
+              <w:spacing w:line="240" w:lineRule="auto"/>
+            </w:pPr>
+            <w:r>
+              <w:rPr>
+                <w:sz w:val="18"/>
+              </w:rPr>
+            </w:r>
+            <w:r>
+              <w:rPr>
+                <w:sz w:val="18"/>
+              </w:rPr>
+              <w:t>Q3 annual trend</w:t>
+            </w:r>
+          </w:p>
+        </w:tc>
+        <w:tc>
+          <w:tcPr>
+            <w:tcW w:type="dxa" w:w="1872"/>
+          </w:tcPr>
+          <w:p>
+            <w:pPr>
+              <w:spacing w:line="240" w:lineRule="auto"/>
+            </w:pPr>
+            <w:r>
+              <w:rPr>
+                <w:sz w:val="18"/>
+              </w:rPr>
+            </w:r>
+            <w:r>
+              <w:rPr>
+                <w:rFonts w:ascii="Consolas" w:hAnsi="Consolas"/>
+                <w:color w:val="2F6F9F"/>
+                <w:sz w:val="18"/>
+              </w:rPr>
+              <w:t>sql/04_queries.sql</w:t>
+            </w:r>
+          </w:p>
+        </w:tc>
+        <w:tc>
+          <w:tcPr>
+            <w:tcW w:type="dxa" w:w="1872"/>
+          </w:tcPr>
+          <w:p>
+            <w:pPr>
+              <w:spacing w:line="240" w:lineRule="auto"/>
+            </w:pPr>
+            <w:r>
+              <w:rPr>
+                <w:sz w:val="18"/>
+              </w:rPr>
+            </w:r>
+            <w:r>
+              <w:rPr>
+                <w:sz w:val="18"/>
+              </w:rPr>
+              <w:t>CP1 report, Q3</w:t>
+            </w:r>
+          </w:p>
+        </w:tc>
+      </w:tr>
+      <w:tr>
+        <w:tc>
+          <w:tcPr>
+            <w:tcW w:type="dxa" w:w="1872"/>
+          </w:tcPr>
+          <w:p>
+            <w:pPr>
+              <w:spacing w:line="240" w:lineRule="auto"/>
+            </w:pPr>
+            <w:r>
+              <w:rPr>
+                <w:sz w:val="18"/>
+              </w:rPr>
+            </w:r>
+            <w:r>
+              <w:rPr>
+                <w:sz w:val="18"/>
+              </w:rPr>
+              <w:t>6</w:t>
+            </w:r>
+          </w:p>
+        </w:tc>
+        <w:tc>
+          <w:tcPr>
+            <w:tcW w:type="dxa" w:w="1872"/>
+          </w:tcPr>
+          <w:p>
+            <w:pPr>
+              <w:spacing w:line="240" w:lineRule="auto"/>
+            </w:pPr>
+            <w:r>
+              <w:rPr>
+                <w:sz w:val="18"/>
+              </w:rPr>
+            </w:r>
+            <w:r>
+              <w:rPr>
+                <w:sz w:val="18"/>
+              </w:rPr>
+              <w:t>3</w:t>
+            </w:r>
+          </w:p>
+        </w:tc>
+        <w:tc>
+          <w:tcPr>
+            <w:tcW w:type="dxa" w:w="1872"/>
+          </w:tcPr>
+          <w:p>
+            <w:pPr>
+              <w:spacing w:line="240" w:lineRule="auto"/>
+            </w:pPr>
+            <w:r>
+              <w:rPr>
+                <w:sz w:val="18"/>
+              </w:rPr>
+            </w:r>
+            <w:r>
+              <w:rPr>
+                <w:sz w:val="18"/>
+              </w:rPr>
+              <w:t>Q7 sub-category change</w:t>
+            </w:r>
+          </w:p>
+        </w:tc>
+        <w:tc>
+          <w:tcPr>
+            <w:tcW w:type="dxa" w:w="1872"/>
+          </w:tcPr>
+          <w:p>
+            <w:pPr>
+              <w:spacing w:line="240" w:lineRule="auto"/>
+            </w:pPr>
+            <w:r>
+              <w:rPr>
+                <w:sz w:val="18"/>
+              </w:rPr>
+            </w:r>
+            <w:r>
+              <w:rPr>
+                <w:rFonts w:ascii="Consolas" w:hAnsi="Consolas"/>
+                <w:color w:val="2F6F9F"/>
+                <w:sz w:val="18"/>
+              </w:rPr>
+              <w:t>sql/04_queries.sql</w:t>
+            </w:r>
+          </w:p>
+        </w:tc>
+        <w:tc>
+          <w:tcPr>
+            <w:tcW w:type="dxa" w:w="1872"/>
+          </w:tcPr>
+          <w:p>
+            <w:pPr>
+              <w:spacing w:line="240" w:lineRule="auto"/>
+            </w:pPr>
+            <w:r>
+              <w:rPr>
+                <w:sz w:val="18"/>
+              </w:rPr>
+            </w:r>
+            <w:r>
+              <w:rPr>
+                <w:sz w:val="18"/>
+              </w:rPr>
+              <w:t>CP1 report, Q7</w:t>
+            </w:r>
+          </w:p>
+        </w:tc>
+      </w:tr>
+      <w:tr>
+        <w:tc>
+          <w:tcPr>
+            <w:tcW w:type="dxa" w:w="1872"/>
+          </w:tcPr>
+          <w:p>
+            <w:pPr>
+              <w:spacing w:line="240" w:lineRule="auto"/>
+            </w:pPr>
+            <w:r>
+              <w:rPr>
+                <w:sz w:val="18"/>
+              </w:rPr>
+            </w:r>
+            <w:r>
+              <w:rPr>
+                <w:sz w:val="18"/>
+              </w:rPr>
+              <w:t>7</w:t>
+            </w:r>
+          </w:p>
+        </w:tc>
+        <w:tc>
+          <w:tcPr>
+            <w:tcW w:type="dxa" w:w="1872"/>
+          </w:tcPr>
+          <w:p>
+            <w:pPr>
+              <w:spacing w:line="240" w:lineRule="auto"/>
+            </w:pPr>
+            <w:r>
+              <w:rPr>
+                <w:sz w:val="18"/>
+              </w:rPr>
+            </w:r>
+            <w:r>
+              <w:rPr>
+                <w:sz w:val="18"/>
+              </w:rPr>
+              <w:t>3</w:t>
+            </w:r>
+          </w:p>
+        </w:tc>
+        <w:tc>
+          <w:tcPr>
+            <w:tcW w:type="dxa" w:w="1872"/>
+          </w:tcPr>
+          <w:p>
+            <w:pPr>
+              <w:spacing w:line="240" w:lineRule="auto"/>
+            </w:pPr>
+            <w:r>
+              <w:rPr>
+                <w:sz w:val="18"/>
+              </w:rPr>
+            </w:r>
+            <w:r>
+              <w:rPr>
+                <w:sz w:val="18"/>
+              </w:rPr>
+              <w:t>Q8 quarter shares</w:t>
+            </w:r>
+          </w:p>
+        </w:tc>
+        <w:tc>
+          <w:tcPr>
+            <w:tcW w:type="dxa" w:w="1872"/>
+          </w:tcPr>
+          <w:p>
+            <w:pPr>
+              <w:spacing w:line="240" w:lineRule="auto"/>
+            </w:pPr>
+            <w:r>
+              <w:rPr>
+                <w:sz w:val="18"/>
+              </w:rPr>
+            </w:r>
+            <w:r>
+              <w:rPr>
+                <w:rFonts w:ascii="Consolas" w:hAnsi="Consolas"/>
+                <w:color w:val="2F6F9F"/>
+                <w:sz w:val="18"/>
+              </w:rPr>
+              <w:t>sql/04_queries.sql</w:t>
+            </w:r>
+          </w:p>
+        </w:tc>
+        <w:tc>
+          <w:tcPr>
+            <w:tcW w:type="dxa" w:w="1872"/>
+          </w:tcPr>
+          <w:p>
+            <w:pPr>
+              <w:spacing w:line="240" w:lineRule="auto"/>
+            </w:pPr>
+            <w:r>
+              <w:rPr>
+                <w:sz w:val="18"/>
+              </w:rPr>
+            </w:r>
+            <w:r>
+              <w:rPr>
+                <w:sz w:val="18"/>
+              </w:rPr>
+              <w:t>CP1 report, Q8</w:t>
+            </w:r>
+          </w:p>
+        </w:tc>
+      </w:tr>
+      <w:tr>
+        <w:tc>
+          <w:tcPr>
+            <w:tcW w:type="dxa" w:w="1872"/>
+          </w:tcPr>
+          <w:p>
+            <w:pPr>
+              <w:spacing w:line="240" w:lineRule="auto"/>
+            </w:pPr>
+            <w:r>
+              <w:rPr>
+                <w:sz w:val="18"/>
+              </w:rPr>
+            </w:r>
+            <w:r>
+              <w:rPr>
+                <w:sz w:val="18"/>
+              </w:rPr>
+              <w:t>8</w:t>
+            </w:r>
+          </w:p>
+        </w:tc>
+        <w:tc>
+          <w:tcPr>
+            <w:tcW w:type="dxa" w:w="1872"/>
+          </w:tcPr>
+          <w:p>
+            <w:pPr>
+              <w:spacing w:line="240" w:lineRule="auto"/>
+            </w:pPr>
+            <w:r>
+              <w:rPr>
+                <w:sz w:val="18"/>
+              </w:rPr>
+            </w:r>
+            <w:r>
+              <w:rPr>
+                <w:sz w:val="18"/>
+              </w:rPr>
+              <w:t>4</w:t>
+            </w:r>
+          </w:p>
+        </w:tc>
+        <w:tc>
+          <w:tcPr>
+            <w:tcW w:type="dxa" w:w="1872"/>
+          </w:tcPr>
+          <w:p>
+            <w:pPr>
+              <w:spacing w:line="240" w:lineRule="auto"/>
+            </w:pPr>
+            <w:r>
+              <w:rPr>
+                <w:sz w:val="18"/>
+              </w:rPr>
+            </w:r>
+            <w:r>
+              <w:rPr>
+                <w:sz w:val="18"/>
+              </w:rPr>
+              <w:t>Workbook, Cleaned Data sheet</w:t>
+            </w:r>
+          </w:p>
+        </w:tc>
+        <w:tc>
+          <w:tcPr>
+            <w:tcW w:type="dxa" w:w="1872"/>
+          </w:tcPr>
+          <w:p>
+            <w:pPr>
+              <w:spacing w:line="240" w:lineRule="auto"/>
+            </w:pPr>
+            <w:r>
+              <w:rPr>
+                <w:sz w:val="18"/>
+              </w:rPr>
+            </w:r>
+            <w:r>
+              <w:rPr>
+                <w:rFonts w:ascii="Consolas" w:hAnsi="Consolas"/>
+                <w:color w:val="2F6F9F"/>
+                <w:sz w:val="18"/>
+              </w:rPr>
+              <w:t>reports/Checkpoint_2_Workbook.xlsx</w:t>
+            </w:r>
+          </w:p>
+        </w:tc>
+        <w:tc>
+          <w:tcPr>
+            <w:tcW w:type="dxa" w:w="1872"/>
+          </w:tcPr>
+          <w:p>
+            <w:pPr>
+              <w:spacing w:line="240" w:lineRule="auto"/>
+            </w:pPr>
+            <w:r>
+              <w:rPr>
+                <w:sz w:val="18"/>
+              </w:rPr>
+            </w:r>
+            <w:r>
+              <w:rPr>
+                <w:sz w:val="18"/>
+              </w:rPr>
+              <w:t>—</w:t>
+            </w:r>
+          </w:p>
+        </w:tc>
+      </w:tr>
+      <w:tr>
+        <w:tc>
+          <w:tcPr>
+            <w:tcW w:type="dxa" w:w="1872"/>
+          </w:tcPr>
+          <w:p>
+            <w:pPr>
+              <w:spacing w:line="240" w:lineRule="auto"/>
+            </w:pPr>
+            <w:r>
+              <w:rPr>
+                <w:sz w:val="18"/>
+              </w:rPr>
+            </w:r>
+            <w:r>
+              <w:rPr>
+                <w:sz w:val="18"/>
+              </w:rPr>
+              <w:t>9</w:t>
+            </w:r>
+          </w:p>
+        </w:tc>
+        <w:tc>
+          <w:tcPr>
+            <w:tcW w:type="dxa" w:w="1872"/>
+          </w:tcPr>
+          <w:p>
+            <w:pPr>
+              <w:spacing w:line="240" w:lineRule="auto"/>
+            </w:pPr>
+            <w:r>
+              <w:rPr>
+                <w:sz w:val="18"/>
+              </w:rPr>
+            </w:r>
+            <w:r>
+              <w:rPr>
+                <w:sz w:val="18"/>
+              </w:rPr>
+              <w:t>4</w:t>
+            </w:r>
+          </w:p>
+        </w:tc>
+        <w:tc>
+          <w:tcPr>
+            <w:tcW w:type="dxa" w:w="1872"/>
+          </w:tcPr>
+          <w:p>
+            <w:pPr>
+              <w:spacing w:line="240" w:lineRule="auto"/>
+            </w:pPr>
+            <w:r>
+              <w:rPr>
+                <w:sz w:val="18"/>
+              </w:rPr>
+            </w:r>
+            <w:r>
+              <w:rPr>
+                <w:sz w:val="18"/>
+              </w:rPr>
+              <w:t>A PivotChart</w:t>
+            </w:r>
+          </w:p>
+        </w:tc>
+        <w:tc>
+          <w:tcPr>
+            <w:tcW w:type="dxa" w:w="1872"/>
+          </w:tcPr>
+          <w:p>
+            <w:pPr>
+              <w:spacing w:line="240" w:lineRule="auto"/>
+            </w:pPr>
+            <w:r>
+              <w:rPr>
+                <w:sz w:val="18"/>
+              </w:rPr>
+            </w:r>
+            <w:r>
+              <w:rPr>
+                <w:rFonts w:ascii="Consolas" w:hAnsi="Consolas"/>
+                <w:color w:val="2F6F9F"/>
+                <w:sz w:val="18"/>
+              </w:rPr>
+              <w:t>Checkpoint_2_Workbook.xlsx</w:t>
+            </w:r>
+            <w:r>
+              <w:rPr>
+                <w:sz w:val="18"/>
+              </w:rPr>
+              <w:t>, sheets PivotTable 1–3</w:t>
+            </w:r>
+          </w:p>
+        </w:tc>
+        <w:tc>
+          <w:tcPr>
+            <w:tcW w:type="dxa" w:w="1872"/>
+          </w:tcPr>
+          <w:p>
+            <w:pPr>
+              <w:spacing w:line="240" w:lineRule="auto"/>
+            </w:pPr>
+            <w:r>
+              <w:rPr>
+                <w:sz w:val="18"/>
+              </w:rPr>
+            </w:r>
+            <w:r>
+              <w:rPr>
+                <w:sz w:val="18"/>
+              </w:rPr>
+              <w:t>—</w:t>
+            </w:r>
+          </w:p>
+        </w:tc>
+      </w:tr>
+      <w:tr>
+        <w:tc>
+          <w:tcPr>
+            <w:tcW w:type="dxa" w:w="1872"/>
+          </w:tcPr>
+          <w:p>
+            <w:pPr>
+              <w:spacing w:line="240" w:lineRule="auto"/>
+            </w:pPr>
+            <w:r>
+              <w:rPr>
+                <w:sz w:val="18"/>
+              </w:rPr>
+            </w:r>
+            <w:r>
+              <w:rPr>
+                <w:sz w:val="18"/>
+              </w:rPr>
+              <w:t>10</w:t>
+            </w:r>
+          </w:p>
+        </w:tc>
+        <w:tc>
+          <w:tcPr>
+            <w:tcW w:type="dxa" w:w="1872"/>
+          </w:tcPr>
+          <w:p>
+            <w:pPr>
+              <w:spacing w:line="240" w:lineRule="auto"/>
+            </w:pPr>
+            <w:r>
+              <w:rPr>
+                <w:sz w:val="18"/>
+              </w:rPr>
+            </w:r>
+            <w:r>
+              <w:rPr>
+                <w:sz w:val="18"/>
+              </w:rPr>
+              <w:t>4</w:t>
+            </w:r>
+          </w:p>
+        </w:tc>
+        <w:tc>
+          <w:tcPr>
+            <w:tcW w:type="dxa" w:w="1872"/>
+          </w:tcPr>
+          <w:p>
+            <w:pPr>
+              <w:spacing w:line="240" w:lineRule="auto"/>
+            </w:pPr>
+            <w:r>
+              <w:rPr>
+                <w:sz w:val="18"/>
+              </w:rPr>
+            </w:r>
+            <w:r>
+              <w:rPr>
+                <w:sz w:val="18"/>
+              </w:rPr>
+              <w:t>Descriptive statistics</w:t>
+            </w:r>
+          </w:p>
+        </w:tc>
+        <w:tc>
+          <w:tcPr>
+            <w:tcW w:type="dxa" w:w="1872"/>
+          </w:tcPr>
+          <w:p>
+            <w:pPr>
+              <w:spacing w:line="240" w:lineRule="auto"/>
+            </w:pPr>
+            <w:r>
+              <w:rPr>
+                <w:sz w:val="18"/>
+              </w:rPr>
+            </w:r>
+            <w:r>
+              <w:rPr>
+                <w:sz w:val="18"/>
+              </w:rPr>
+              <w:t>Workbook, Descriptive Stats</w:t>
+            </w:r>
+          </w:p>
+        </w:tc>
+        <w:tc>
+          <w:tcPr>
+            <w:tcW w:type="dxa" w:w="1872"/>
+          </w:tcPr>
+          <w:p>
+            <w:pPr>
+              <w:spacing w:line="240" w:lineRule="auto"/>
+            </w:pPr>
+            <w:r>
+              <w:rPr>
+                <w:sz w:val="18"/>
+              </w:rPr>
+            </w:r>
+            <w:r>
+              <w:rPr>
+                <w:sz w:val="18"/>
+              </w:rPr>
+              <w:t>CP2 report, Task 2.2</w:t>
+            </w:r>
+          </w:p>
+        </w:tc>
+      </w:tr>
+      <w:tr>
+        <w:tc>
+          <w:tcPr>
+            <w:tcW w:type="dxa" w:w="1872"/>
+          </w:tcPr>
+          <w:p>
+            <w:pPr>
+              <w:spacing w:line="240" w:lineRule="auto"/>
+            </w:pPr>
+            <w:r>
+              <w:rPr>
+                <w:sz w:val="18"/>
+              </w:rPr>
+            </w:r>
+            <w:r>
+              <w:rPr>
+                <w:sz w:val="18"/>
+              </w:rPr>
+              <w:t>11</w:t>
+            </w:r>
+          </w:p>
+        </w:tc>
+        <w:tc>
+          <w:tcPr>
+            <w:tcW w:type="dxa" w:w="1872"/>
+          </w:tcPr>
+          <w:p>
+            <w:pPr>
+              <w:spacing w:line="240" w:lineRule="auto"/>
+            </w:pPr>
+            <w:r>
+              <w:rPr>
+                <w:sz w:val="18"/>
+              </w:rPr>
+            </w:r>
+            <w:r>
+              <w:rPr>
+                <w:sz w:val="18"/>
+              </w:rPr>
+              <w:t>4</w:t>
+            </w:r>
+          </w:p>
+        </w:tc>
+        <w:tc>
+          <w:tcPr>
+            <w:tcW w:type="dxa" w:w="1872"/>
+          </w:tcPr>
+          <w:p>
+            <w:pPr>
+              <w:spacing w:line="240" w:lineRule="auto"/>
+            </w:pPr>
+            <w:r>
+              <w:rPr>
+                <w:sz w:val="18"/>
+              </w:rPr>
+            </w:r>
+            <w:r>
+              <w:rPr>
+                <w:sz w:val="18"/>
+              </w:rPr>
+              <w:t>Amount histogram</w:t>
+            </w:r>
+          </w:p>
+        </w:tc>
+        <w:tc>
+          <w:tcPr>
+            <w:tcW w:type="dxa" w:w="1872"/>
+          </w:tcPr>
+          <w:p>
+            <w:pPr>
+              <w:spacing w:line="240" w:lineRule="auto"/>
+            </w:pPr>
+            <w:r>
+              <w:rPr>
+                <w:sz w:val="18"/>
+              </w:rPr>
+            </w:r>
+            <w:r>
+              <w:rPr>
+                <w:rFonts w:ascii="Consolas" w:hAnsi="Consolas"/>
+                <w:color w:val="2F6F9F"/>
+                <w:sz w:val="18"/>
+              </w:rPr>
+              <w:t>docs/figures/cp2_fig1_histogram.png</w:t>
+            </w:r>
+          </w:p>
+        </w:tc>
+        <w:tc>
+          <w:tcPr>
+            <w:tcW w:type="dxa" w:w="1872"/>
+          </w:tcPr>
+          <w:p>
+            <w:pPr>
+              <w:spacing w:line="240" w:lineRule="auto"/>
+            </w:pPr>
+            <w:r>
+              <w:rPr>
+                <w:sz w:val="18"/>
+              </w:rPr>
+            </w:r>
+            <w:r>
+              <w:rPr>
+                <w:sz w:val="18"/>
+              </w:rPr>
+              <w:t xml:space="preserve">CP2 report, </w:t>
+            </w:r>
+            <w:r>
+              <w:rPr>
+                <w:b/>
+                <w:sz w:val="18"/>
+              </w:rPr>
+              <w:t>Figure 1</w:t>
+            </w:r>
+          </w:p>
+        </w:tc>
+      </w:tr>
+      <w:tr>
+        <w:tc>
+          <w:tcPr>
+            <w:tcW w:type="dxa" w:w="1872"/>
+          </w:tcPr>
+          <w:p>
+            <w:pPr>
+              <w:spacing w:line="240" w:lineRule="auto"/>
+            </w:pPr>
+            <w:r>
+              <w:rPr>
+                <w:sz w:val="18"/>
+              </w:rPr>
+            </w:r>
+            <w:r>
+              <w:rPr>
+                <w:sz w:val="18"/>
+              </w:rPr>
+              <w:t>12</w:t>
+            </w:r>
+          </w:p>
+        </w:tc>
+        <w:tc>
+          <w:tcPr>
+            <w:tcW w:type="dxa" w:w="1872"/>
+          </w:tcPr>
+          <w:p>
+            <w:pPr>
+              <w:spacing w:line="240" w:lineRule="auto"/>
+            </w:pPr>
+            <w:r>
+              <w:rPr>
+                <w:sz w:val="18"/>
+              </w:rPr>
+            </w:r>
+            <w:r>
+              <w:rPr>
+                <w:sz w:val="18"/>
+              </w:rPr>
+              <w:t>4</w:t>
+            </w:r>
+          </w:p>
+        </w:tc>
+        <w:tc>
+          <w:tcPr>
+            <w:tcW w:type="dxa" w:w="1872"/>
+          </w:tcPr>
+          <w:p>
+            <w:pPr>
+              <w:spacing w:line="240" w:lineRule="auto"/>
+            </w:pPr>
+            <w:r>
+              <w:rPr>
+                <w:sz w:val="18"/>
+              </w:rPr>
+            </w:r>
+            <w:r>
+              <w:rPr>
+                <w:sz w:val="18"/>
+              </w:rPr>
+              <w:t>Orders vs revenue scatter</w:t>
+            </w:r>
+          </w:p>
+        </w:tc>
+        <w:tc>
+          <w:tcPr>
+            <w:tcW w:type="dxa" w:w="1872"/>
+          </w:tcPr>
+          <w:p>
+            <w:pPr>
+              <w:spacing w:line="240" w:lineRule="auto"/>
+            </w:pPr>
+            <w:r>
+              <w:rPr>
+                <w:sz w:val="18"/>
+              </w:rPr>
+            </w:r>
+            <w:r>
+              <w:rPr>
+                <w:rFonts w:ascii="Consolas" w:hAnsi="Consolas"/>
+                <w:color w:val="2F6F9F"/>
+                <w:sz w:val="18"/>
+              </w:rPr>
+              <w:t>docs/figures/cp2_fig2_regression.png</w:t>
+            </w:r>
+          </w:p>
+        </w:tc>
+        <w:tc>
+          <w:tcPr>
+            <w:tcW w:type="dxa" w:w="1872"/>
+          </w:tcPr>
+          <w:p>
+            <w:pPr>
+              <w:spacing w:line="240" w:lineRule="auto"/>
+            </w:pPr>
+            <w:r>
+              <w:rPr>
+                <w:sz w:val="18"/>
+              </w:rPr>
+            </w:r>
+            <w:r>
+              <w:rPr>
+                <w:sz w:val="18"/>
+              </w:rPr>
+              <w:t xml:space="preserve">CP2 report, </w:t>
+            </w:r>
+            <w:r>
+              <w:rPr>
+                <w:b/>
+                <w:sz w:val="18"/>
+              </w:rPr>
+              <w:t>Figure 3</w:t>
+            </w:r>
+          </w:p>
+        </w:tc>
+      </w:tr>
+      <w:tr>
+        <w:tc>
+          <w:tcPr>
+            <w:tcW w:type="dxa" w:w="1872"/>
+          </w:tcPr>
+          <w:p>
+            <w:pPr>
+              <w:spacing w:line="240" w:lineRule="auto"/>
+            </w:pPr>
+            <w:r>
+              <w:rPr>
+                <w:sz w:val="18"/>
+              </w:rPr>
+            </w:r>
+            <w:r>
+              <w:rPr>
+                <w:sz w:val="18"/>
+              </w:rPr>
+              <w:t>13</w:t>
+            </w:r>
+          </w:p>
+        </w:tc>
+        <w:tc>
+          <w:tcPr>
+            <w:tcW w:type="dxa" w:w="1872"/>
+          </w:tcPr>
+          <w:p>
+            <w:pPr>
+              <w:spacing w:line="240" w:lineRule="auto"/>
+            </w:pPr>
+            <w:r>
+              <w:rPr>
+                <w:sz w:val="18"/>
+              </w:rPr>
+            </w:r>
+            <w:r>
+              <w:rPr>
+                <w:sz w:val="18"/>
+              </w:rPr>
+              <w:t>4</w:t>
+            </w:r>
+          </w:p>
+        </w:tc>
+        <w:tc>
+          <w:tcPr>
+            <w:tcW w:type="dxa" w:w="1872"/>
+          </w:tcPr>
+          <w:p>
+            <w:pPr>
+              <w:spacing w:line="240" w:lineRule="auto"/>
+            </w:pPr>
+            <w:r>
+              <w:rPr>
+                <w:sz w:val="18"/>
+              </w:rPr>
+            </w:r>
+            <w:r>
+              <w:rPr>
+                <w:sz w:val="18"/>
+              </w:rPr>
+              <w:t>Quantity vs amount scatter</w:t>
+            </w:r>
+          </w:p>
+        </w:tc>
+        <w:tc>
+          <w:tcPr>
+            <w:tcW w:type="dxa" w:w="1872"/>
+          </w:tcPr>
+          <w:p>
+            <w:pPr>
+              <w:spacing w:line="240" w:lineRule="auto"/>
+            </w:pPr>
+            <w:r>
+              <w:rPr>
+                <w:sz w:val="18"/>
+              </w:rPr>
+            </w:r>
+            <w:r>
+              <w:rPr>
+                <w:rFonts w:ascii="Consolas" w:hAnsi="Consolas"/>
+                <w:color w:val="2F6F9F"/>
+                <w:sz w:val="18"/>
+              </w:rPr>
+              <w:t>docs/figures/cp2_fig3_no_correlation.png</w:t>
+            </w:r>
+          </w:p>
+        </w:tc>
+        <w:tc>
+          <w:tcPr>
+            <w:tcW w:type="dxa" w:w="1872"/>
+          </w:tcPr>
+          <w:p>
+            <w:pPr>
+              <w:spacing w:line="240" w:lineRule="auto"/>
+            </w:pPr>
+            <w:r>
+              <w:rPr>
+                <w:sz w:val="18"/>
+              </w:rPr>
+            </w:r>
+            <w:r>
+              <w:rPr>
+                <w:sz w:val="18"/>
+              </w:rPr>
+              <w:t xml:space="preserve">CP2 report, </w:t>
+            </w:r>
+            <w:r>
+              <w:rPr>
+                <w:b/>
+                <w:sz w:val="18"/>
+              </w:rPr>
+              <w:t>Figure 2</w:t>
+            </w:r>
+          </w:p>
+        </w:tc>
+      </w:tr>
+      <w:tr>
+        <w:tc>
+          <w:tcPr>
+            <w:tcW w:type="dxa" w:w="1872"/>
+          </w:tcPr>
+          <w:p>
+            <w:pPr>
+              <w:spacing w:line="240" w:lineRule="auto"/>
+            </w:pPr>
+            <w:r>
+              <w:rPr>
+                <w:sz w:val="18"/>
+              </w:rPr>
+            </w:r>
+            <w:r>
+              <w:rPr>
+                <w:sz w:val="18"/>
+              </w:rPr>
+              <w:t>14</w:t>
+            </w:r>
+          </w:p>
+        </w:tc>
+        <w:tc>
+          <w:tcPr>
+            <w:tcW w:type="dxa" w:w="1872"/>
+          </w:tcPr>
+          <w:p>
+            <w:pPr>
+              <w:spacing w:line="240" w:lineRule="auto"/>
+            </w:pPr>
+            <w:r>
+              <w:rPr>
+                <w:sz w:val="18"/>
+              </w:rPr>
+            </w:r>
+            <w:r>
+              <w:rPr>
+                <w:sz w:val="18"/>
+              </w:rPr>
+              <w:t>4</w:t>
+            </w:r>
+          </w:p>
+        </w:tc>
+        <w:tc>
+          <w:tcPr>
+            <w:tcW w:type="dxa" w:w="1872"/>
+          </w:tcPr>
+          <w:p>
+            <w:pPr>
+              <w:spacing w:line="240" w:lineRule="auto"/>
+            </w:pPr>
+            <w:r>
+              <w:rPr>
+                <w:sz w:val="18"/>
+              </w:rPr>
+            </w:r>
+            <w:r>
+              <w:rPr>
+                <w:sz w:val="18"/>
+              </w:rPr>
+              <w:t>Regression output</w:t>
+            </w:r>
+          </w:p>
+        </w:tc>
+        <w:tc>
+          <w:tcPr>
+            <w:tcW w:type="dxa" w:w="1872"/>
+          </w:tcPr>
+          <w:p>
+            <w:pPr>
+              <w:spacing w:line="240" w:lineRule="auto"/>
+            </w:pPr>
+            <w:r>
+              <w:rPr>
+                <w:sz w:val="18"/>
+              </w:rPr>
+            </w:r>
+            <w:r>
+              <w:rPr>
+                <w:sz w:val="18"/>
+              </w:rPr>
+              <w:t>Workbook, Regression</w:t>
+            </w:r>
+          </w:p>
+        </w:tc>
+        <w:tc>
+          <w:tcPr>
+            <w:tcW w:type="dxa" w:w="1872"/>
+          </w:tcPr>
+          <w:p>
+            <w:pPr>
+              <w:spacing w:line="240" w:lineRule="auto"/>
+            </w:pPr>
+            <w:r>
+              <w:rPr>
+                <w:sz w:val="18"/>
+              </w:rPr>
+            </w:r>
+            <w:r>
+              <w:rPr>
+                <w:sz w:val="18"/>
+              </w:rPr>
+              <w:t>CP2 report, Task 2.4</w:t>
+            </w:r>
+          </w:p>
+        </w:tc>
+      </w:tr>
+      <w:tr>
+        <w:tc>
+          <w:tcPr>
+            <w:tcW w:type="dxa" w:w="1872"/>
+          </w:tcPr>
+          <w:p>
+            <w:pPr>
+              <w:spacing w:line="240" w:lineRule="auto"/>
+            </w:pPr>
+            <w:r>
+              <w:rPr>
+                <w:sz w:val="18"/>
+              </w:rPr>
+            </w:r>
+            <w:r>
+              <w:rPr>
+                <w:sz w:val="18"/>
+              </w:rPr>
+              <w:t>15</w:t>
+            </w:r>
+          </w:p>
+        </w:tc>
+        <w:tc>
+          <w:tcPr>
+            <w:tcW w:type="dxa" w:w="1872"/>
+          </w:tcPr>
+          <w:p>
+            <w:pPr>
+              <w:spacing w:line="240" w:lineRule="auto"/>
+            </w:pPr>
+            <w:r>
+              <w:rPr>
+                <w:sz w:val="18"/>
+              </w:rPr>
+            </w:r>
+            <w:r>
+              <w:rPr>
+                <w:sz w:val="18"/>
+              </w:rPr>
+              <w:t>4</w:t>
+            </w:r>
+          </w:p>
+        </w:tc>
+        <w:tc>
+          <w:tcPr>
+            <w:tcW w:type="dxa" w:w="1872"/>
+          </w:tcPr>
+          <w:p>
+            <w:pPr>
+              <w:spacing w:line="240" w:lineRule="auto"/>
+            </w:pPr>
+            <w:r>
+              <w:rPr>
+                <w:sz w:val="18"/>
+              </w:rPr>
+            </w:r>
+            <w:r>
+              <w:rPr>
+                <w:sz w:val="18"/>
+              </w:rPr>
+              <w:t>Trend and forecast chart</w:t>
+            </w:r>
+          </w:p>
+        </w:tc>
+        <w:tc>
+          <w:tcPr>
+            <w:tcW w:type="dxa" w:w="1872"/>
+          </w:tcPr>
+          <w:p>
+            <w:pPr>
+              <w:spacing w:line="240" w:lineRule="auto"/>
+            </w:pPr>
+            <w:r>
+              <w:rPr>
+                <w:sz w:val="18"/>
+              </w:rPr>
+            </w:r>
+            <w:r>
+              <w:rPr>
+                <w:rFonts w:ascii="Consolas" w:hAnsi="Consolas"/>
+                <w:color w:val="2F6F9F"/>
+                <w:sz w:val="18"/>
+              </w:rPr>
+              <w:t>docs/figures/cp2_fig4_forecast.png</w:t>
+            </w:r>
+          </w:p>
+        </w:tc>
+        <w:tc>
+          <w:tcPr>
+            <w:tcW w:type="dxa" w:w="1872"/>
+          </w:tcPr>
+          <w:p>
+            <w:pPr>
+              <w:spacing w:line="240" w:lineRule="auto"/>
+            </w:pPr>
+            <w:r>
+              <w:rPr>
+                <w:sz w:val="18"/>
+              </w:rPr>
+            </w:r>
+            <w:r>
+              <w:rPr>
+                <w:sz w:val="18"/>
+              </w:rPr>
+              <w:t xml:space="preserve">CP2 report, </w:t>
+            </w:r>
+            <w:r>
+              <w:rPr>
+                <w:b/>
+                <w:sz w:val="18"/>
+              </w:rPr>
+              <w:t>Figure 4</w:t>
+            </w:r>
+          </w:p>
+        </w:tc>
+      </w:tr>
+      <w:tr>
+        <w:tc>
+          <w:tcPr>
+            <w:tcW w:type="dxa" w:w="1872"/>
+          </w:tcPr>
+          <w:p>
+            <w:pPr>
+              <w:spacing w:line="240" w:lineRule="auto"/>
+            </w:pPr>
+            <w:r>
+              <w:rPr>
+                <w:sz w:val="18"/>
+              </w:rPr>
+            </w:r>
+            <w:r>
+              <w:rPr>
+                <w:sz w:val="18"/>
+              </w:rPr>
+              <w:t>16</w:t>
+            </w:r>
+          </w:p>
+        </w:tc>
+        <w:tc>
+          <w:tcPr>
+            <w:tcW w:type="dxa" w:w="1872"/>
+          </w:tcPr>
+          <w:p>
+            <w:pPr>
+              <w:spacing w:line="240" w:lineRule="auto"/>
+            </w:pPr>
+            <w:r>
+              <w:rPr>
+                <w:sz w:val="18"/>
+              </w:rPr>
+            </w:r>
+            <w:r>
+              <w:rPr>
+                <w:sz w:val="18"/>
+              </w:rPr>
+              <w:t>4</w:t>
+            </w:r>
+          </w:p>
+        </w:tc>
+        <w:tc>
+          <w:tcPr>
+            <w:tcW w:type="dxa" w:w="1872"/>
+          </w:tcPr>
+          <w:p>
+            <w:pPr>
+              <w:spacing w:line="240" w:lineRule="auto"/>
+            </w:pPr>
+            <w:r>
+              <w:rPr>
+                <w:sz w:val="18"/>
+              </w:rPr>
+            </w:r>
+            <w:r>
+              <w:rPr>
+                <w:sz w:val="18"/>
+              </w:rPr>
+              <w:t>Seasonal indices, forecast, accuracy</w:t>
+            </w:r>
+          </w:p>
+        </w:tc>
+        <w:tc>
+          <w:tcPr>
+            <w:tcW w:type="dxa" w:w="1872"/>
+          </w:tcPr>
+          <w:p>
+            <w:pPr>
+              <w:spacing w:line="240" w:lineRule="auto"/>
+            </w:pPr>
+            <w:r>
+              <w:rPr>
+                <w:sz w:val="18"/>
+              </w:rPr>
+            </w:r>
+            <w:r>
+              <w:rPr>
+                <w:sz w:val="18"/>
+              </w:rPr>
+              <w:t>Workbook, Forecast</w:t>
+            </w:r>
+          </w:p>
+        </w:tc>
+        <w:tc>
+          <w:tcPr>
+            <w:tcW w:type="dxa" w:w="1872"/>
+          </w:tcPr>
+          <w:p>
+            <w:pPr>
+              <w:spacing w:line="240" w:lineRule="auto"/>
+            </w:pPr>
+            <w:r>
+              <w:rPr>
+                <w:sz w:val="18"/>
+              </w:rPr>
+            </w:r>
+            <w:r>
+              <w:rPr>
+                <w:sz w:val="18"/>
+              </w:rPr>
+              <w:t>CP2 report, Task 2.5</w:t>
+            </w:r>
+          </w:p>
+        </w:tc>
+      </w:tr>
+      <w:tr>
+        <w:tc>
+          <w:tcPr>
+            <w:tcW w:type="dxa" w:w="1872"/>
+          </w:tcPr>
+          <w:p>
+            <w:pPr>
+              <w:spacing w:line="240" w:lineRule="auto"/>
+            </w:pPr>
+            <w:r>
+              <w:rPr>
+                <w:sz w:val="18"/>
+              </w:rPr>
+            </w:r>
+            <w:r>
+              <w:rPr>
+                <w:sz w:val="18"/>
+              </w:rPr>
+              <w:t>17</w:t>
+            </w:r>
+          </w:p>
+        </w:tc>
+        <w:tc>
+          <w:tcPr>
+            <w:tcW w:type="dxa" w:w="1872"/>
+          </w:tcPr>
+          <w:p>
+            <w:pPr>
+              <w:spacing w:line="240" w:lineRule="auto"/>
+            </w:pPr>
+            <w:r>
+              <w:rPr>
+                <w:sz w:val="18"/>
+              </w:rPr>
+            </w:r>
+            <w:r>
+              <w:rPr>
+                <w:sz w:val="18"/>
+              </w:rPr>
+              <w:t>5</w:t>
+            </w:r>
+          </w:p>
+        </w:tc>
+        <w:tc>
+          <w:tcPr>
+            <w:tcW w:type="dxa" w:w="1872"/>
+          </w:tcPr>
+          <w:p>
+            <w:pPr>
+              <w:spacing w:line="240" w:lineRule="auto"/>
+            </w:pPr>
+            <w:r>
+              <w:rPr>
+                <w:sz w:val="18"/>
+              </w:rPr>
+            </w:r>
+            <w:r>
+              <w:rPr>
+                <w:sz w:val="18"/>
+              </w:rPr>
+              <w:t>The correction</w:t>
+            </w:r>
+          </w:p>
+        </w:tc>
+        <w:tc>
+          <w:tcPr>
+            <w:tcW w:type="dxa" w:w="1872"/>
+          </w:tcPr>
+          <w:p>
+            <w:pPr>
+              <w:spacing w:line="240" w:lineRule="auto"/>
+            </w:pPr>
+            <w:r>
+              <w:rPr>
+                <w:sz w:val="18"/>
+              </w:rPr>
+            </w:r>
+            <w:r>
+              <w:rPr>
+                <w:sz w:val="18"/>
+              </w:rPr>
+              <w:t>—</w:t>
+            </w:r>
+          </w:p>
+        </w:tc>
+        <w:tc>
+          <w:tcPr>
+            <w:tcW w:type="dxa" w:w="1872"/>
+          </w:tcPr>
+          <w:p>
+            <w:pPr>
+              <w:spacing w:line="240" w:lineRule="auto"/>
+            </w:pPr>
+            <w:r>
+              <w:rPr>
+                <w:sz w:val="18"/>
+              </w:rPr>
+            </w:r>
+            <w:r>
+              <w:rPr>
+                <w:sz w:val="18"/>
+              </w:rPr>
+              <w:t>CP2 report, section 2</w:t>
+            </w:r>
+          </w:p>
+        </w:tc>
+      </w:tr>
+      <w:tr>
+        <w:tc>
+          <w:tcPr>
+            <w:tcW w:type="dxa" w:w="1872"/>
+          </w:tcPr>
+          <w:p>
+            <w:pPr>
+              <w:spacing w:line="240" w:lineRule="auto"/>
+            </w:pPr>
+            <w:r>
+              <w:rPr>
+                <w:sz w:val="18"/>
+              </w:rPr>
+            </w:r>
+            <w:r>
+              <w:rPr>
+                <w:sz w:val="18"/>
+              </w:rPr>
+              <w:t>18</w:t>
+            </w:r>
+          </w:p>
+        </w:tc>
+        <w:tc>
+          <w:tcPr>
+            <w:tcW w:type="dxa" w:w="1872"/>
+          </w:tcPr>
+          <w:p>
+            <w:pPr>
+              <w:spacing w:line="240" w:lineRule="auto"/>
+            </w:pPr>
+            <w:r>
+              <w:rPr>
+                <w:sz w:val="18"/>
+              </w:rPr>
+            </w:r>
+            <w:r>
+              <w:rPr>
+                <w:sz w:val="18"/>
+              </w:rPr>
+              <w:t>5</w:t>
+            </w:r>
+          </w:p>
+        </w:tc>
+        <w:tc>
+          <w:tcPr>
+            <w:tcW w:type="dxa" w:w="1872"/>
+          </w:tcPr>
+          <w:p>
+            <w:pPr>
+              <w:spacing w:line="240" w:lineRule="auto"/>
+            </w:pPr>
+            <w:r>
+              <w:rPr>
+                <w:sz w:val="18"/>
+              </w:rPr>
+            </w:r>
+            <w:r>
+              <w:rPr>
+                <w:sz w:val="18"/>
+              </w:rPr>
+              <w:t>Findings summary</w:t>
+            </w:r>
+          </w:p>
+        </w:tc>
+        <w:tc>
+          <w:tcPr>
+            <w:tcW w:type="dxa" w:w="1872"/>
+          </w:tcPr>
+          <w:p>
+            <w:pPr>
+              <w:spacing w:line="240" w:lineRule="auto"/>
+            </w:pPr>
+            <w:r>
+              <w:rPr>
+                <w:sz w:val="18"/>
+              </w:rPr>
+            </w:r>
+            <w:r>
+              <w:rPr>
+                <w:sz w:val="18"/>
+              </w:rPr>
+              <w:t>—</w:t>
+            </w:r>
+          </w:p>
+        </w:tc>
+        <w:tc>
+          <w:tcPr>
+            <w:tcW w:type="dxa" w:w="1872"/>
+          </w:tcPr>
+          <w:p>
+            <w:pPr>
+              <w:spacing w:line="240" w:lineRule="auto"/>
+            </w:pPr>
+            <w:r>
+              <w:rPr>
+                <w:sz w:val="18"/>
+              </w:rPr>
+            </w:r>
+            <w:r>
+              <w:rPr>
+                <w:sz w:val="18"/>
+              </w:rPr>
+              <w:t>CP1 report, Key Findings</w:t>
+            </w:r>
+          </w:p>
+        </w:tc>
+      </w:tr>
+    </w:tbl>
+    <w:p>
+      <w:pPr>
+        <w:spacing w:after="200" w:line="240" w:lineRule="auto"/>
+        <w:jc w:val="center"/>
+      </w:pPr>
+      <w:r>
+        <w:rPr>
+          <w:i/>
+          <w:color w:val="7B8994"/>
+          <w:sz w:val="20"/>
+        </w:rPr>
+        <w:t>Table 2. Exhibit index — for Alber, editing</w:t>
+      </w:r>
+    </w:p>
+    <w:p>
+      <w:r>
+        <w:t xml:space="preserve">Exhibits 12 and 13 are the ones most easily swapped: the </w:t>
+      </w:r>
+      <w:r>
+        <w:rPr>
+          <w:b/>
+        </w:rPr>
+        <w:t>regression</w:t>
+      </w:r>
+      <w:r>
+        <w:t xml:space="preserve"> scatter is monthly orders against monthly revenue with a steep fitted line, and the </w:t>
+      </w:r>
+      <w:r>
+        <w:rPr>
+          <w:b/>
+        </w:rPr>
+        <w:t>no-correlation</w:t>
+      </w:r>
+      <w:r>
+        <w:t xml:space="preserve"> scatter is quantity against amount with a flat one. The file names are the reverse of the report's figure order, so go by the file name.</w:t>
+      </w:r>
+    </w:p>
+    <w:p>
+      <w:r>
+        <w:t>Assembly is simply Parts 1 to 5 in order. Normalise the audio levels across the three speakers first, and put a two-second title card at the head of each part carrying the part number, the topic and the speaker's name.</w:t>
       </w:r>
     </w:p>
     <w:p>
@@ -1166,7 +3336,7 @@
           <w:color w:val="7B8994"/>
           <w:sz w:val="20"/>
         </w:rPr>
-        <w:t>Table 2. Row counts after loading. sales holds exactly the 1,194 rows of the raw file.</w:t>
+        <w:t>Table 3. Row counts after loading. sales holds exactly the 1,194 rows of the raw file.</w:t>
       </w:r>
     </w:p>
     <w:p>
@@ -2332,7 +4502,7 @@
           <w:color w:val="7B8994"/>
           <w:sz w:val="20"/>
         </w:rPr>
-        <w:t>Table 3. Q3 — annual sales trend, 2020–2024. 2020 has nine months, so read revenue per month.</w:t>
+        <w:t>Table 4. Q3 — annual sales trend, 2020–2024. 2020 has nine months, so read revenue per month.</w:t>
       </w:r>
     </w:p>
     <w:p>
@@ -4037,7 +6207,7 @@
           <w:color w:val="7B8994"/>
           <w:sz w:val="20"/>
         </w:rPr>
-        <w:t>Table 4. Q7 — sub-category revenue change, 2023 against 2024.</w:t>
+        <w:t>Table 5. Q7 — sub-category revenue change, 2023 against 2024.</w:t>
       </w:r>
     </w:p>
     <w:p>
@@ -4507,7 +6677,7 @@
           <w:color w:val="7B8994"/>
           <w:sz w:val="20"/>
         </w:rPr>
-        <w:t>Table 5. Q8 — each quarter's share of its own category's annual revenue.</w:t>
+        <w:t>Table 6. Q8 — each quarter's share of its own category's annual revenue.</w:t>
       </w:r>
     </w:p>
     <w:p>
